--- a/dokumentáció/Vizsgaremek.docx
+++ b/dokumentáció/Vizsgaremek.docx
@@ -37,6 +37,7 @@
           <w:lang w:eastAsia="hu-HU"/>
         </w:rPr>
       </w:pPr>
+      <w:proofErr w:type="spellStart"/>
       <w:r>
         <w:rPr>
           <w:rFonts w:eastAsia="Times New Roman" w:cs="Times New Roman"/>
@@ -45,7 +46,18 @@
           <w:szCs w:val="44"/>
           <w:lang w:eastAsia="hu-HU"/>
         </w:rPr>
-        <w:t>SportHub webalkalmazás</w:t>
+        <w:t>SportHub</w:t>
+      </w:r>
+      <w:proofErr w:type="spellEnd"/>
+      <w:r>
+        <w:rPr>
+          <w:rFonts w:eastAsia="Times New Roman" w:cs="Times New Roman"/>
+          <w:b/>
+          <w:sz w:val="44"/>
+          <w:szCs w:val="44"/>
+          <w:lang w:eastAsia="hu-HU"/>
+        </w:rPr>
+        <w:t xml:space="preserve"> webalkalmazás</w:t>
       </w:r>
     </w:p>
     <w:p>
@@ -284,13 +296,6 @@
         </w:rPr>
         <w:br w:type="page"/>
       </w:r>
-    </w:p>
-    <w:p>
-      <w:pPr>
-        <w:rPr>
-          <w:lang w:eastAsia="hu-HU"/>
-        </w:rPr>
-      </w:pPr>
     </w:p>
     <w:sdt>
       <w:sdtPr>
@@ -466,7 +471,7 @@
                 <w:noProof/>
                 <w:webHidden/>
               </w:rPr>
-              <w:t>5</w:t>
+              <w:t>31</w:t>
             </w:r>
             <w:r>
               <w:rPr>
@@ -538,7 +543,7 @@
                 <w:noProof/>
                 <w:webHidden/>
               </w:rPr>
-              <w:t>6</w:t>
+              <w:t>4</w:t>
             </w:r>
             <w:r>
               <w:rPr>
@@ -610,7 +615,7 @@
                 <w:noProof/>
                 <w:webHidden/>
               </w:rPr>
-              <w:t>7</w:t>
+              <w:t>9</w:t>
             </w:r>
             <w:r>
               <w:rPr>
@@ -682,7 +687,7 @@
                 <w:noProof/>
                 <w:webHidden/>
               </w:rPr>
-              <w:t>8</w:t>
+              <w:t>20</w:t>
             </w:r>
             <w:r>
               <w:rPr>
@@ -752,7 +757,7 @@
                 <w:noProof/>
                 <w:webHidden/>
               </w:rPr>
-              <w:t>9</w:t>
+              <w:t>29</w:t>
             </w:r>
             <w:r>
               <w:rPr>
@@ -780,6 +785,8 @@
           <w:lang w:eastAsia="hu-HU"/>
         </w:rPr>
       </w:pPr>
+      <w:bookmarkStart w:id="0" w:name="_GoBack"/>
+      <w:bookmarkEnd w:id="0"/>
     </w:p>
     <w:p>
       <w:pPr>
@@ -802,7 +809,7 @@
           <w:lang w:eastAsia="hu-HU"/>
         </w:rPr>
       </w:pPr>
-      <w:bookmarkStart w:id="0" w:name="_Toc221528220"/>
+      <w:bookmarkStart w:id="1" w:name="_Toc221528220"/>
       <w:r>
         <w:rPr>
           <w:rFonts w:eastAsia="Times New Roman"/>
@@ -811,7 +818,7 @@
         <w:lastRenderedPageBreak/>
         <w:t>Bevezetés</w:t>
       </w:r>
-      <w:bookmarkEnd w:id="0"/>
+      <w:bookmarkEnd w:id="1"/>
     </w:p>
     <w:p>
       <w:pPr>
@@ -864,7 +871,25 @@
           <w:szCs w:val="24"/>
           <w:lang w:eastAsia="hu-HU"/>
         </w:rPr>
-        <w:t>A célcsoportot a sportolni vágyó emberek széles rétege alkotta. Ide tartoztak a rendszeresen sportoló felhasználók, akik új helyszíneket vagy edzési lehetőségeket kerestek, valamint azok a kezdők is, akik még csak most ismerkedtek valamely sportággal, és segítségre volt szükségük az első lépések megtételéhez. Az alkalmazás különösen hasznosnak bizonyult azok számára, akik új városba vagy településre költöztek, mivel számukra az ismeretlen környezetben nehézséget jelentett a megfelelő sportolási lehetőségek felkutatása.</w:t>
+        <w:t xml:space="preserve">A célcsoportot a sportolni vágyó emberek széles </w:t>
+      </w:r>
+      <w:proofErr w:type="spellStart"/>
+      <w:r>
+        <w:rPr>
+          <w:rFonts w:eastAsia="Times New Roman" w:cs="Times New Roman"/>
+          <w:szCs w:val="24"/>
+          <w:lang w:eastAsia="hu-HU"/>
+        </w:rPr>
+        <w:t>rétege</w:t>
+      </w:r>
+      <w:proofErr w:type="spellEnd"/>
+      <w:r>
+        <w:rPr>
+          <w:rFonts w:eastAsia="Times New Roman" w:cs="Times New Roman"/>
+          <w:szCs w:val="24"/>
+          <w:lang w:eastAsia="hu-HU"/>
+        </w:rPr>
+        <w:t xml:space="preserve"> alkotta. Ide tartoztak a rendszeresen sportoló felhasználók, akik új helyszíneket vagy edzési lehetőségeket kerestek, valamint azok a kezdők is, akik még csak most ismerkedtek valamely sportággal, és segítségre volt szükségük az első lépések megtételéhez. Az alkalmazás különösen hasznosnak bizonyult azok számára, akik új városba vagy településre költöztek, mivel számukra az ismeretlen környezetben nehézséget jelentett a megfelelő sportolási lehetőségek felkutatása.</w:t>
       </w:r>
     </w:p>
     <w:p>
@@ -909,7 +934,7 @@
         </w:rPr>
         <w:br w:type="page"/>
       </w:r>
-      <w:bookmarkStart w:id="1" w:name="_Toc221528222"/>
+      <w:bookmarkStart w:id="2" w:name="_Toc221528222"/>
       <w:r>
         <w:rPr>
           <w:rStyle w:val="Cmsor1Char"/>
@@ -917,7 +942,7 @@
         <w:lastRenderedPageBreak/>
         <w:t>Adatbázis</w:t>
       </w:r>
-      <w:bookmarkEnd w:id="1"/>
+      <w:bookmarkEnd w:id="2"/>
     </w:p>
     <w:p>
       <w:pPr>
@@ -961,15 +986,57 @@
       <w:r>
         <w:t xml:space="preserve">Az adatbázis kezelésére a </w:t>
       </w:r>
+      <w:proofErr w:type="spellStart"/>
       <w:r>
         <w:rPr>
           <w:rStyle w:val="Kiemels2"/>
           <w:b w:val="0"/>
         </w:rPr>
-        <w:t>MySQL/MariaDB</w:t>
-      </w:r>
-      <w:r>
-        <w:t xml:space="preserve"> adatbázis-kezelő rendszert használtuk, amely a XAMPP csomag része. A rendszer SQL (Structured Query Language) nyelvet használ, amely lehetőséget biztosít adatok lekérdezésére, beszúrására, módosítására és törlésére. Az SQL parancsok segítségével az alkalmazás hatékonyan kommunikál az adatbázissal.</w:t>
+        <w:t>MySQL</w:t>
+      </w:r>
+      <w:proofErr w:type="spellEnd"/>
+      <w:r>
+        <w:rPr>
+          <w:rStyle w:val="Kiemels2"/>
+          <w:b w:val="0"/>
+        </w:rPr>
+        <w:t>/</w:t>
+      </w:r>
+      <w:proofErr w:type="spellStart"/>
+      <w:r>
+        <w:rPr>
+          <w:rStyle w:val="Kiemels2"/>
+          <w:b w:val="0"/>
+        </w:rPr>
+        <w:t>MariaDB</w:t>
+      </w:r>
+      <w:proofErr w:type="spellEnd"/>
+      <w:r>
+        <w:t xml:space="preserve"> adatbázis-kezelő rendszert használtuk, amely a XAMPP csomag része. A rendszer SQL (</w:t>
+      </w:r>
+      <w:proofErr w:type="spellStart"/>
+      <w:r>
+        <w:t>Structured</w:t>
+      </w:r>
+      <w:proofErr w:type="spellEnd"/>
+      <w:r>
+        <w:t xml:space="preserve"> </w:t>
+      </w:r>
+      <w:proofErr w:type="spellStart"/>
+      <w:r>
+        <w:t>Query</w:t>
+      </w:r>
+      <w:proofErr w:type="spellEnd"/>
+      <w:r>
+        <w:t xml:space="preserve"> </w:t>
+      </w:r>
+      <w:proofErr w:type="spellStart"/>
+      <w:r>
+        <w:t>Language</w:t>
+      </w:r>
+      <w:proofErr w:type="spellEnd"/>
+      <w:r>
+        <w:t>) nyelvet használ, amely lehetőséget biztosít adatok lekérdezésére, beszúrására, módosítására és törlésére. Az SQL parancsok segítségével az alkalmazás hatékonyan kommunikál az adatbázissal.</w:t>
       </w:r>
     </w:p>
     <w:p>
@@ -1067,14 +1134,27 @@
           <w:color w:val="000000" w:themeColor="text1"/>
         </w:rPr>
       </w:pPr>
-      <w:fldSimple w:instr=" SEQ ábra \* ARABIC ">
-        <w:r>
-          <w:rPr>
-            <w:noProof/>
-          </w:rPr>
-          <w:t>1</w:t>
-        </w:r>
-      </w:fldSimple>
+      <w:r>
+        <w:fldChar w:fldCharType="begin"/>
+      </w:r>
+      <w:r>
+        <w:instrText xml:space="preserve"> SEQ ábra \* ARABIC </w:instrText>
+      </w:r>
+      <w:r>
+        <w:fldChar w:fldCharType="separate"/>
+      </w:r>
+      <w:r>
+        <w:rPr>
+          <w:noProof/>
+        </w:rPr>
+        <w:t>1</w:t>
+      </w:r>
+      <w:r>
+        <w:rPr>
+          <w:noProof/>
+        </w:rPr>
+        <w:fldChar w:fldCharType="end"/>
+      </w:r>
       <w:r>
         <w:t>. ábra: adatbázis</w:t>
       </w:r>
@@ -1156,8 +1236,29 @@
         </w:numPr>
         <w:spacing w:line="360" w:lineRule="auto"/>
       </w:pPr>
-      <w:r>
-        <w:t>id (int, elsődleges kulcs, auto increment) – egyedi azonosító</w:t>
+      <w:proofErr w:type="spellStart"/>
+      <w:r>
+        <w:t>id</w:t>
+      </w:r>
+      <w:proofErr w:type="spellEnd"/>
+      <w:r>
+        <w:t xml:space="preserve"> (int, elsődleges kulcs, </w:t>
+      </w:r>
+      <w:proofErr w:type="spellStart"/>
+      <w:r>
+        <w:t>auto</w:t>
+      </w:r>
+      <w:proofErr w:type="spellEnd"/>
+      <w:r>
+        <w:t xml:space="preserve"> </w:t>
+      </w:r>
+      <w:proofErr w:type="spellStart"/>
+      <w:r>
+        <w:t>increment</w:t>
+      </w:r>
+      <w:proofErr w:type="spellEnd"/>
+      <w:r>
+        <w:t>) – egyedi azonosító</w:t>
       </w:r>
     </w:p>
     <w:p>
@@ -1170,7 +1271,15 @@
         <w:spacing w:line="360" w:lineRule="auto"/>
       </w:pPr>
       <w:r>
-        <w:t>varos (varchar(100)) – a helyszín városa</w:t>
+        <w:t>varos (</w:t>
+      </w:r>
+      <w:proofErr w:type="spellStart"/>
+      <w:r>
+        <w:t>varchar</w:t>
+      </w:r>
+      <w:proofErr w:type="spellEnd"/>
+      <w:r>
+        <w:t>(100)) – a helyszín városa</w:t>
       </w:r>
     </w:p>
     <w:p>
@@ -1182,8 +1291,21 @@
         </w:numPr>
         <w:spacing w:line="360" w:lineRule="auto"/>
       </w:pPr>
-      <w:r>
-        <w:t>cim (varchar(255)) – pontos cím</w:t>
+      <w:proofErr w:type="spellStart"/>
+      <w:r>
+        <w:t>cim</w:t>
+      </w:r>
+      <w:proofErr w:type="spellEnd"/>
+      <w:r>
+        <w:t xml:space="preserve"> (</w:t>
+      </w:r>
+      <w:proofErr w:type="spellStart"/>
+      <w:r>
+        <w:t>varchar</w:t>
+      </w:r>
+      <w:proofErr w:type="spellEnd"/>
+      <w:r>
+        <w:t>(255)) – pontos cím</w:t>
       </w:r>
     </w:p>
     <w:p>
@@ -1235,8 +1357,29 @@
         </w:numPr>
         <w:spacing w:line="360" w:lineRule="auto"/>
       </w:pPr>
-      <w:r>
-        <w:t>id (int, elsődleges kulcs, auto increment) – egyedi azonosító</w:t>
+      <w:proofErr w:type="spellStart"/>
+      <w:r>
+        <w:t>id</w:t>
+      </w:r>
+      <w:proofErr w:type="spellEnd"/>
+      <w:r>
+        <w:t xml:space="preserve"> (int, elsődleges kulcs, </w:t>
+      </w:r>
+      <w:proofErr w:type="spellStart"/>
+      <w:r>
+        <w:t>auto</w:t>
+      </w:r>
+      <w:proofErr w:type="spellEnd"/>
+      <w:r>
+        <w:t xml:space="preserve"> </w:t>
+      </w:r>
+      <w:proofErr w:type="spellStart"/>
+      <w:r>
+        <w:t>increment</w:t>
+      </w:r>
+      <w:proofErr w:type="spellEnd"/>
+      <w:r>
+        <w:t>) – egyedi azonosító</w:t>
       </w:r>
     </w:p>
     <w:p>
@@ -1248,8 +1391,21 @@
         </w:numPr>
         <w:spacing w:line="360" w:lineRule="auto"/>
       </w:pPr>
-      <w:r>
-        <w:t>nev (varchar(150)) – a szervező neve</w:t>
+      <w:proofErr w:type="spellStart"/>
+      <w:r>
+        <w:t>nev</w:t>
+      </w:r>
+      <w:proofErr w:type="spellEnd"/>
+      <w:r>
+        <w:t xml:space="preserve"> (</w:t>
+      </w:r>
+      <w:proofErr w:type="spellStart"/>
+      <w:r>
+        <w:t>varchar</w:t>
+      </w:r>
+      <w:proofErr w:type="spellEnd"/>
+      <w:r>
+        <w:t>(150)) – a szervező neve</w:t>
       </w:r>
     </w:p>
     <w:p>
@@ -1262,7 +1418,15 @@
         <w:spacing w:line="360" w:lineRule="auto"/>
       </w:pPr>
       <w:r>
-        <w:t>telefon (varchar(30)) – telefonszám</w:t>
+        <w:t>telefon (</w:t>
+      </w:r>
+      <w:proofErr w:type="spellStart"/>
+      <w:r>
+        <w:t>varchar</w:t>
+      </w:r>
+      <w:proofErr w:type="spellEnd"/>
+      <w:r>
+        <w:t>(30)) – telefonszám</w:t>
       </w:r>
     </w:p>
     <w:p>
@@ -1275,7 +1439,15 @@
         <w:spacing w:line="360" w:lineRule="auto"/>
       </w:pPr>
       <w:r>
-        <w:t>email (varchar(150)) – email cím</w:t>
+        <w:t>email (</w:t>
+      </w:r>
+      <w:proofErr w:type="spellStart"/>
+      <w:r>
+        <w:t>varchar</w:t>
+      </w:r>
+      <w:proofErr w:type="spellEnd"/>
+      <w:r>
+        <w:t>(150)) – email cím</w:t>
       </w:r>
     </w:p>
     <w:p>
@@ -1288,7 +1460,15 @@
         <w:spacing w:line="360" w:lineRule="auto"/>
       </w:pPr>
       <w:r>
-        <w:t>weboldal (varchar(255)) – hivatalos weboldal</w:t>
+        <w:t>weboldal (</w:t>
+      </w:r>
+      <w:proofErr w:type="spellStart"/>
+      <w:r>
+        <w:t>varchar</w:t>
+      </w:r>
+      <w:proofErr w:type="spellEnd"/>
+      <w:r>
+        <w:t>(255)) – hivatalos weboldal</w:t>
       </w:r>
     </w:p>
     <w:p>
@@ -1331,8 +1511,29 @@
         </w:numPr>
         <w:spacing w:line="360" w:lineRule="auto"/>
       </w:pPr>
-      <w:r>
-        <w:t>id (int, elsődleges kulcs, auto increment) – egyedi azonosító</w:t>
+      <w:proofErr w:type="spellStart"/>
+      <w:r>
+        <w:t>id</w:t>
+      </w:r>
+      <w:proofErr w:type="spellEnd"/>
+      <w:r>
+        <w:t xml:space="preserve"> (int, elsődleges kulcs, </w:t>
+      </w:r>
+      <w:proofErr w:type="spellStart"/>
+      <w:r>
+        <w:t>auto</w:t>
+      </w:r>
+      <w:proofErr w:type="spellEnd"/>
+      <w:r>
+        <w:t xml:space="preserve"> </w:t>
+      </w:r>
+      <w:proofErr w:type="spellStart"/>
+      <w:r>
+        <w:t>increment</w:t>
+      </w:r>
+      <w:proofErr w:type="spellEnd"/>
+      <w:r>
+        <w:t>) – egyedi azonosító</w:t>
       </w:r>
     </w:p>
     <w:p>
@@ -1344,8 +1545,21 @@
         </w:numPr>
         <w:spacing w:line="360" w:lineRule="auto"/>
       </w:pPr>
-      <w:r>
-        <w:t>nev (varchar(50)) – a kategória neve</w:t>
+      <w:proofErr w:type="spellStart"/>
+      <w:r>
+        <w:t>nev</w:t>
+      </w:r>
+      <w:proofErr w:type="spellEnd"/>
+      <w:r>
+        <w:t xml:space="preserve"> (</w:t>
+      </w:r>
+      <w:proofErr w:type="spellStart"/>
+      <w:r>
+        <w:t>varchar</w:t>
+      </w:r>
+      <w:proofErr w:type="spellEnd"/>
+      <w:r>
+        <w:t>(50)) – a kategória neve</w:t>
       </w:r>
     </w:p>
     <w:p>
@@ -1394,8 +1608,29 @@
         </w:numPr>
         <w:spacing w:line="360" w:lineRule="auto"/>
       </w:pPr>
-      <w:r>
-        <w:t>id (int, elsődleges kulcs, auto increment) – egyedi azonosító</w:t>
+      <w:proofErr w:type="spellStart"/>
+      <w:r>
+        <w:t>id</w:t>
+      </w:r>
+      <w:proofErr w:type="spellEnd"/>
+      <w:r>
+        <w:t xml:space="preserve"> (int, elsődleges kulcs, </w:t>
+      </w:r>
+      <w:proofErr w:type="spellStart"/>
+      <w:r>
+        <w:t>auto</w:t>
+      </w:r>
+      <w:proofErr w:type="spellEnd"/>
+      <w:r>
+        <w:t xml:space="preserve"> </w:t>
+      </w:r>
+      <w:proofErr w:type="spellStart"/>
+      <w:r>
+        <w:t>increment</w:t>
+      </w:r>
+      <w:proofErr w:type="spellEnd"/>
+      <w:r>
+        <w:t>) – egyedi azonosító</w:t>
       </w:r>
     </w:p>
     <w:p>
@@ -1407,8 +1642,21 @@
         </w:numPr>
         <w:spacing w:line="360" w:lineRule="auto"/>
       </w:pPr>
-      <w:r>
-        <w:t>datum (date) – az esemény dátuma</w:t>
+      <w:proofErr w:type="spellStart"/>
+      <w:r>
+        <w:t>datum</w:t>
+      </w:r>
+      <w:proofErr w:type="spellEnd"/>
+      <w:r>
+        <w:t xml:space="preserve"> (</w:t>
+      </w:r>
+      <w:proofErr w:type="spellStart"/>
+      <w:r>
+        <w:t>date</w:t>
+      </w:r>
+      <w:proofErr w:type="spellEnd"/>
+      <w:r>
+        <w:t>) – az esemény dátuma</w:t>
       </w:r>
     </w:p>
     <w:p>
@@ -1420,8 +1668,21 @@
         </w:numPr>
         <w:spacing w:line="360" w:lineRule="auto"/>
       </w:pPr>
-      <w:r>
-        <w:t>idopont (time) – az esemény kezdési időpontja</w:t>
+      <w:proofErr w:type="spellStart"/>
+      <w:r>
+        <w:t>idopont</w:t>
+      </w:r>
+      <w:proofErr w:type="spellEnd"/>
+      <w:r>
+        <w:t xml:space="preserve"> (</w:t>
+      </w:r>
+      <w:proofErr w:type="spellStart"/>
+      <w:r>
+        <w:t>time</w:t>
+      </w:r>
+      <w:proofErr w:type="spellEnd"/>
+      <w:r>
+        <w:t>) – az esemény kezdési időpontja</w:t>
       </w:r>
     </w:p>
     <w:p>
@@ -1458,8 +1719,29 @@
         </w:numPr>
         <w:spacing w:line="360" w:lineRule="auto"/>
       </w:pPr>
-      <w:r>
-        <w:t>id (int, elsődleges kulcs, auto increment) – egyedi azonosító</w:t>
+      <w:proofErr w:type="spellStart"/>
+      <w:r>
+        <w:t>id</w:t>
+      </w:r>
+      <w:proofErr w:type="spellEnd"/>
+      <w:r>
+        <w:t xml:space="preserve"> (int, elsődleges kulcs, </w:t>
+      </w:r>
+      <w:proofErr w:type="spellStart"/>
+      <w:r>
+        <w:t>auto</w:t>
+      </w:r>
+      <w:proofErr w:type="spellEnd"/>
+      <w:r>
+        <w:t xml:space="preserve"> </w:t>
+      </w:r>
+      <w:proofErr w:type="spellStart"/>
+      <w:r>
+        <w:t>increment</w:t>
+      </w:r>
+      <w:proofErr w:type="spellEnd"/>
+      <w:r>
+        <w:t>) – egyedi azonosító</w:t>
       </w:r>
     </w:p>
     <w:p>
@@ -1471,8 +1753,21 @@
         </w:numPr>
         <w:spacing w:line="360" w:lineRule="auto"/>
       </w:pPr>
-      <w:r>
-        <w:t>nev (varchar(100)) – a program neve</w:t>
+      <w:proofErr w:type="spellStart"/>
+      <w:r>
+        <w:t>nev</w:t>
+      </w:r>
+      <w:proofErr w:type="spellEnd"/>
+      <w:r>
+        <w:t xml:space="preserve"> (</w:t>
+      </w:r>
+      <w:proofErr w:type="spellStart"/>
+      <w:r>
+        <w:t>varchar</w:t>
+      </w:r>
+      <w:proofErr w:type="spellEnd"/>
+      <w:r>
+        <w:t>(100)) – a program neve</w:t>
       </w:r>
     </w:p>
     <w:p>
@@ -1485,7 +1780,15 @@
         <w:spacing w:line="360" w:lineRule="auto"/>
       </w:pPr>
       <w:r>
-        <w:t>sport (varchar(100)) – a sportág megnevezése</w:t>
+        <w:t>sport (</w:t>
+      </w:r>
+      <w:proofErr w:type="spellStart"/>
+      <w:r>
+        <w:t>varchar</w:t>
+      </w:r>
+      <w:proofErr w:type="spellEnd"/>
+      <w:r>
+        <w:t>(100)) – a sportág megnevezése</w:t>
       </w:r>
     </w:p>
     <w:p>
@@ -1497,8 +1800,13 @@
         </w:numPr>
         <w:spacing w:line="360" w:lineRule="auto"/>
       </w:pPr>
-      <w:r>
-        <w:t>ar (int) – részvételi díj</w:t>
+      <w:proofErr w:type="spellStart"/>
+      <w:r>
+        <w:t>ar</w:t>
+      </w:r>
+      <w:proofErr w:type="spellEnd"/>
+      <w:r>
+        <w:t xml:space="preserve"> (int) – részvételi díj</w:t>
       </w:r>
     </w:p>
     <w:p>
@@ -1510,8 +1818,13 @@
         </w:numPr>
         <w:spacing w:line="360" w:lineRule="auto"/>
       </w:pPr>
-      <w:r>
-        <w:t>korosztaly (int) – ajánlott életkor</w:t>
+      <w:proofErr w:type="spellStart"/>
+      <w:r>
+        <w:t>korosztaly</w:t>
+      </w:r>
+      <w:proofErr w:type="spellEnd"/>
+      <w:r>
+        <w:t xml:space="preserve"> (int) – ajánlott életkor</w:t>
       </w:r>
     </w:p>
     <w:p>
@@ -1523,8 +1836,13 @@
         </w:numPr>
         <w:spacing w:line="360" w:lineRule="auto"/>
       </w:pPr>
-      <w:r>
-        <w:t>megjegyzes (text) – egyéb információk</w:t>
+      <w:proofErr w:type="spellStart"/>
+      <w:r>
+        <w:t>megjegyzes</w:t>
+      </w:r>
+      <w:proofErr w:type="spellEnd"/>
+      <w:r>
+        <w:t xml:space="preserve"> (text) – egyéb információk</w:t>
       </w:r>
     </w:p>
     <w:p>
@@ -1536,8 +1854,21 @@
         </w:numPr>
         <w:spacing w:line="360" w:lineRule="auto"/>
       </w:pPr>
-      <w:r>
-        <w:t>szervezo_id (int, idegen kulcs) – hivatkozás a szervezo táblára</w:t>
+      <w:proofErr w:type="spellStart"/>
+      <w:r>
+        <w:t>szervezo_id</w:t>
+      </w:r>
+      <w:proofErr w:type="spellEnd"/>
+      <w:r>
+        <w:t xml:space="preserve"> (int, idegen kulcs) – hivatkozás a </w:t>
+      </w:r>
+      <w:proofErr w:type="spellStart"/>
+      <w:r>
+        <w:t>szervezo</w:t>
+      </w:r>
+      <w:proofErr w:type="spellEnd"/>
+      <w:r>
+        <w:t xml:space="preserve"> táblára</w:t>
       </w:r>
     </w:p>
     <w:p>
@@ -1549,8 +1880,21 @@
         </w:numPr>
         <w:spacing w:line="360" w:lineRule="auto"/>
       </w:pPr>
-      <w:r>
-        <w:t>helyszin_id (int, idegen kulcs) – hivatkozás a helyszin táblára</w:t>
+      <w:proofErr w:type="spellStart"/>
+      <w:r>
+        <w:t>helyszin_id</w:t>
+      </w:r>
+      <w:proofErr w:type="spellEnd"/>
+      <w:r>
+        <w:t xml:space="preserve"> (int, idegen kulcs) – hivatkozás a </w:t>
+      </w:r>
+      <w:proofErr w:type="spellStart"/>
+      <w:r>
+        <w:t>helyszin</w:t>
+      </w:r>
+      <w:proofErr w:type="spellEnd"/>
+      <w:r>
+        <w:t xml:space="preserve"> táblára</w:t>
       </w:r>
     </w:p>
     <w:p>
@@ -1562,9 +1906,22 @@
         </w:numPr>
         <w:spacing w:line="360" w:lineRule="auto"/>
       </w:pPr>
+      <w:proofErr w:type="spellStart"/>
       <w:r>
         <w:lastRenderedPageBreak/>
-        <w:t>idopont_id (int, idegen kulcs) – hivatkozás az idopont táblára</w:t>
+        <w:t>idopont_id</w:t>
+      </w:r>
+      <w:proofErr w:type="spellEnd"/>
+      <w:r>
+        <w:t xml:space="preserve"> (int, idegen kulcs) – hivatkozás az </w:t>
+      </w:r>
+      <w:proofErr w:type="spellStart"/>
+      <w:r>
+        <w:t>idopont</w:t>
+      </w:r>
+      <w:proofErr w:type="spellEnd"/>
+      <w:r>
+        <w:t xml:space="preserve"> táblára</w:t>
       </w:r>
     </w:p>
     <w:p>
@@ -1576,8 +1933,21 @@
         </w:numPr>
         <w:spacing w:line="360" w:lineRule="auto"/>
       </w:pPr>
-      <w:r>
-        <w:t>kategoria_id (int, idegen kulcs) – hivatkozás a kategoria táblára</w:t>
+      <w:proofErr w:type="spellStart"/>
+      <w:r>
+        <w:t>kategoria_id</w:t>
+      </w:r>
+      <w:proofErr w:type="spellEnd"/>
+      <w:r>
+        <w:t xml:space="preserve"> (int, idegen kulcs) – hivatkozás a </w:t>
+      </w:r>
+      <w:proofErr w:type="spellStart"/>
+      <w:r>
+        <w:t>kategoria</w:t>
+      </w:r>
+      <w:proofErr w:type="spellEnd"/>
+      <w:r>
+        <w:t xml:space="preserve"> táblára</w:t>
       </w:r>
     </w:p>
     <w:p>
@@ -1626,8 +1996,29 @@
         </w:numPr>
         <w:spacing w:line="360" w:lineRule="auto"/>
       </w:pPr>
-      <w:r>
-        <w:t>id (int, elsődleges kulcs, auto increment) – egyedi azonosító</w:t>
+      <w:proofErr w:type="spellStart"/>
+      <w:r>
+        <w:t>id</w:t>
+      </w:r>
+      <w:proofErr w:type="spellEnd"/>
+      <w:r>
+        <w:t xml:space="preserve"> (int, elsődleges kulcs, </w:t>
+      </w:r>
+      <w:proofErr w:type="spellStart"/>
+      <w:r>
+        <w:t>auto</w:t>
+      </w:r>
+      <w:proofErr w:type="spellEnd"/>
+      <w:r>
+        <w:t xml:space="preserve"> </w:t>
+      </w:r>
+      <w:proofErr w:type="spellStart"/>
+      <w:r>
+        <w:t>increment</w:t>
+      </w:r>
+      <w:proofErr w:type="spellEnd"/>
+      <w:r>
+        <w:t>) – egyedi azonosító</w:t>
       </w:r>
     </w:p>
     <w:p>
@@ -1639,8 +2030,21 @@
         </w:numPr>
         <w:spacing w:line="360" w:lineRule="auto"/>
       </w:pPr>
-      <w:r>
-        <w:t>felhasznalonev (varchar(50), egyedi) – egyedi felhasználónév</w:t>
+      <w:proofErr w:type="spellStart"/>
+      <w:r>
+        <w:t>felhasznalonev</w:t>
+      </w:r>
+      <w:proofErr w:type="spellEnd"/>
+      <w:r>
+        <w:t xml:space="preserve"> (</w:t>
+      </w:r>
+      <w:proofErr w:type="spellStart"/>
+      <w:r>
+        <w:t>varchar</w:t>
+      </w:r>
+      <w:proofErr w:type="spellEnd"/>
+      <w:r>
+        <w:t>(50), egyedi) – egyedi felhasználónév</w:t>
       </w:r>
     </w:p>
     <w:p>
@@ -1653,7 +2057,15 @@
         <w:spacing w:line="360" w:lineRule="auto"/>
       </w:pPr>
       <w:r>
-        <w:t>email (varchar(150), egyedi) – egyedi email cím</w:t>
+        <w:t>email (</w:t>
+      </w:r>
+      <w:proofErr w:type="spellStart"/>
+      <w:r>
+        <w:t>varchar</w:t>
+      </w:r>
+      <w:proofErr w:type="spellEnd"/>
+      <w:r>
+        <w:t>(150), egyedi) – egyedi email cím</w:t>
       </w:r>
     </w:p>
     <w:p>
@@ -1665,8 +2077,21 @@
         </w:numPr>
         <w:spacing w:line="360" w:lineRule="auto"/>
       </w:pPr>
-      <w:r>
-        <w:t>jelszo_hash (varchar(255)) – titkosított jelszó</w:t>
+      <w:proofErr w:type="spellStart"/>
+      <w:r>
+        <w:t>jelszo_hash</w:t>
+      </w:r>
+      <w:proofErr w:type="spellEnd"/>
+      <w:r>
+        <w:t xml:space="preserve"> (</w:t>
+      </w:r>
+      <w:proofErr w:type="spellStart"/>
+      <w:r>
+        <w:t>varchar</w:t>
+      </w:r>
+      <w:proofErr w:type="spellEnd"/>
+      <w:r>
+        <w:t>(255)) – titkosított jelszó</w:t>
       </w:r>
     </w:p>
     <w:p>
@@ -1678,8 +2103,21 @@
         </w:numPr>
         <w:spacing w:line="360" w:lineRule="auto"/>
       </w:pPr>
-      <w:r>
-        <w:t>regisztracio_datum (datetime) – a regisztráció időpontja</w:t>
+      <w:proofErr w:type="spellStart"/>
+      <w:r>
+        <w:t>regisztracio_datum</w:t>
+      </w:r>
+      <w:proofErr w:type="spellEnd"/>
+      <w:r>
+        <w:t xml:space="preserve"> (</w:t>
+      </w:r>
+      <w:proofErr w:type="spellStart"/>
+      <w:r>
+        <w:t>datetime</w:t>
+      </w:r>
+      <w:proofErr w:type="spellEnd"/>
+      <w:r>
+        <w:t>) – a regisztráció időpontja</w:t>
       </w:r>
     </w:p>
     <w:p>
@@ -1692,7 +2130,15 @@
         <w:spacing w:line="360" w:lineRule="auto"/>
       </w:pPr>
       <w:r>
-        <w:t>szerepkor (varchar(50)) – jogosultsági szint</w:t>
+        <w:t>szerepkor (</w:t>
+      </w:r>
+      <w:proofErr w:type="spellStart"/>
+      <w:r>
+        <w:t>varchar</w:t>
+      </w:r>
+      <w:proofErr w:type="spellEnd"/>
+      <w:r>
+        <w:t>(50)) – jogosultsági szint</w:t>
       </w:r>
     </w:p>
     <w:p>
@@ -1744,8 +2190,29 @@
         </w:numPr>
         <w:spacing w:line="360" w:lineRule="auto"/>
       </w:pPr>
-      <w:r>
-        <w:t>id (int, elsődleges kulcs, auto increment) – egyedi azonosító</w:t>
+      <w:proofErr w:type="spellStart"/>
+      <w:r>
+        <w:t>id</w:t>
+      </w:r>
+      <w:proofErr w:type="spellEnd"/>
+      <w:r>
+        <w:t xml:space="preserve"> (int, elsődleges kulcs, </w:t>
+      </w:r>
+      <w:proofErr w:type="spellStart"/>
+      <w:r>
+        <w:t>auto</w:t>
+      </w:r>
+      <w:proofErr w:type="spellEnd"/>
+      <w:r>
+        <w:t xml:space="preserve"> </w:t>
+      </w:r>
+      <w:proofErr w:type="spellStart"/>
+      <w:r>
+        <w:t>increment</w:t>
+      </w:r>
+      <w:proofErr w:type="spellEnd"/>
+      <w:r>
+        <w:t>) – egyedi azonosító</w:t>
       </w:r>
     </w:p>
     <w:p>
@@ -1757,8 +2224,21 @@
         </w:numPr>
         <w:spacing w:line="360" w:lineRule="auto"/>
       </w:pPr>
-      <w:r>
-        <w:t>felhasznalo_id (int, idegen kulcs) – hivatkozás a felhasznalo táblára</w:t>
+      <w:proofErr w:type="spellStart"/>
+      <w:r>
+        <w:t>felhasznalo_id</w:t>
+      </w:r>
+      <w:proofErr w:type="spellEnd"/>
+      <w:r>
+        <w:t xml:space="preserve"> (int, idegen kulcs) – hivatkozás a </w:t>
+      </w:r>
+      <w:proofErr w:type="spellStart"/>
+      <w:r>
+        <w:t>felhasznalo</w:t>
+      </w:r>
+      <w:proofErr w:type="spellEnd"/>
+      <w:r>
+        <w:t xml:space="preserve"> táblára</w:t>
       </w:r>
     </w:p>
     <w:p>
@@ -1770,8 +2250,21 @@
         </w:numPr>
         <w:spacing w:line="360" w:lineRule="auto"/>
       </w:pPr>
-      <w:r>
-        <w:t>bejelentkezes_idopont (datetime) – a bejelentkezés időpontja</w:t>
+      <w:proofErr w:type="spellStart"/>
+      <w:r>
+        <w:t>bejelentkezes_idopont</w:t>
+      </w:r>
+      <w:proofErr w:type="spellEnd"/>
+      <w:r>
+        <w:t xml:space="preserve"> (</w:t>
+      </w:r>
+      <w:proofErr w:type="spellStart"/>
+      <w:r>
+        <w:t>datetime</w:t>
+      </w:r>
+      <w:proofErr w:type="spellEnd"/>
+      <w:r>
+        <w:t>) – a bejelentkezés időpontja</w:t>
       </w:r>
     </w:p>
     <w:p>
@@ -1783,8 +2276,21 @@
         </w:numPr>
         <w:spacing w:line="360" w:lineRule="auto"/>
       </w:pPr>
-      <w:r>
-        <w:t>ip_cim (varchar(45)) – a felhasználó IP címe</w:t>
+      <w:proofErr w:type="spellStart"/>
+      <w:r>
+        <w:t>ip_cim</w:t>
+      </w:r>
+      <w:proofErr w:type="spellEnd"/>
+      <w:r>
+        <w:t xml:space="preserve"> (</w:t>
+      </w:r>
+      <w:proofErr w:type="spellStart"/>
+      <w:r>
+        <w:t>varchar</w:t>
+      </w:r>
+      <w:proofErr w:type="spellEnd"/>
+      <w:r>
+        <w:t>(45)) – a felhasználó IP címe</w:t>
       </w:r>
     </w:p>
     <w:p>
@@ -1797,7 +2303,15 @@
         <w:spacing w:line="360" w:lineRule="auto"/>
       </w:pPr>
       <w:r>
-        <w:t>sikeres (boolean) – jelzi, hogy a bejelentkezés sikeres volt-e</w:t>
+        <w:t>sikeres (</w:t>
+      </w:r>
+      <w:proofErr w:type="spellStart"/>
+      <w:r>
+        <w:t>boolean</w:t>
+      </w:r>
+      <w:proofErr w:type="spellEnd"/>
+      <w:r>
+        <w:t>) – jelzi, hogy a bejelentkezés sikeres volt-e</w:t>
       </w:r>
     </w:p>
     <w:p>
@@ -1849,7 +2363,61 @@
           <w:szCs w:val="24"/>
           <w:lang w:eastAsia="hu-HU"/>
         </w:rPr>
-        <w:t>Az ER modell (Entity–Relationship modell) egy adatbázis-tervezési módszer, amely megmutatja, milyen egyedek (például táblák), azok milyen tulajdonságokkal rendelkeznek, és hogyan kapcsolódnak egymáshoz. Segítségével még a tényleges adatbázis létrehozása előtt meg lehet tervezni a rendszer felépítését. Leggyakrabban ER diagram formájában ábrázolják.</w:t>
+        <w:t>Az ER modell (</w:t>
+      </w:r>
+      <w:proofErr w:type="spellStart"/>
+      <w:r>
+        <w:rPr>
+          <w:rFonts w:eastAsia="Times New Roman" w:cs="Times New Roman"/>
+          <w:szCs w:val="24"/>
+          <w:lang w:eastAsia="hu-HU"/>
+        </w:rPr>
+        <w:t>Entity</w:t>
+      </w:r>
+      <w:proofErr w:type="spellEnd"/>
+      <w:r>
+        <w:rPr>
+          <w:rFonts w:eastAsia="Times New Roman" w:cs="Times New Roman"/>
+          <w:szCs w:val="24"/>
+          <w:lang w:eastAsia="hu-HU"/>
+        </w:rPr>
+        <w:t>–</w:t>
+      </w:r>
+      <w:proofErr w:type="spellStart"/>
+      <w:r>
+        <w:rPr>
+          <w:rFonts w:eastAsia="Times New Roman" w:cs="Times New Roman"/>
+          <w:szCs w:val="24"/>
+          <w:lang w:eastAsia="hu-HU"/>
+        </w:rPr>
+        <w:t>Relationship</w:t>
+      </w:r>
+      <w:proofErr w:type="spellEnd"/>
+      <w:r>
+        <w:rPr>
+          <w:rFonts w:eastAsia="Times New Roman" w:cs="Times New Roman"/>
+          <w:szCs w:val="24"/>
+          <w:lang w:eastAsia="hu-HU"/>
+        </w:rPr>
+        <w:t xml:space="preserve"> modell) egy adatbázis-tervezési módszer, amely megmutatja, milyen </w:t>
+      </w:r>
+      <w:proofErr w:type="spellStart"/>
+      <w:r>
+        <w:rPr>
+          <w:rFonts w:eastAsia="Times New Roman" w:cs="Times New Roman"/>
+          <w:szCs w:val="24"/>
+          <w:lang w:eastAsia="hu-HU"/>
+        </w:rPr>
+        <w:t>egyedek</w:t>
+      </w:r>
+      <w:proofErr w:type="spellEnd"/>
+      <w:r>
+        <w:rPr>
+          <w:rFonts w:eastAsia="Times New Roman" w:cs="Times New Roman"/>
+          <w:szCs w:val="24"/>
+          <w:lang w:eastAsia="hu-HU"/>
+        </w:rPr>
+        <w:t xml:space="preserve"> (például táblák), azok milyen tulajdonságokkal rendelkeznek, és hogyan kapcsolódnak egymáshoz. Segítségével még a tényleges adatbázis létrehozása előtt meg lehet tervezni a rendszer felépítését. Leggyakrabban ER diagram formájában ábrázolják.</w:t>
       </w:r>
     </w:p>
     <w:p>
@@ -1990,6 +2558,7 @@
         </w:rPr>
         <w:t xml:space="preserve">A </w:t>
       </w:r>
+      <w:proofErr w:type="spellStart"/>
       <w:r>
         <w:rPr>
           <w:rFonts w:eastAsia="Times New Roman" w:cs="Times New Roman"/>
@@ -1999,6 +2568,7 @@
         </w:rPr>
         <w:t>sportlehetosegek</w:t>
       </w:r>
+      <w:proofErr w:type="spellEnd"/>
       <w:r>
         <w:rPr>
           <w:rFonts w:eastAsia="Times New Roman" w:cs="Times New Roman"/>
@@ -2007,6 +2577,7 @@
         </w:rPr>
         <w:t xml:space="preserve"> tábla kapcsolatban áll a </w:t>
       </w:r>
+      <w:proofErr w:type="spellStart"/>
       <w:r>
         <w:rPr>
           <w:rFonts w:eastAsia="Times New Roman" w:cs="Times New Roman"/>
@@ -2016,6 +2587,7 @@
         </w:rPr>
         <w:t>szervezo</w:t>
       </w:r>
+      <w:proofErr w:type="spellEnd"/>
       <w:r>
         <w:rPr>
           <w:rFonts w:eastAsia="Times New Roman" w:cs="Times New Roman"/>
@@ -2024,6 +2596,7 @@
         </w:rPr>
         <w:t xml:space="preserve">, </w:t>
       </w:r>
+      <w:proofErr w:type="spellStart"/>
       <w:r>
         <w:rPr>
           <w:rFonts w:eastAsia="Times New Roman" w:cs="Times New Roman"/>
@@ -2033,6 +2606,7 @@
         </w:rPr>
         <w:t>helyszin</w:t>
       </w:r>
+      <w:proofErr w:type="spellEnd"/>
       <w:r>
         <w:rPr>
           <w:rFonts w:eastAsia="Times New Roman" w:cs="Times New Roman"/>
@@ -2041,6 +2615,7 @@
         </w:rPr>
         <w:t xml:space="preserve">, </w:t>
       </w:r>
+      <w:proofErr w:type="spellStart"/>
       <w:r>
         <w:rPr>
           <w:rFonts w:eastAsia="Times New Roman" w:cs="Times New Roman"/>
@@ -2050,6 +2625,7 @@
         </w:rPr>
         <w:t>idopont</w:t>
       </w:r>
+      <w:proofErr w:type="spellEnd"/>
       <w:r>
         <w:rPr>
           <w:rFonts w:eastAsia="Times New Roman" w:cs="Times New Roman"/>
@@ -2058,6 +2634,7 @@
         </w:rPr>
         <w:t xml:space="preserve"> és </w:t>
       </w:r>
+      <w:proofErr w:type="spellStart"/>
       <w:r>
         <w:rPr>
           <w:rFonts w:eastAsia="Times New Roman" w:cs="Times New Roman"/>
@@ -2067,6 +2644,7 @@
         </w:rPr>
         <w:t>kategoria</w:t>
       </w:r>
+      <w:proofErr w:type="spellEnd"/>
       <w:r>
         <w:rPr>
           <w:rFonts w:eastAsia="Times New Roman" w:cs="Times New Roman"/>
@@ -2075,6 +2653,7 @@
         </w:rPr>
         <w:t xml:space="preserve"> táblákkal. A </w:t>
       </w:r>
+      <w:proofErr w:type="spellStart"/>
       <w:r>
         <w:rPr>
           <w:rFonts w:eastAsia="Times New Roman" w:cs="Times New Roman"/>
@@ -2083,6 +2662,7 @@
         </w:rPr>
         <w:t>szervezo_id</w:t>
       </w:r>
+      <w:proofErr w:type="spellEnd"/>
       <w:r>
         <w:rPr>
           <w:rFonts w:eastAsia="Times New Roman" w:cs="Times New Roman"/>
@@ -2091,6 +2671,7 @@
         </w:rPr>
         <w:t xml:space="preserve">, </w:t>
       </w:r>
+      <w:proofErr w:type="spellStart"/>
       <w:r>
         <w:rPr>
           <w:rFonts w:eastAsia="Times New Roman" w:cs="Times New Roman"/>
@@ -2099,6 +2680,7 @@
         </w:rPr>
         <w:t>helyszin_id</w:t>
       </w:r>
+      <w:proofErr w:type="spellEnd"/>
       <w:r>
         <w:rPr>
           <w:rFonts w:eastAsia="Times New Roman" w:cs="Times New Roman"/>
@@ -2107,6 +2689,7 @@
         </w:rPr>
         <w:t xml:space="preserve">, </w:t>
       </w:r>
+      <w:proofErr w:type="spellStart"/>
       <w:r>
         <w:rPr>
           <w:rFonts w:eastAsia="Times New Roman" w:cs="Times New Roman"/>
@@ -2115,6 +2698,7 @@
         </w:rPr>
         <w:t>idopont_id</w:t>
       </w:r>
+      <w:proofErr w:type="spellEnd"/>
       <w:r>
         <w:rPr>
           <w:rFonts w:eastAsia="Times New Roman" w:cs="Times New Roman"/>
@@ -2123,6 +2707,7 @@
         </w:rPr>
         <w:t xml:space="preserve"> és </w:t>
       </w:r>
+      <w:proofErr w:type="spellStart"/>
       <w:r>
         <w:rPr>
           <w:rFonts w:eastAsia="Times New Roman" w:cs="Times New Roman"/>
@@ -2131,6 +2716,7 @@
         </w:rPr>
         <w:t>kategoria_id</w:t>
       </w:r>
+      <w:proofErr w:type="spellEnd"/>
       <w:r>
         <w:rPr>
           <w:rFonts w:eastAsia="Times New Roman" w:cs="Times New Roman"/>
@@ -2158,6 +2744,7 @@
         <w:lastRenderedPageBreak/>
         <w:t xml:space="preserve">A </w:t>
       </w:r>
+      <w:proofErr w:type="spellStart"/>
       <w:r>
         <w:rPr>
           <w:rFonts w:eastAsia="Times New Roman" w:cs="Times New Roman"/>
@@ -2167,6 +2754,7 @@
         </w:rPr>
         <w:t>helyszin</w:t>
       </w:r>
+      <w:proofErr w:type="spellEnd"/>
       <w:r>
         <w:rPr>
           <w:rFonts w:eastAsia="Times New Roman" w:cs="Times New Roman"/>
@@ -2175,6 +2763,7 @@
         </w:rPr>
         <w:t xml:space="preserve"> tábla a </w:t>
       </w:r>
+      <w:proofErr w:type="spellStart"/>
       <w:r>
         <w:rPr>
           <w:rFonts w:eastAsia="Times New Roman" w:cs="Times New Roman"/>
@@ -2184,6 +2773,7 @@
         </w:rPr>
         <w:t>telepules</w:t>
       </w:r>
+      <w:proofErr w:type="spellEnd"/>
       <w:r>
         <w:rPr>
           <w:rFonts w:eastAsia="Times New Roman" w:cs="Times New Roman"/>
@@ -2192,6 +2782,7 @@
         </w:rPr>
         <w:t xml:space="preserve"> táblához kapcsolódik a </w:t>
       </w:r>
+      <w:proofErr w:type="spellStart"/>
       <w:r>
         <w:rPr>
           <w:rFonts w:eastAsia="Times New Roman" w:cs="Times New Roman"/>
@@ -2200,6 +2791,7 @@
         </w:rPr>
         <w:t>telepules_id</w:t>
       </w:r>
+      <w:proofErr w:type="spellEnd"/>
       <w:r>
         <w:rPr>
           <w:rFonts w:eastAsia="Times New Roman" w:cs="Times New Roman"/>
@@ -2226,6 +2818,7 @@
         </w:rPr>
         <w:t xml:space="preserve">A </w:t>
       </w:r>
+      <w:proofErr w:type="spellStart"/>
       <w:r>
         <w:rPr>
           <w:rFonts w:eastAsia="Times New Roman" w:cs="Times New Roman"/>
@@ -2235,6 +2828,7 @@
         </w:rPr>
         <w:t>bejelentkezes</w:t>
       </w:r>
+      <w:proofErr w:type="spellEnd"/>
       <w:r>
         <w:rPr>
           <w:rFonts w:eastAsia="Times New Roman" w:cs="Times New Roman"/>
@@ -2243,6 +2837,7 @@
         </w:rPr>
         <w:t xml:space="preserve"> tábla a </w:t>
       </w:r>
+      <w:proofErr w:type="spellStart"/>
       <w:r>
         <w:rPr>
           <w:rFonts w:eastAsia="Times New Roman" w:cs="Times New Roman"/>
@@ -2252,6 +2847,7 @@
         </w:rPr>
         <w:t>felhasznalo</w:t>
       </w:r>
+      <w:proofErr w:type="spellEnd"/>
       <w:r>
         <w:rPr>
           <w:rFonts w:eastAsia="Times New Roman" w:cs="Times New Roman"/>
@@ -2260,6 +2856,7 @@
         </w:rPr>
         <w:t xml:space="preserve"> táblához kapcsolódik a </w:t>
       </w:r>
+      <w:proofErr w:type="spellStart"/>
       <w:r>
         <w:rPr>
           <w:rFonts w:eastAsia="Times New Roman" w:cs="Times New Roman"/>
@@ -2268,6 +2865,7 @@
         </w:rPr>
         <w:t>felhasznalo_id</w:t>
       </w:r>
+      <w:proofErr w:type="spellEnd"/>
       <w:r>
         <w:rPr>
           <w:rFonts w:eastAsia="Times New Roman" w:cs="Times New Roman"/>
@@ -2292,7 +2890,25 @@
           <w:szCs w:val="24"/>
           <w:lang w:eastAsia="hu-HU"/>
         </w:rPr>
-        <w:t>Az alkalmazott kapcsolati struktúra megfelel a relációs adatmodell elveinek, elősegíti a normalizált adattárolást, minimalizálja az adatduplikációt, és biztosítja az adatintegritást az idegen kulcs megszorítások révén.</w:t>
+        <w:t xml:space="preserve">Az alkalmazott kapcsolati struktúra megfelel a relációs adatmodell elveinek, elősegíti a normalizált adattárolást, minimalizálja az </w:t>
+      </w:r>
+      <w:proofErr w:type="spellStart"/>
+      <w:r>
+        <w:rPr>
+          <w:rFonts w:eastAsia="Times New Roman" w:cs="Times New Roman"/>
+          <w:szCs w:val="24"/>
+          <w:lang w:eastAsia="hu-HU"/>
+        </w:rPr>
+        <w:t>adatduplikációt</w:t>
+      </w:r>
+      <w:proofErr w:type="spellEnd"/>
+      <w:r>
+        <w:rPr>
+          <w:rFonts w:eastAsia="Times New Roman" w:cs="Times New Roman"/>
+          <w:szCs w:val="24"/>
+          <w:lang w:eastAsia="hu-HU"/>
+        </w:rPr>
+        <w:t>, és biztosítja az adatintegritást az idegen kulcs megszorítások révén.</w:t>
       </w:r>
     </w:p>
     <w:p/>
@@ -2338,7 +2954,7 @@
           <w:lang w:eastAsia="hu-HU"/>
         </w:rPr>
       </w:pPr>
-      <w:bookmarkStart w:id="2" w:name="_Toc221528223"/>
+      <w:bookmarkStart w:id="3" w:name="_Toc221528223"/>
       <w:r>
         <w:rPr>
           <w:rFonts w:eastAsia="Times New Roman"/>
@@ -2347,29 +2963,86 @@
         <w:lastRenderedPageBreak/>
         <w:t>Backend</w:t>
       </w:r>
-      <w:bookmarkEnd w:id="2"/>
-    </w:p>
-    <w:p>
-      <w:pPr>
-        <w:rPr>
-          <w:lang w:eastAsia="hu-HU"/>
-        </w:rPr>
-      </w:pPr>
-      <w:r>
-        <w:rPr>
-          <w:lang w:eastAsia="hu-HU"/>
-        </w:rPr>
-        <w:t>A backend célja, hogy a frontend (React/Vite) és a MySQL adatbázis között egy stabil, bővíthető és karbantartható réteget biztosítson. A rendszer úgy van felépítve, hogy minden fontos felelősség külön fájlban legyen, és ezek a fájlok könnyen cserélhetők, refaktorálhatók az indítási pont viszont mindig ugyanaz marad. Ez garantálja, hogy a projektstruktúra későbbi átalakítása (új modulok, új szolgáltatások, más tároló réteg) egyszerű legyen, és ne kelljen minden futtatási parancsot átírni.</w:t>
-      </w:r>
-    </w:p>
-    <w:p>
-      <w:pPr>
-        <w:rPr>
-          <w:lang w:eastAsia="hu-HU"/>
-        </w:rPr>
-      </w:pPr>
-      <w:r>
-        <w:rPr>
+      <w:bookmarkEnd w:id="3"/>
+    </w:p>
+    <w:p>
+      <w:pPr>
+        <w:rPr>
+          <w:lang w:eastAsia="hu-HU"/>
+        </w:rPr>
+      </w:pPr>
+      <w:r>
+        <w:rPr>
+          <w:lang w:eastAsia="hu-HU"/>
+        </w:rPr>
+        <w:t>A backend célja, hogy a frontend (</w:t>
+      </w:r>
+      <w:proofErr w:type="spellStart"/>
+      <w:r>
+        <w:rPr>
+          <w:lang w:eastAsia="hu-HU"/>
+        </w:rPr>
+        <w:t>React</w:t>
+      </w:r>
+      <w:proofErr w:type="spellEnd"/>
+      <w:r>
+        <w:rPr>
+          <w:lang w:eastAsia="hu-HU"/>
+        </w:rPr>
+        <w:t>/</w:t>
+      </w:r>
+      <w:proofErr w:type="spellStart"/>
+      <w:r>
+        <w:rPr>
+          <w:lang w:eastAsia="hu-HU"/>
+        </w:rPr>
+        <w:t>Vite</w:t>
+      </w:r>
+      <w:proofErr w:type="spellEnd"/>
+      <w:r>
+        <w:rPr>
+          <w:lang w:eastAsia="hu-HU"/>
+        </w:rPr>
+        <w:t xml:space="preserve">) és a </w:t>
+      </w:r>
+      <w:proofErr w:type="spellStart"/>
+      <w:r>
+        <w:rPr>
+          <w:lang w:eastAsia="hu-HU"/>
+        </w:rPr>
+        <w:t>MySQL</w:t>
+      </w:r>
+      <w:proofErr w:type="spellEnd"/>
+      <w:r>
+        <w:rPr>
+          <w:lang w:eastAsia="hu-HU"/>
+        </w:rPr>
+        <w:t xml:space="preserve"> adatbázis között egy stabil, bővíthető és karbantartható réteget biztosítson. A rendszer úgy van felépítve, hogy minden fontos felelősség külön fájlban legyen, és ezek a fájlok könnyen cserélhetők, </w:t>
+      </w:r>
+      <w:proofErr w:type="spellStart"/>
+      <w:r>
+        <w:rPr>
+          <w:lang w:eastAsia="hu-HU"/>
+        </w:rPr>
+        <w:t>refaktorálhatók</w:t>
+      </w:r>
+      <w:proofErr w:type="spellEnd"/>
+      <w:r>
+        <w:rPr>
+          <w:lang w:eastAsia="hu-HU"/>
+        </w:rPr>
+        <w:t xml:space="preserve"> az indítási pont viszont mindig ugyanaz marad. Ez garantálja, hogy a projektstruktúra későbbi átalakítása (új modulok, új szolgáltatások, más tároló réteg) egyszerű legyen, és ne kelljen minden futtatási parancsot átírni.</w:t>
+      </w:r>
+    </w:p>
+    <w:p>
+      <w:pPr>
+        <w:rPr>
+          <w:lang w:eastAsia="hu-HU"/>
+        </w:rPr>
+      </w:pPr>
+      <w:r>
+        <w:rPr>
+          <w:noProof/>
           <w:lang w:eastAsia="hu-HU"/>
         </w:rPr>
         <w:drawing>
@@ -2470,20 +3143,327 @@
           <w:szCs w:val="24"/>
           <w:lang w:eastAsia="hu-HU"/>
         </w:rPr>
-        <w:t>A SportHub backend egy Node.js Express-alapú REST API, amely moduláris architektúrával rendelkezik a sporttevékenységek, felhasználói regisztrációk és adminisztratív műveletek kezelésére. A rendszer rétegzett megközelítést követ, ahol az útválasztás, üzleti logika, adatbázis-interakciók és segédfunkciók külön vannak választva. A backend belépési pontja a server.js fájl, amely importálja és elindítja az Express alkalmazást, amely a src/app.js-ben van definiálva. A szerver alapértelmezés szerint a 3001-es porton fut, de ez a PORT környezeti változóval felülírható. Az alkalmazás központosított kéréskezelő mintát használ, ahol minden beérkező kérés egy általános útvonalkezelőn keresztül megy, amely a kérés útvonalától függően delegálja a specifikus kezelőkhöz. Az Express alkalmazás több kulcsfontosságú middleware komponenssel inicializálódik. A Helmet middleware biztosítja a biztonsági fejléceket. A CORS konfigurálva van, hogy minden eredetből engedélyezze a kéréseket specifikus módszerekkel (GET, POST, PUT, DELETE, OPTIONS) és fejlécekkel (Content-Type, X-Admin-Email, X-User-Email). A Morgan használatos a HTTP kérések naplózására fejlesztési módban. A kérés payload-ok elemzése express.json és express.urlencoded middleware-ekkel történik, mindkettő 50MB méretkorláttal konfigurálva a nagy adatátvitelek kezelésére. Egy egészségügyi ellenőrzési végpont a /api/health címen egyszerű JSON választ ad a szerver elérhetőségéről. Az alkalmazás globális hibakezelő middleware-t implementál, amely elkapja a nem kezelt hibákat az útvonal feldolgozása során, és 500 státusszal tér vissza magyar hibaüzenettel. Az indulási folyamat magában foglalja az adatbázis-kapcsolat ellenőrzését és a séma inicializálását, mielőtt a szerver elkezdi hallgatni a kéréseket.</w:t>
-      </w:r>
-    </w:p>
-    <w:p>
-      <w:pPr>
-        <w:rPr>
-          <w:rFonts w:cs="Times New Roman"/>
-          <w:szCs w:val="24"/>
-          <w:lang w:eastAsia="hu-HU"/>
-        </w:rPr>
-      </w:pPr>
-      <w:r>
-        <w:rPr>
-          <w:rFonts w:cs="Times New Roman"/>
+        <w:t xml:space="preserve">A </w:t>
+      </w:r>
+      <w:proofErr w:type="spellStart"/>
+      <w:r>
+        <w:rPr>
+          <w:rFonts w:cs="Times New Roman"/>
+          <w:szCs w:val="24"/>
+          <w:lang w:eastAsia="hu-HU"/>
+        </w:rPr>
+        <w:t>SportHub</w:t>
+      </w:r>
+      <w:proofErr w:type="spellEnd"/>
+      <w:r>
+        <w:rPr>
+          <w:rFonts w:cs="Times New Roman"/>
+          <w:szCs w:val="24"/>
+          <w:lang w:eastAsia="hu-HU"/>
+        </w:rPr>
+        <w:t xml:space="preserve"> backend egy Node.js Express-alapú REST API, amely moduláris architektúrával rendelkezik a sporttevékenységek, felhasználói regisztrációk és adminisztratív műveletek kezelésére. A rendszer rétegzett megközelítést követ, ahol az útválasztás, üzleti logika, adatbázis-interakciók és segédfunkciók külön vannak választva. A backend belépési pontja a server.js fájl, amely importálja és elindítja az Express alkalmazást, amely a </w:t>
+      </w:r>
+      <w:proofErr w:type="spellStart"/>
+      <w:r>
+        <w:rPr>
+          <w:rFonts w:cs="Times New Roman"/>
+          <w:szCs w:val="24"/>
+          <w:lang w:eastAsia="hu-HU"/>
+        </w:rPr>
+        <w:t>src</w:t>
+      </w:r>
+      <w:proofErr w:type="spellEnd"/>
+      <w:r>
+        <w:rPr>
+          <w:rFonts w:cs="Times New Roman"/>
+          <w:szCs w:val="24"/>
+          <w:lang w:eastAsia="hu-HU"/>
+        </w:rPr>
+        <w:t xml:space="preserve">/app.js-ben van definiálva. A szerver alapértelmezés szerint a 3001-es </w:t>
+      </w:r>
+      <w:proofErr w:type="spellStart"/>
+      <w:r>
+        <w:rPr>
+          <w:rFonts w:cs="Times New Roman"/>
+          <w:szCs w:val="24"/>
+          <w:lang w:eastAsia="hu-HU"/>
+        </w:rPr>
+        <w:t>porton</w:t>
+      </w:r>
+      <w:proofErr w:type="spellEnd"/>
+      <w:r>
+        <w:rPr>
+          <w:rFonts w:cs="Times New Roman"/>
+          <w:szCs w:val="24"/>
+          <w:lang w:eastAsia="hu-HU"/>
+        </w:rPr>
+        <w:t xml:space="preserve"> fut, de ez a PORT környezeti változóval felülírható. Az alkalmazás központosított kéréskezelő mintát használ, ahol minden beérkező kérés egy általános útvonalkezelőn keresztül megy, amely a kérés útvonalától függően delegálja a specifikus kezelőkhöz. Az Express alkalmazás több kulcsfontosságú </w:t>
+      </w:r>
+      <w:proofErr w:type="spellStart"/>
+      <w:r>
+        <w:rPr>
+          <w:rFonts w:cs="Times New Roman"/>
+          <w:szCs w:val="24"/>
+          <w:lang w:eastAsia="hu-HU"/>
+        </w:rPr>
+        <w:t>middleware</w:t>
+      </w:r>
+      <w:proofErr w:type="spellEnd"/>
+      <w:r>
+        <w:rPr>
+          <w:rFonts w:cs="Times New Roman"/>
+          <w:szCs w:val="24"/>
+          <w:lang w:eastAsia="hu-HU"/>
+        </w:rPr>
+        <w:t xml:space="preserve"> komponenssel </w:t>
+      </w:r>
+      <w:proofErr w:type="spellStart"/>
+      <w:r>
+        <w:rPr>
+          <w:rFonts w:cs="Times New Roman"/>
+          <w:szCs w:val="24"/>
+          <w:lang w:eastAsia="hu-HU"/>
+        </w:rPr>
+        <w:t>inicializálódik</w:t>
+      </w:r>
+      <w:proofErr w:type="spellEnd"/>
+      <w:r>
+        <w:rPr>
+          <w:rFonts w:cs="Times New Roman"/>
+          <w:szCs w:val="24"/>
+          <w:lang w:eastAsia="hu-HU"/>
+        </w:rPr>
+        <w:t xml:space="preserve">. A </w:t>
+      </w:r>
+      <w:proofErr w:type="spellStart"/>
+      <w:r>
+        <w:rPr>
+          <w:rFonts w:cs="Times New Roman"/>
+          <w:szCs w:val="24"/>
+          <w:lang w:eastAsia="hu-HU"/>
+        </w:rPr>
+        <w:t>Helmet</w:t>
+      </w:r>
+      <w:proofErr w:type="spellEnd"/>
+      <w:r>
+        <w:rPr>
+          <w:rFonts w:cs="Times New Roman"/>
+          <w:szCs w:val="24"/>
+          <w:lang w:eastAsia="hu-HU"/>
+        </w:rPr>
+        <w:t xml:space="preserve"> </w:t>
+      </w:r>
+      <w:proofErr w:type="spellStart"/>
+      <w:r>
+        <w:rPr>
+          <w:rFonts w:cs="Times New Roman"/>
+          <w:szCs w:val="24"/>
+          <w:lang w:eastAsia="hu-HU"/>
+        </w:rPr>
+        <w:t>middleware</w:t>
+      </w:r>
+      <w:proofErr w:type="spellEnd"/>
+      <w:r>
+        <w:rPr>
+          <w:rFonts w:cs="Times New Roman"/>
+          <w:szCs w:val="24"/>
+          <w:lang w:eastAsia="hu-HU"/>
+        </w:rPr>
+        <w:t xml:space="preserve"> biztosítja a biztonsági fejléceket. A CORS konfigurálva van, hogy minden eredetből engedélyezze a kéréseket specifikus módszerekkel (GET, POST, PUT, DELETE, OPTIONS) és fejlécekkel (</w:t>
+      </w:r>
+      <w:proofErr w:type="spellStart"/>
+      <w:r>
+        <w:rPr>
+          <w:rFonts w:cs="Times New Roman"/>
+          <w:szCs w:val="24"/>
+          <w:lang w:eastAsia="hu-HU"/>
+        </w:rPr>
+        <w:t>Content-Type</w:t>
+      </w:r>
+      <w:proofErr w:type="spellEnd"/>
+      <w:r>
+        <w:rPr>
+          <w:rFonts w:cs="Times New Roman"/>
+          <w:szCs w:val="24"/>
+          <w:lang w:eastAsia="hu-HU"/>
+        </w:rPr>
+        <w:t>, X-</w:t>
+      </w:r>
+      <w:proofErr w:type="spellStart"/>
+      <w:r>
+        <w:rPr>
+          <w:rFonts w:cs="Times New Roman"/>
+          <w:szCs w:val="24"/>
+          <w:lang w:eastAsia="hu-HU"/>
+        </w:rPr>
+        <w:t>Admin</w:t>
+      </w:r>
+      <w:proofErr w:type="spellEnd"/>
+      <w:r>
+        <w:rPr>
+          <w:rFonts w:cs="Times New Roman"/>
+          <w:szCs w:val="24"/>
+          <w:lang w:eastAsia="hu-HU"/>
+        </w:rPr>
+        <w:t>-Email, X-</w:t>
+      </w:r>
+      <w:proofErr w:type="spellStart"/>
+      <w:r>
+        <w:rPr>
+          <w:rFonts w:cs="Times New Roman"/>
+          <w:szCs w:val="24"/>
+          <w:lang w:eastAsia="hu-HU"/>
+        </w:rPr>
+        <w:t>User</w:t>
+      </w:r>
+      <w:proofErr w:type="spellEnd"/>
+      <w:r>
+        <w:rPr>
+          <w:rFonts w:cs="Times New Roman"/>
+          <w:szCs w:val="24"/>
+          <w:lang w:eastAsia="hu-HU"/>
+        </w:rPr>
+        <w:t xml:space="preserve">-Email). A Morgan használatos a HTTP kérések naplózására fejlesztési módban. A kérés </w:t>
+      </w:r>
+      <w:proofErr w:type="spellStart"/>
+      <w:r>
+        <w:rPr>
+          <w:rFonts w:cs="Times New Roman"/>
+          <w:szCs w:val="24"/>
+          <w:lang w:eastAsia="hu-HU"/>
+        </w:rPr>
+        <w:t>payload</w:t>
+      </w:r>
+      <w:proofErr w:type="spellEnd"/>
+      <w:r>
+        <w:rPr>
+          <w:rFonts w:cs="Times New Roman"/>
+          <w:szCs w:val="24"/>
+          <w:lang w:eastAsia="hu-HU"/>
+        </w:rPr>
+        <w:t xml:space="preserve">-ok elemzése </w:t>
+      </w:r>
+      <w:proofErr w:type="spellStart"/>
+      <w:r>
+        <w:rPr>
+          <w:rFonts w:cs="Times New Roman"/>
+          <w:szCs w:val="24"/>
+          <w:lang w:eastAsia="hu-HU"/>
+        </w:rPr>
+        <w:t>express.json</w:t>
+      </w:r>
+      <w:proofErr w:type="spellEnd"/>
+      <w:r>
+        <w:rPr>
+          <w:rFonts w:cs="Times New Roman"/>
+          <w:szCs w:val="24"/>
+          <w:lang w:eastAsia="hu-HU"/>
+        </w:rPr>
+        <w:t xml:space="preserve"> és </w:t>
+      </w:r>
+      <w:proofErr w:type="spellStart"/>
+      <w:r>
+        <w:rPr>
+          <w:rFonts w:cs="Times New Roman"/>
+          <w:szCs w:val="24"/>
+          <w:lang w:eastAsia="hu-HU"/>
+        </w:rPr>
+        <w:t>express.urlencoded</w:t>
+      </w:r>
+      <w:proofErr w:type="spellEnd"/>
+      <w:r>
+        <w:rPr>
+          <w:rFonts w:cs="Times New Roman"/>
+          <w:szCs w:val="24"/>
+          <w:lang w:eastAsia="hu-HU"/>
+        </w:rPr>
+        <w:t xml:space="preserve"> </w:t>
+      </w:r>
+      <w:proofErr w:type="spellStart"/>
+      <w:r>
+        <w:rPr>
+          <w:rFonts w:cs="Times New Roman"/>
+          <w:szCs w:val="24"/>
+          <w:lang w:eastAsia="hu-HU"/>
+        </w:rPr>
+        <w:t>middleware-ekkel</w:t>
+      </w:r>
+      <w:proofErr w:type="spellEnd"/>
+      <w:r>
+        <w:rPr>
+          <w:rFonts w:cs="Times New Roman"/>
+          <w:szCs w:val="24"/>
+          <w:lang w:eastAsia="hu-HU"/>
+        </w:rPr>
+        <w:t xml:space="preserve"> történik, mindkettő 50MB méretkorláttal konfigurálva a nagy adatátvitelek kezelésére. Egy egészségügyi ellenőrzési végpont a /</w:t>
+      </w:r>
+      <w:proofErr w:type="spellStart"/>
+      <w:r>
+        <w:rPr>
+          <w:rFonts w:cs="Times New Roman"/>
+          <w:szCs w:val="24"/>
+          <w:lang w:eastAsia="hu-HU"/>
+        </w:rPr>
+        <w:t>api</w:t>
+      </w:r>
+      <w:proofErr w:type="spellEnd"/>
+      <w:r>
+        <w:rPr>
+          <w:rFonts w:cs="Times New Roman"/>
+          <w:szCs w:val="24"/>
+          <w:lang w:eastAsia="hu-HU"/>
+        </w:rPr>
+        <w:t>/</w:t>
+      </w:r>
+      <w:proofErr w:type="spellStart"/>
+      <w:r>
+        <w:rPr>
+          <w:rFonts w:cs="Times New Roman"/>
+          <w:szCs w:val="24"/>
+          <w:lang w:eastAsia="hu-HU"/>
+        </w:rPr>
+        <w:t>health</w:t>
+      </w:r>
+      <w:proofErr w:type="spellEnd"/>
+      <w:r>
+        <w:rPr>
+          <w:rFonts w:cs="Times New Roman"/>
+          <w:szCs w:val="24"/>
+          <w:lang w:eastAsia="hu-HU"/>
+        </w:rPr>
+        <w:t xml:space="preserve"> címen egyszerű JSON választ ad a szerver elérhetőségéről. Az alkalmazás globális hibakezelő </w:t>
+      </w:r>
+      <w:proofErr w:type="spellStart"/>
+      <w:r>
+        <w:rPr>
+          <w:rFonts w:cs="Times New Roman"/>
+          <w:szCs w:val="24"/>
+          <w:lang w:eastAsia="hu-HU"/>
+        </w:rPr>
+        <w:t>middleware</w:t>
+      </w:r>
+      <w:proofErr w:type="spellEnd"/>
+      <w:r>
+        <w:rPr>
+          <w:rFonts w:cs="Times New Roman"/>
+          <w:szCs w:val="24"/>
+          <w:lang w:eastAsia="hu-HU"/>
+        </w:rPr>
+        <w:t>-t implementál, amely elkapja a nem kezelt hibákat az útvonal feldolgozása során, és 500 státusszal tér vissza magyar hibaüzenettel. Az indulási folyamat magában foglalja az adatbázis-kapcsolat ellenőrzését és a séma inicializálását, mielőtt a szerver elkezdi hallgatni a kéréseket.</w:t>
+      </w:r>
+    </w:p>
+    <w:p>
+      <w:pPr>
+        <w:rPr>
+          <w:rFonts w:cs="Times New Roman"/>
+          <w:szCs w:val="24"/>
+          <w:lang w:eastAsia="hu-HU"/>
+        </w:rPr>
+      </w:pPr>
+      <w:r>
+        <w:rPr>
+          <w:rFonts w:cs="Times New Roman"/>
+          <w:noProof/>
           <w:szCs w:val="24"/>
           <w:lang w:eastAsia="hu-HU"/>
         </w:rPr>
@@ -2542,6 +3522,7 @@
           <w:lang w:eastAsia="hu-HU"/>
         </w:rPr>
       </w:pPr>
+      <w:proofErr w:type="spellStart"/>
       <w:r>
         <w:rPr>
           <w:rFonts w:cs="Times New Roman"/>
@@ -2549,24 +3530,234 @@
           <w:szCs w:val="24"/>
           <w:lang w:eastAsia="hu-HU"/>
         </w:rPr>
-        <w:t>src/config/db.js</w:t>
-      </w:r>
-    </w:p>
-    <w:p>
-      <w:pPr>
-        <w:rPr>
-          <w:rFonts w:cs="Times New Roman"/>
-          <w:szCs w:val="24"/>
-          <w:lang w:eastAsia="hu-HU"/>
-        </w:rPr>
-      </w:pPr>
-      <w:r>
-        <w:rPr>
-          <w:rFonts w:cs="Times New Roman"/>
-          <w:szCs w:val="24"/>
-          <w:lang w:eastAsia="hu-HU"/>
-        </w:rPr>
-        <w:t xml:space="preserve">Az adatbázis-konfiguráció központosított a src/config/db.js-ben, és MySQL kapcsolatkészletet használ a mysql2/promise könyvtárral. A készlet környezeti változókkal van konfigurálva a host, port, felhasználó, jelszó és adatbázis nevéhez, ésszerű alapértelmezésekkel (host: 127.0.0.1, port: 3307, felhasználó: appuser, jelszó: apppw, adatbázis: sporthub). A készlet legfeljebb 10 egyidejű kapcsolatot tart fenn, 10 másodperces kapcsolat időtúllépéssel alapértelmezés szerint. A modul több kulcsfontosságú függvényt exportál az adatbázis-interakciókhoz. A waitForDatabase() függvény kezeli a kezdeti adatbázis-kapcsolódást, </w:t>
+        <w:t>src</w:t>
+      </w:r>
+      <w:proofErr w:type="spellEnd"/>
+      <w:r>
+        <w:rPr>
+          <w:rFonts w:cs="Times New Roman"/>
+          <w:b/>
+          <w:szCs w:val="24"/>
+          <w:lang w:eastAsia="hu-HU"/>
+        </w:rPr>
+        <w:t>/</w:t>
+      </w:r>
+      <w:proofErr w:type="spellStart"/>
+      <w:r>
+        <w:rPr>
+          <w:rFonts w:cs="Times New Roman"/>
+          <w:b/>
+          <w:szCs w:val="24"/>
+          <w:lang w:eastAsia="hu-HU"/>
+        </w:rPr>
+        <w:t>config</w:t>
+      </w:r>
+      <w:proofErr w:type="spellEnd"/>
+      <w:r>
+        <w:rPr>
+          <w:rFonts w:cs="Times New Roman"/>
+          <w:b/>
+          <w:szCs w:val="24"/>
+          <w:lang w:eastAsia="hu-HU"/>
+        </w:rPr>
+        <w:t>/db.js</w:t>
+      </w:r>
+    </w:p>
+    <w:p>
+      <w:pPr>
+        <w:rPr>
+          <w:rFonts w:cs="Times New Roman"/>
+          <w:szCs w:val="24"/>
+          <w:lang w:eastAsia="hu-HU"/>
+        </w:rPr>
+      </w:pPr>
+      <w:r>
+        <w:rPr>
+          <w:rFonts w:cs="Times New Roman"/>
+          <w:szCs w:val="24"/>
+          <w:lang w:eastAsia="hu-HU"/>
+        </w:rPr>
+        <w:t xml:space="preserve">Az adatbázis-konfiguráció központosított a </w:t>
+      </w:r>
+      <w:proofErr w:type="spellStart"/>
+      <w:r>
+        <w:rPr>
+          <w:rFonts w:cs="Times New Roman"/>
+          <w:szCs w:val="24"/>
+          <w:lang w:eastAsia="hu-HU"/>
+        </w:rPr>
+        <w:t>src</w:t>
+      </w:r>
+      <w:proofErr w:type="spellEnd"/>
+      <w:r>
+        <w:rPr>
+          <w:rFonts w:cs="Times New Roman"/>
+          <w:szCs w:val="24"/>
+          <w:lang w:eastAsia="hu-HU"/>
+        </w:rPr>
+        <w:t>/</w:t>
+      </w:r>
+      <w:proofErr w:type="spellStart"/>
+      <w:r>
+        <w:rPr>
+          <w:rFonts w:cs="Times New Roman"/>
+          <w:szCs w:val="24"/>
+          <w:lang w:eastAsia="hu-HU"/>
+        </w:rPr>
+        <w:t>config</w:t>
+      </w:r>
+      <w:proofErr w:type="spellEnd"/>
+      <w:r>
+        <w:rPr>
+          <w:rFonts w:cs="Times New Roman"/>
+          <w:szCs w:val="24"/>
+          <w:lang w:eastAsia="hu-HU"/>
+        </w:rPr>
+        <w:t xml:space="preserve">/db.js-ben, és </w:t>
+      </w:r>
+      <w:proofErr w:type="spellStart"/>
+      <w:r>
+        <w:rPr>
+          <w:rFonts w:cs="Times New Roman"/>
+          <w:szCs w:val="24"/>
+          <w:lang w:eastAsia="hu-HU"/>
+        </w:rPr>
+        <w:t>MySQL</w:t>
+      </w:r>
+      <w:proofErr w:type="spellEnd"/>
+      <w:r>
+        <w:rPr>
+          <w:rFonts w:cs="Times New Roman"/>
+          <w:szCs w:val="24"/>
+          <w:lang w:eastAsia="hu-HU"/>
+        </w:rPr>
+        <w:t xml:space="preserve"> kapcsolatkészletet használ a mysql2/</w:t>
+      </w:r>
+      <w:proofErr w:type="spellStart"/>
+      <w:r>
+        <w:rPr>
+          <w:rFonts w:cs="Times New Roman"/>
+          <w:szCs w:val="24"/>
+          <w:lang w:eastAsia="hu-HU"/>
+        </w:rPr>
+        <w:t>promise</w:t>
+      </w:r>
+      <w:proofErr w:type="spellEnd"/>
+      <w:r>
+        <w:rPr>
+          <w:rFonts w:cs="Times New Roman"/>
+          <w:szCs w:val="24"/>
+          <w:lang w:eastAsia="hu-HU"/>
+        </w:rPr>
+        <w:t xml:space="preserve"> könyvtárral. A készlet környezeti változókkal van konfigurálva a </w:t>
+      </w:r>
+      <w:proofErr w:type="spellStart"/>
+      <w:r>
+        <w:rPr>
+          <w:rFonts w:cs="Times New Roman"/>
+          <w:szCs w:val="24"/>
+          <w:lang w:eastAsia="hu-HU"/>
+        </w:rPr>
+        <w:t>host</w:t>
+      </w:r>
+      <w:proofErr w:type="spellEnd"/>
+      <w:r>
+        <w:rPr>
+          <w:rFonts w:cs="Times New Roman"/>
+          <w:szCs w:val="24"/>
+          <w:lang w:eastAsia="hu-HU"/>
+        </w:rPr>
+        <w:t>, port, felhasználó, jelszó és adatbázis nevéhez, ésszerű alapértelmezésekkel (</w:t>
+      </w:r>
+      <w:proofErr w:type="spellStart"/>
+      <w:r>
+        <w:rPr>
+          <w:rFonts w:cs="Times New Roman"/>
+          <w:szCs w:val="24"/>
+          <w:lang w:eastAsia="hu-HU"/>
+        </w:rPr>
+        <w:t>host</w:t>
+      </w:r>
+      <w:proofErr w:type="spellEnd"/>
+      <w:r>
+        <w:rPr>
+          <w:rFonts w:cs="Times New Roman"/>
+          <w:szCs w:val="24"/>
+          <w:lang w:eastAsia="hu-HU"/>
+        </w:rPr>
+        <w:t xml:space="preserve">: 127.0.0.1, port: 3307, felhasználó: </w:t>
+      </w:r>
+      <w:proofErr w:type="spellStart"/>
+      <w:r>
+        <w:rPr>
+          <w:rFonts w:cs="Times New Roman"/>
+          <w:szCs w:val="24"/>
+          <w:lang w:eastAsia="hu-HU"/>
+        </w:rPr>
+        <w:t>appuser</w:t>
+      </w:r>
+      <w:proofErr w:type="spellEnd"/>
+      <w:r>
+        <w:rPr>
+          <w:rFonts w:cs="Times New Roman"/>
+          <w:szCs w:val="24"/>
+          <w:lang w:eastAsia="hu-HU"/>
+        </w:rPr>
+        <w:t xml:space="preserve">, jelszó: </w:t>
+      </w:r>
+      <w:proofErr w:type="spellStart"/>
+      <w:r>
+        <w:rPr>
+          <w:rFonts w:cs="Times New Roman"/>
+          <w:szCs w:val="24"/>
+          <w:lang w:eastAsia="hu-HU"/>
+        </w:rPr>
+        <w:t>apppw</w:t>
+      </w:r>
+      <w:proofErr w:type="spellEnd"/>
+      <w:r>
+        <w:rPr>
+          <w:rFonts w:cs="Times New Roman"/>
+          <w:szCs w:val="24"/>
+          <w:lang w:eastAsia="hu-HU"/>
+        </w:rPr>
+        <w:t xml:space="preserve">, adatbázis: </w:t>
+      </w:r>
+      <w:proofErr w:type="spellStart"/>
+      <w:r>
+        <w:rPr>
+          <w:rFonts w:cs="Times New Roman"/>
+          <w:szCs w:val="24"/>
+          <w:lang w:eastAsia="hu-HU"/>
+        </w:rPr>
+        <w:t>sporthub</w:t>
+      </w:r>
+      <w:proofErr w:type="spellEnd"/>
+      <w:r>
+        <w:rPr>
+          <w:rFonts w:cs="Times New Roman"/>
+          <w:szCs w:val="24"/>
+          <w:lang w:eastAsia="hu-HU"/>
+        </w:rPr>
+        <w:t xml:space="preserve">). A készlet legfeljebb 10 egyidejű kapcsolatot tart fenn, 10 másodperces kapcsolat időtúllépéssel alapértelmezés szerint. A modul több kulcsfontosságú függvényt exportál az adatbázis-interakciókhoz. A </w:t>
+      </w:r>
+      <w:proofErr w:type="spellStart"/>
+      <w:r>
+        <w:rPr>
+          <w:rFonts w:cs="Times New Roman"/>
+          <w:szCs w:val="24"/>
+          <w:lang w:eastAsia="hu-HU"/>
+        </w:rPr>
+        <w:t>waitForDatabase</w:t>
+      </w:r>
+      <w:proofErr w:type="spellEnd"/>
+      <w:r>
+        <w:rPr>
+          <w:rFonts w:cs="Times New Roman"/>
+          <w:szCs w:val="24"/>
+          <w:lang w:eastAsia="hu-HU"/>
+        </w:rPr>
+        <w:t xml:space="preserve">() függvény kezeli a kezdeti adatbázis-kapcsolódást, </w:t>
       </w:r>
       <w:r>
         <w:rPr>
@@ -2575,20 +3766,183 @@
           <w:lang w:eastAsia="hu-HU"/>
         </w:rPr>
         <w:lastRenderedPageBreak/>
-        <w:t>többször próbálkozva konfigurálható újrapróbálkozási logikával (alapértelmezés: 15 újrapróbálkozás 2 másodperces késésekkel). A query() függvény adatokat kérdez le az adatbázisból, míg az execute() INSERT, UPDATE és DELETE műveletekhez használatos. A tranzakciók támogatottak a withTransaction() függvénnyel, amely automatikusan kezeli a kapcsolat életciklusát, commit-ot és rollback-ot. A tableExists() függvény ellenőrzi, hogy egy tábla létezik-e a sémában, míg a columnExists() függvény egy oszlop létezését vizsgálja. Ez a konfigurációs fájl biztosítja az adatbázis kapcsolat absztrakcióját, központosítva a pooling-ot és tranzakció kezelést az egész alkalmazásban.</w:t>
-      </w:r>
-    </w:p>
-    <w:p>
-      <w:pPr>
-        <w:rPr>
-          <w:rFonts w:cs="Times New Roman"/>
-          <w:szCs w:val="24"/>
-          <w:lang w:eastAsia="hu-HU"/>
-        </w:rPr>
-      </w:pPr>
-      <w:r>
-        <w:rPr>
-          <w:rFonts w:cs="Times New Roman"/>
+        <w:t xml:space="preserve">többször próbálkozva konfigurálható </w:t>
+      </w:r>
+      <w:proofErr w:type="spellStart"/>
+      <w:r>
+        <w:rPr>
+          <w:rFonts w:cs="Times New Roman"/>
+          <w:szCs w:val="24"/>
+          <w:lang w:eastAsia="hu-HU"/>
+        </w:rPr>
+        <w:t>újrapróbálkozási</w:t>
+      </w:r>
+      <w:proofErr w:type="spellEnd"/>
+      <w:r>
+        <w:rPr>
+          <w:rFonts w:cs="Times New Roman"/>
+          <w:szCs w:val="24"/>
+          <w:lang w:eastAsia="hu-HU"/>
+        </w:rPr>
+        <w:t xml:space="preserve"> logikával (alapértelmezés: 15 </w:t>
+      </w:r>
+      <w:proofErr w:type="spellStart"/>
+      <w:r>
+        <w:rPr>
+          <w:rFonts w:cs="Times New Roman"/>
+          <w:szCs w:val="24"/>
+          <w:lang w:eastAsia="hu-HU"/>
+        </w:rPr>
+        <w:t>újrapróbálkozás</w:t>
+      </w:r>
+      <w:proofErr w:type="spellEnd"/>
+      <w:r>
+        <w:rPr>
+          <w:rFonts w:cs="Times New Roman"/>
+          <w:szCs w:val="24"/>
+          <w:lang w:eastAsia="hu-HU"/>
+        </w:rPr>
+        <w:t xml:space="preserve"> 2 másodperces késésekkel). A </w:t>
+      </w:r>
+      <w:proofErr w:type="spellStart"/>
+      <w:r>
+        <w:rPr>
+          <w:rFonts w:cs="Times New Roman"/>
+          <w:szCs w:val="24"/>
+          <w:lang w:eastAsia="hu-HU"/>
+        </w:rPr>
+        <w:t>query</w:t>
+      </w:r>
+      <w:proofErr w:type="spellEnd"/>
+      <w:r>
+        <w:rPr>
+          <w:rFonts w:cs="Times New Roman"/>
+          <w:szCs w:val="24"/>
+          <w:lang w:eastAsia="hu-HU"/>
+        </w:rPr>
+        <w:t xml:space="preserve">() függvény adatokat kérdez le az adatbázisból, míg az </w:t>
+      </w:r>
+      <w:proofErr w:type="spellStart"/>
+      <w:r>
+        <w:rPr>
+          <w:rFonts w:cs="Times New Roman"/>
+          <w:szCs w:val="24"/>
+          <w:lang w:eastAsia="hu-HU"/>
+        </w:rPr>
+        <w:t>execute</w:t>
+      </w:r>
+      <w:proofErr w:type="spellEnd"/>
+      <w:r>
+        <w:rPr>
+          <w:rFonts w:cs="Times New Roman"/>
+          <w:szCs w:val="24"/>
+          <w:lang w:eastAsia="hu-HU"/>
+        </w:rPr>
+        <w:t xml:space="preserve">() INSERT, UPDATE és DELETE műveletekhez használatos. A tranzakciók támogatottak a </w:t>
+      </w:r>
+      <w:proofErr w:type="spellStart"/>
+      <w:r>
+        <w:rPr>
+          <w:rFonts w:cs="Times New Roman"/>
+          <w:szCs w:val="24"/>
+          <w:lang w:eastAsia="hu-HU"/>
+        </w:rPr>
+        <w:t>withTransaction</w:t>
+      </w:r>
+      <w:proofErr w:type="spellEnd"/>
+      <w:r>
+        <w:rPr>
+          <w:rFonts w:cs="Times New Roman"/>
+          <w:szCs w:val="24"/>
+          <w:lang w:eastAsia="hu-HU"/>
+        </w:rPr>
+        <w:t xml:space="preserve">() függvénnyel, amely automatikusan kezeli a kapcsolat életciklusát, </w:t>
+      </w:r>
+      <w:proofErr w:type="spellStart"/>
+      <w:r>
+        <w:rPr>
+          <w:rFonts w:cs="Times New Roman"/>
+          <w:szCs w:val="24"/>
+          <w:lang w:eastAsia="hu-HU"/>
+        </w:rPr>
+        <w:t>commit</w:t>
+      </w:r>
+      <w:proofErr w:type="spellEnd"/>
+      <w:r>
+        <w:rPr>
+          <w:rFonts w:cs="Times New Roman"/>
+          <w:szCs w:val="24"/>
+          <w:lang w:eastAsia="hu-HU"/>
+        </w:rPr>
+        <w:t xml:space="preserve">-ot és rollback-ot. A </w:t>
+      </w:r>
+      <w:proofErr w:type="spellStart"/>
+      <w:r>
+        <w:rPr>
+          <w:rFonts w:cs="Times New Roman"/>
+          <w:szCs w:val="24"/>
+          <w:lang w:eastAsia="hu-HU"/>
+        </w:rPr>
+        <w:t>tableExists</w:t>
+      </w:r>
+      <w:proofErr w:type="spellEnd"/>
+      <w:r>
+        <w:rPr>
+          <w:rFonts w:cs="Times New Roman"/>
+          <w:szCs w:val="24"/>
+          <w:lang w:eastAsia="hu-HU"/>
+        </w:rPr>
+        <w:t xml:space="preserve">() függvény ellenőrzi, hogy egy tábla létezik-e a sémában, míg a </w:t>
+      </w:r>
+      <w:proofErr w:type="spellStart"/>
+      <w:r>
+        <w:rPr>
+          <w:rFonts w:cs="Times New Roman"/>
+          <w:szCs w:val="24"/>
+          <w:lang w:eastAsia="hu-HU"/>
+        </w:rPr>
+        <w:t>columnExists</w:t>
+      </w:r>
+      <w:proofErr w:type="spellEnd"/>
+      <w:r>
+        <w:rPr>
+          <w:rFonts w:cs="Times New Roman"/>
+          <w:szCs w:val="24"/>
+          <w:lang w:eastAsia="hu-HU"/>
+        </w:rPr>
+        <w:t xml:space="preserve">() függvény egy oszlop létezését vizsgálja. Ez a konfigurációs fájl biztosítja az adatbázis kapcsolat absztrakcióját, központosítva a </w:t>
+      </w:r>
+      <w:proofErr w:type="spellStart"/>
+      <w:r>
+        <w:rPr>
+          <w:rFonts w:cs="Times New Roman"/>
+          <w:szCs w:val="24"/>
+          <w:lang w:eastAsia="hu-HU"/>
+        </w:rPr>
+        <w:t>pooling</w:t>
+      </w:r>
+      <w:proofErr w:type="spellEnd"/>
+      <w:r>
+        <w:rPr>
+          <w:rFonts w:cs="Times New Roman"/>
+          <w:szCs w:val="24"/>
+          <w:lang w:eastAsia="hu-HU"/>
+        </w:rPr>
+        <w:t>-ot és tranzakció kezelést az egész alkalmazásban.</w:t>
+      </w:r>
+    </w:p>
+    <w:p>
+      <w:pPr>
+        <w:rPr>
+          <w:rFonts w:cs="Times New Roman"/>
+          <w:szCs w:val="24"/>
+          <w:lang w:eastAsia="hu-HU"/>
+        </w:rPr>
+      </w:pPr>
+      <w:r>
+        <w:rPr>
+          <w:rFonts w:cs="Times New Roman"/>
+          <w:noProof/>
           <w:szCs w:val="24"/>
           <w:lang w:eastAsia="hu-HU"/>
         </w:rPr>
@@ -2647,6 +4001,7 @@
           <w:lang w:eastAsia="hu-HU"/>
         </w:rPr>
       </w:pPr>
+      <w:proofErr w:type="spellStart"/>
       <w:r>
         <w:rPr>
           <w:rFonts w:cs="Times New Roman"/>
@@ -2654,24 +4009,288 @@
           <w:szCs w:val="24"/>
           <w:lang w:eastAsia="hu-HU"/>
         </w:rPr>
-        <w:t>src/routes/auth.js</w:t>
-      </w:r>
-    </w:p>
-    <w:p>
-      <w:pPr>
-        <w:rPr>
-          <w:rFonts w:cs="Times New Roman"/>
-          <w:szCs w:val="24"/>
-          <w:lang w:eastAsia="hu-HU"/>
-        </w:rPr>
-      </w:pPr>
-      <w:r>
-        <w:rPr>
-          <w:rFonts w:cs="Times New Roman"/>
-          <w:szCs w:val="24"/>
-          <w:lang w:eastAsia="hu-HU"/>
-        </w:rPr>
-        <w:t xml:space="preserve">A src/routes/auth.js fájl kezeli az autentikációs végpontokat a felhasználói regisztrációhoz, bejelentkezéshez és e-mail elérhetőség ellenőrzéshez. A GET /api/auth/check-email végpont elfogad egy e-mail lekérdezési paramétert és visszaadja, hogy az e-mail már regisztrálva van-e a rendszerben, lehetővé téve a valós idejű érvényesítést az előtérben. A POST /api/auth/signup végpont új felhasználó regisztrálására szolgál, érvényesítve a felhasználónevet (legalább 3 karakter), e-mail formátumot és jelszót (legalább 6 karakter), megakadályozva a duplikált e-maileket és felhasználóneveket, majd visszaadja az új felhasználói profilt. A POST /api/auth/signin végpont lehetővé teszi a bejelentkezést e-mail vagy felhasználónév és jelszó alapján, visszaadva a felhasználói profilt sikeres autentikáció esetén. Ez a fájl függ a </w:t>
+        <w:t>src</w:t>
+      </w:r>
+      <w:proofErr w:type="spellEnd"/>
+      <w:r>
+        <w:rPr>
+          <w:rFonts w:cs="Times New Roman"/>
+          <w:b/>
+          <w:szCs w:val="24"/>
+          <w:lang w:eastAsia="hu-HU"/>
+        </w:rPr>
+        <w:t>/</w:t>
+      </w:r>
+      <w:proofErr w:type="spellStart"/>
+      <w:r>
+        <w:rPr>
+          <w:rFonts w:cs="Times New Roman"/>
+          <w:b/>
+          <w:szCs w:val="24"/>
+          <w:lang w:eastAsia="hu-HU"/>
+        </w:rPr>
+        <w:t>routes</w:t>
+      </w:r>
+      <w:proofErr w:type="spellEnd"/>
+      <w:r>
+        <w:rPr>
+          <w:rFonts w:cs="Times New Roman"/>
+          <w:b/>
+          <w:szCs w:val="24"/>
+          <w:lang w:eastAsia="hu-HU"/>
+        </w:rPr>
+        <w:t>/auth.js</w:t>
+      </w:r>
+    </w:p>
+    <w:p>
+      <w:pPr>
+        <w:rPr>
+          <w:rFonts w:cs="Times New Roman"/>
+          <w:szCs w:val="24"/>
+          <w:lang w:eastAsia="hu-HU"/>
+        </w:rPr>
+      </w:pPr>
+      <w:r>
+        <w:rPr>
+          <w:rFonts w:cs="Times New Roman"/>
+          <w:szCs w:val="24"/>
+          <w:lang w:eastAsia="hu-HU"/>
+        </w:rPr>
+        <w:t xml:space="preserve">A </w:t>
+      </w:r>
+      <w:proofErr w:type="spellStart"/>
+      <w:r>
+        <w:rPr>
+          <w:rFonts w:cs="Times New Roman"/>
+          <w:szCs w:val="24"/>
+          <w:lang w:eastAsia="hu-HU"/>
+        </w:rPr>
+        <w:t>src</w:t>
+      </w:r>
+      <w:proofErr w:type="spellEnd"/>
+      <w:r>
+        <w:rPr>
+          <w:rFonts w:cs="Times New Roman"/>
+          <w:szCs w:val="24"/>
+          <w:lang w:eastAsia="hu-HU"/>
+        </w:rPr>
+        <w:t>/</w:t>
+      </w:r>
+      <w:proofErr w:type="spellStart"/>
+      <w:r>
+        <w:rPr>
+          <w:rFonts w:cs="Times New Roman"/>
+          <w:szCs w:val="24"/>
+          <w:lang w:eastAsia="hu-HU"/>
+        </w:rPr>
+        <w:t>routes</w:t>
+      </w:r>
+      <w:proofErr w:type="spellEnd"/>
+      <w:r>
+        <w:rPr>
+          <w:rFonts w:cs="Times New Roman"/>
+          <w:szCs w:val="24"/>
+          <w:lang w:eastAsia="hu-HU"/>
+        </w:rPr>
+        <w:t xml:space="preserve">/auth.js fájl kezeli az </w:t>
+      </w:r>
+      <w:proofErr w:type="spellStart"/>
+      <w:r>
+        <w:rPr>
+          <w:rFonts w:cs="Times New Roman"/>
+          <w:szCs w:val="24"/>
+          <w:lang w:eastAsia="hu-HU"/>
+        </w:rPr>
+        <w:t>autentikációs</w:t>
+      </w:r>
+      <w:proofErr w:type="spellEnd"/>
+      <w:r>
+        <w:rPr>
+          <w:rFonts w:cs="Times New Roman"/>
+          <w:szCs w:val="24"/>
+          <w:lang w:eastAsia="hu-HU"/>
+        </w:rPr>
+        <w:t xml:space="preserve"> végpontokat a felhasználói regisztrációhoz, bejelentkezéshez és e-mail elérhetőség ellenőrzéshez. A GET /</w:t>
+      </w:r>
+      <w:proofErr w:type="spellStart"/>
+      <w:r>
+        <w:rPr>
+          <w:rFonts w:cs="Times New Roman"/>
+          <w:szCs w:val="24"/>
+          <w:lang w:eastAsia="hu-HU"/>
+        </w:rPr>
+        <w:t>api</w:t>
+      </w:r>
+      <w:proofErr w:type="spellEnd"/>
+      <w:r>
+        <w:rPr>
+          <w:rFonts w:cs="Times New Roman"/>
+          <w:szCs w:val="24"/>
+          <w:lang w:eastAsia="hu-HU"/>
+        </w:rPr>
+        <w:t>/</w:t>
+      </w:r>
+      <w:proofErr w:type="spellStart"/>
+      <w:r>
+        <w:rPr>
+          <w:rFonts w:cs="Times New Roman"/>
+          <w:szCs w:val="24"/>
+          <w:lang w:eastAsia="hu-HU"/>
+        </w:rPr>
+        <w:t>auth</w:t>
+      </w:r>
+      <w:proofErr w:type="spellEnd"/>
+      <w:r>
+        <w:rPr>
+          <w:rFonts w:cs="Times New Roman"/>
+          <w:szCs w:val="24"/>
+          <w:lang w:eastAsia="hu-HU"/>
+        </w:rPr>
+        <w:t>/</w:t>
+      </w:r>
+      <w:proofErr w:type="spellStart"/>
+      <w:r>
+        <w:rPr>
+          <w:rFonts w:cs="Times New Roman"/>
+          <w:szCs w:val="24"/>
+          <w:lang w:eastAsia="hu-HU"/>
+        </w:rPr>
+        <w:t>check</w:t>
+      </w:r>
+      <w:proofErr w:type="spellEnd"/>
+      <w:r>
+        <w:rPr>
+          <w:rFonts w:cs="Times New Roman"/>
+          <w:szCs w:val="24"/>
+          <w:lang w:eastAsia="hu-HU"/>
+        </w:rPr>
+        <w:t>-email végpont elfogad egy e-mail lekérdezési paramétert és visszaadja, hogy az e-mail már regisztrálva van-e a rendszerben, lehetővé téve a valós idejű érvényesítést az előtérben. A POST /</w:t>
+      </w:r>
+      <w:proofErr w:type="spellStart"/>
+      <w:r>
+        <w:rPr>
+          <w:rFonts w:cs="Times New Roman"/>
+          <w:szCs w:val="24"/>
+          <w:lang w:eastAsia="hu-HU"/>
+        </w:rPr>
+        <w:t>api</w:t>
+      </w:r>
+      <w:proofErr w:type="spellEnd"/>
+      <w:r>
+        <w:rPr>
+          <w:rFonts w:cs="Times New Roman"/>
+          <w:szCs w:val="24"/>
+          <w:lang w:eastAsia="hu-HU"/>
+        </w:rPr>
+        <w:t>/</w:t>
+      </w:r>
+      <w:proofErr w:type="spellStart"/>
+      <w:r>
+        <w:rPr>
+          <w:rFonts w:cs="Times New Roman"/>
+          <w:szCs w:val="24"/>
+          <w:lang w:eastAsia="hu-HU"/>
+        </w:rPr>
+        <w:t>auth</w:t>
+      </w:r>
+      <w:proofErr w:type="spellEnd"/>
+      <w:r>
+        <w:rPr>
+          <w:rFonts w:cs="Times New Roman"/>
+          <w:szCs w:val="24"/>
+          <w:lang w:eastAsia="hu-HU"/>
+        </w:rPr>
+        <w:t>/</w:t>
+      </w:r>
+      <w:proofErr w:type="spellStart"/>
+      <w:r>
+        <w:rPr>
+          <w:rFonts w:cs="Times New Roman"/>
+          <w:szCs w:val="24"/>
+          <w:lang w:eastAsia="hu-HU"/>
+        </w:rPr>
+        <w:t>signup</w:t>
+      </w:r>
+      <w:proofErr w:type="spellEnd"/>
+      <w:r>
+        <w:rPr>
+          <w:rFonts w:cs="Times New Roman"/>
+          <w:szCs w:val="24"/>
+          <w:lang w:eastAsia="hu-HU"/>
+        </w:rPr>
+        <w:t xml:space="preserve"> végpont új felhasználó regisztrálására szolgál, érvényesítve a felhasználónevet (legalább 3 karakter), e-mail formátumot és jelszót (legalább 6 karakter), megakadályozva a duplikált e-maileket és felhasználóneveket, majd visszaadja az új felhasználói profilt. A POST /</w:t>
+      </w:r>
+      <w:proofErr w:type="spellStart"/>
+      <w:r>
+        <w:rPr>
+          <w:rFonts w:cs="Times New Roman"/>
+          <w:szCs w:val="24"/>
+          <w:lang w:eastAsia="hu-HU"/>
+        </w:rPr>
+        <w:t>api</w:t>
+      </w:r>
+      <w:proofErr w:type="spellEnd"/>
+      <w:r>
+        <w:rPr>
+          <w:rFonts w:cs="Times New Roman"/>
+          <w:szCs w:val="24"/>
+          <w:lang w:eastAsia="hu-HU"/>
+        </w:rPr>
+        <w:t>/</w:t>
+      </w:r>
+      <w:proofErr w:type="spellStart"/>
+      <w:r>
+        <w:rPr>
+          <w:rFonts w:cs="Times New Roman"/>
+          <w:szCs w:val="24"/>
+          <w:lang w:eastAsia="hu-HU"/>
+        </w:rPr>
+        <w:t>auth</w:t>
+      </w:r>
+      <w:proofErr w:type="spellEnd"/>
+      <w:r>
+        <w:rPr>
+          <w:rFonts w:cs="Times New Roman"/>
+          <w:szCs w:val="24"/>
+          <w:lang w:eastAsia="hu-HU"/>
+        </w:rPr>
+        <w:t>/</w:t>
+      </w:r>
+      <w:proofErr w:type="spellStart"/>
+      <w:r>
+        <w:rPr>
+          <w:rFonts w:cs="Times New Roman"/>
+          <w:szCs w:val="24"/>
+          <w:lang w:eastAsia="hu-HU"/>
+        </w:rPr>
+        <w:t>signin</w:t>
+      </w:r>
+      <w:proofErr w:type="spellEnd"/>
+      <w:r>
+        <w:rPr>
+          <w:rFonts w:cs="Times New Roman"/>
+          <w:szCs w:val="24"/>
+          <w:lang w:eastAsia="hu-HU"/>
+        </w:rPr>
+        <w:t xml:space="preserve"> végpont lehetővé teszi a bejelentkezést e-mail vagy felhasználónév és jelszó alapján, visszaadva a felhasználói profilt sikeres </w:t>
+      </w:r>
+      <w:proofErr w:type="spellStart"/>
+      <w:r>
+        <w:rPr>
+          <w:rFonts w:cs="Times New Roman"/>
+          <w:szCs w:val="24"/>
+          <w:lang w:eastAsia="hu-HU"/>
+        </w:rPr>
+        <w:t>autentikáció</w:t>
+      </w:r>
+      <w:proofErr w:type="spellEnd"/>
+      <w:r>
+        <w:rPr>
+          <w:rFonts w:cs="Times New Roman"/>
+          <w:szCs w:val="24"/>
+          <w:lang w:eastAsia="hu-HU"/>
+        </w:rPr>
+        <w:t xml:space="preserve"> esetén. Ez a fájl függ a </w:t>
       </w:r>
       <w:r>
         <w:rPr>
@@ -2694,6 +4313,7 @@
       <w:r>
         <w:rPr>
           <w:rFonts w:cs="Times New Roman"/>
+          <w:noProof/>
           <w:szCs w:val="24"/>
           <w:lang w:eastAsia="hu-HU"/>
         </w:rPr>
@@ -2752,6 +4372,7 @@
           <w:lang w:eastAsia="hu-HU"/>
         </w:rPr>
       </w:pPr>
+      <w:proofErr w:type="spellStart"/>
       <w:r>
         <w:rPr>
           <w:rFonts w:cs="Times New Roman"/>
@@ -2759,37 +4380,338 @@
           <w:szCs w:val="24"/>
           <w:lang w:eastAsia="hu-HU"/>
         </w:rPr>
-        <w:t>src/routes/sports.js</w:t>
-      </w:r>
-    </w:p>
-    <w:p>
-      <w:pPr>
-        <w:rPr>
-          <w:rFonts w:cs="Times New Roman"/>
-          <w:szCs w:val="24"/>
-          <w:lang w:eastAsia="hu-HU"/>
-        </w:rPr>
-      </w:pPr>
-      <w:r>
-        <w:rPr>
-          <w:rFonts w:cs="Times New Roman"/>
-          <w:szCs w:val="24"/>
-          <w:lang w:eastAsia="hu-HU"/>
-        </w:rPr>
-        <w:t>A src/routes/sports.js fájl kezeli a sport tevékenység CRUD műveleteket és keresést adminisztrátori engedélyezéssel. A GET /api/sports végpont listázza az összes sportot vagy keres szűrőkkel, mint sportType, category, city, timeSlot vagy maxPrice. A POST /api/sports végpont új sport létrehozására szolgál, de csak adminisztrátorok számára az X-Admin-Email fejléccel. A GET /api/sports/:id végpont egy specifikus sport részleteit adja vissza, míg a PUT és DELETE végpontok frissítésre és törlésre szolgálnak, szintén admin jogosultsággal. Ez a fájl komplex keresési logikát implementál opcionális szűrőkkel és kaszkád törlést, ahol a nem használt szervezők, helyszínek és kategóriák automatikusan eltávolításra kerülnek. Függ a sportsService.js, authService.js és validators.js moduloktól, biztosítva a sport készlet hatékony kezelését.</w:t>
-      </w:r>
-    </w:p>
-    <w:p>
-      <w:pPr>
-        <w:rPr>
-          <w:rFonts w:cs="Times New Roman"/>
-          <w:szCs w:val="24"/>
-          <w:lang w:eastAsia="hu-HU"/>
-        </w:rPr>
-      </w:pPr>
-      <w:r>
-        <w:rPr>
-          <w:rFonts w:cs="Times New Roman"/>
+        <w:t>src</w:t>
+      </w:r>
+      <w:proofErr w:type="spellEnd"/>
+      <w:r>
+        <w:rPr>
+          <w:rFonts w:cs="Times New Roman"/>
+          <w:b/>
+          <w:szCs w:val="24"/>
+          <w:lang w:eastAsia="hu-HU"/>
+        </w:rPr>
+        <w:t>/</w:t>
+      </w:r>
+      <w:proofErr w:type="spellStart"/>
+      <w:r>
+        <w:rPr>
+          <w:rFonts w:cs="Times New Roman"/>
+          <w:b/>
+          <w:szCs w:val="24"/>
+          <w:lang w:eastAsia="hu-HU"/>
+        </w:rPr>
+        <w:t>routes</w:t>
+      </w:r>
+      <w:proofErr w:type="spellEnd"/>
+      <w:r>
+        <w:rPr>
+          <w:rFonts w:cs="Times New Roman"/>
+          <w:b/>
+          <w:szCs w:val="24"/>
+          <w:lang w:eastAsia="hu-HU"/>
+        </w:rPr>
+        <w:t>/sports.js</w:t>
+      </w:r>
+    </w:p>
+    <w:p>
+      <w:pPr>
+        <w:rPr>
+          <w:rFonts w:cs="Times New Roman"/>
+          <w:szCs w:val="24"/>
+          <w:lang w:eastAsia="hu-HU"/>
+        </w:rPr>
+      </w:pPr>
+      <w:r>
+        <w:rPr>
+          <w:rFonts w:cs="Times New Roman"/>
+          <w:szCs w:val="24"/>
+          <w:lang w:eastAsia="hu-HU"/>
+        </w:rPr>
+        <w:t xml:space="preserve">A </w:t>
+      </w:r>
+      <w:proofErr w:type="spellStart"/>
+      <w:r>
+        <w:rPr>
+          <w:rFonts w:cs="Times New Roman"/>
+          <w:szCs w:val="24"/>
+          <w:lang w:eastAsia="hu-HU"/>
+        </w:rPr>
+        <w:t>src</w:t>
+      </w:r>
+      <w:proofErr w:type="spellEnd"/>
+      <w:r>
+        <w:rPr>
+          <w:rFonts w:cs="Times New Roman"/>
+          <w:szCs w:val="24"/>
+          <w:lang w:eastAsia="hu-HU"/>
+        </w:rPr>
+        <w:t>/</w:t>
+      </w:r>
+      <w:proofErr w:type="spellStart"/>
+      <w:r>
+        <w:rPr>
+          <w:rFonts w:cs="Times New Roman"/>
+          <w:szCs w:val="24"/>
+          <w:lang w:eastAsia="hu-HU"/>
+        </w:rPr>
+        <w:t>routes</w:t>
+      </w:r>
+      <w:proofErr w:type="spellEnd"/>
+      <w:r>
+        <w:rPr>
+          <w:rFonts w:cs="Times New Roman"/>
+          <w:szCs w:val="24"/>
+          <w:lang w:eastAsia="hu-HU"/>
+        </w:rPr>
+        <w:t>/sports.js fájl kezeli a sport tevékenység CRUD műveleteket és keresést adminisztrátori engedélyezéssel. A GET /</w:t>
+      </w:r>
+      <w:proofErr w:type="spellStart"/>
+      <w:r>
+        <w:rPr>
+          <w:rFonts w:cs="Times New Roman"/>
+          <w:szCs w:val="24"/>
+          <w:lang w:eastAsia="hu-HU"/>
+        </w:rPr>
+        <w:t>api</w:t>
+      </w:r>
+      <w:proofErr w:type="spellEnd"/>
+      <w:r>
+        <w:rPr>
+          <w:rFonts w:cs="Times New Roman"/>
+          <w:szCs w:val="24"/>
+          <w:lang w:eastAsia="hu-HU"/>
+        </w:rPr>
+        <w:t>/</w:t>
+      </w:r>
+      <w:proofErr w:type="spellStart"/>
+      <w:r>
+        <w:rPr>
+          <w:rFonts w:cs="Times New Roman"/>
+          <w:szCs w:val="24"/>
+          <w:lang w:eastAsia="hu-HU"/>
+        </w:rPr>
+        <w:t>sports</w:t>
+      </w:r>
+      <w:proofErr w:type="spellEnd"/>
+      <w:r>
+        <w:rPr>
+          <w:rFonts w:cs="Times New Roman"/>
+          <w:szCs w:val="24"/>
+          <w:lang w:eastAsia="hu-HU"/>
+        </w:rPr>
+        <w:t xml:space="preserve"> végpont listázza az összes sportot vagy keres szűrőkkel, mint </w:t>
+      </w:r>
+      <w:proofErr w:type="spellStart"/>
+      <w:r>
+        <w:rPr>
+          <w:rFonts w:cs="Times New Roman"/>
+          <w:szCs w:val="24"/>
+          <w:lang w:eastAsia="hu-HU"/>
+        </w:rPr>
+        <w:t>sportType</w:t>
+      </w:r>
+      <w:proofErr w:type="spellEnd"/>
+      <w:r>
+        <w:rPr>
+          <w:rFonts w:cs="Times New Roman"/>
+          <w:szCs w:val="24"/>
+          <w:lang w:eastAsia="hu-HU"/>
+        </w:rPr>
+        <w:t xml:space="preserve">, </w:t>
+      </w:r>
+      <w:proofErr w:type="spellStart"/>
+      <w:r>
+        <w:rPr>
+          <w:rFonts w:cs="Times New Roman"/>
+          <w:szCs w:val="24"/>
+          <w:lang w:eastAsia="hu-HU"/>
+        </w:rPr>
+        <w:t>category</w:t>
+      </w:r>
+      <w:proofErr w:type="spellEnd"/>
+      <w:r>
+        <w:rPr>
+          <w:rFonts w:cs="Times New Roman"/>
+          <w:szCs w:val="24"/>
+          <w:lang w:eastAsia="hu-HU"/>
+        </w:rPr>
+        <w:t xml:space="preserve">, city, </w:t>
+      </w:r>
+      <w:proofErr w:type="spellStart"/>
+      <w:r>
+        <w:rPr>
+          <w:rFonts w:cs="Times New Roman"/>
+          <w:szCs w:val="24"/>
+          <w:lang w:eastAsia="hu-HU"/>
+        </w:rPr>
+        <w:t>timeSlot</w:t>
+      </w:r>
+      <w:proofErr w:type="spellEnd"/>
+      <w:r>
+        <w:rPr>
+          <w:rFonts w:cs="Times New Roman"/>
+          <w:szCs w:val="24"/>
+          <w:lang w:eastAsia="hu-HU"/>
+        </w:rPr>
+        <w:t xml:space="preserve"> vagy </w:t>
+      </w:r>
+      <w:proofErr w:type="spellStart"/>
+      <w:r>
+        <w:rPr>
+          <w:rFonts w:cs="Times New Roman"/>
+          <w:szCs w:val="24"/>
+          <w:lang w:eastAsia="hu-HU"/>
+        </w:rPr>
+        <w:t>maxPrice</w:t>
+      </w:r>
+      <w:proofErr w:type="spellEnd"/>
+      <w:r>
+        <w:rPr>
+          <w:rFonts w:cs="Times New Roman"/>
+          <w:szCs w:val="24"/>
+          <w:lang w:eastAsia="hu-HU"/>
+        </w:rPr>
+        <w:t>. A POST /</w:t>
+      </w:r>
+      <w:proofErr w:type="spellStart"/>
+      <w:r>
+        <w:rPr>
+          <w:rFonts w:cs="Times New Roman"/>
+          <w:szCs w:val="24"/>
+          <w:lang w:eastAsia="hu-HU"/>
+        </w:rPr>
+        <w:t>api</w:t>
+      </w:r>
+      <w:proofErr w:type="spellEnd"/>
+      <w:r>
+        <w:rPr>
+          <w:rFonts w:cs="Times New Roman"/>
+          <w:szCs w:val="24"/>
+          <w:lang w:eastAsia="hu-HU"/>
+        </w:rPr>
+        <w:t>/</w:t>
+      </w:r>
+      <w:proofErr w:type="spellStart"/>
+      <w:r>
+        <w:rPr>
+          <w:rFonts w:cs="Times New Roman"/>
+          <w:szCs w:val="24"/>
+          <w:lang w:eastAsia="hu-HU"/>
+        </w:rPr>
+        <w:t>sports</w:t>
+      </w:r>
+      <w:proofErr w:type="spellEnd"/>
+      <w:r>
+        <w:rPr>
+          <w:rFonts w:cs="Times New Roman"/>
+          <w:szCs w:val="24"/>
+          <w:lang w:eastAsia="hu-HU"/>
+        </w:rPr>
+        <w:t xml:space="preserve"> végpont új sport létrehozására szolgál, de csak adminisztrátorok számára az X-</w:t>
+      </w:r>
+      <w:proofErr w:type="spellStart"/>
+      <w:r>
+        <w:rPr>
+          <w:rFonts w:cs="Times New Roman"/>
+          <w:szCs w:val="24"/>
+          <w:lang w:eastAsia="hu-HU"/>
+        </w:rPr>
+        <w:t>Admin</w:t>
+      </w:r>
+      <w:proofErr w:type="spellEnd"/>
+      <w:r>
+        <w:rPr>
+          <w:rFonts w:cs="Times New Roman"/>
+          <w:szCs w:val="24"/>
+          <w:lang w:eastAsia="hu-HU"/>
+        </w:rPr>
+        <w:t>-Email fejléccel. A GET /</w:t>
+      </w:r>
+      <w:proofErr w:type="spellStart"/>
+      <w:r>
+        <w:rPr>
+          <w:rFonts w:cs="Times New Roman"/>
+          <w:szCs w:val="24"/>
+          <w:lang w:eastAsia="hu-HU"/>
+        </w:rPr>
+        <w:t>api</w:t>
+      </w:r>
+      <w:proofErr w:type="spellEnd"/>
+      <w:r>
+        <w:rPr>
+          <w:rFonts w:cs="Times New Roman"/>
+          <w:szCs w:val="24"/>
+          <w:lang w:eastAsia="hu-HU"/>
+        </w:rPr>
+        <w:t>/</w:t>
+      </w:r>
+      <w:proofErr w:type="spellStart"/>
+      <w:r>
+        <w:rPr>
+          <w:rFonts w:cs="Times New Roman"/>
+          <w:szCs w:val="24"/>
+          <w:lang w:eastAsia="hu-HU"/>
+        </w:rPr>
+        <w:t>sports</w:t>
+      </w:r>
+      <w:proofErr w:type="spellEnd"/>
+      <w:r>
+        <w:rPr>
+          <w:rFonts w:cs="Times New Roman"/>
+          <w:szCs w:val="24"/>
+          <w:lang w:eastAsia="hu-HU"/>
+        </w:rPr>
+        <w:t>/:</w:t>
+      </w:r>
+      <w:proofErr w:type="spellStart"/>
+      <w:r>
+        <w:rPr>
+          <w:rFonts w:cs="Times New Roman"/>
+          <w:szCs w:val="24"/>
+          <w:lang w:eastAsia="hu-HU"/>
+        </w:rPr>
+        <w:t>id</w:t>
+      </w:r>
+      <w:proofErr w:type="spellEnd"/>
+      <w:r>
+        <w:rPr>
+          <w:rFonts w:cs="Times New Roman"/>
+          <w:szCs w:val="24"/>
+          <w:lang w:eastAsia="hu-HU"/>
+        </w:rPr>
+        <w:t xml:space="preserve"> végpont egy specifikus sport részleteit adja vissza, míg a PUT és DELETE végpontok frissítésre és törlésre szolgálnak, szintén </w:t>
+      </w:r>
+      <w:proofErr w:type="spellStart"/>
+      <w:r>
+        <w:rPr>
+          <w:rFonts w:cs="Times New Roman"/>
+          <w:szCs w:val="24"/>
+          <w:lang w:eastAsia="hu-HU"/>
+        </w:rPr>
+        <w:t>admin</w:t>
+      </w:r>
+      <w:proofErr w:type="spellEnd"/>
+      <w:r>
+        <w:rPr>
+          <w:rFonts w:cs="Times New Roman"/>
+          <w:szCs w:val="24"/>
+          <w:lang w:eastAsia="hu-HU"/>
+        </w:rPr>
+        <w:t xml:space="preserve"> jogosultsággal. Ez a fájl komplex keresési logikát implementál opcionális szűrőkkel és kaszkád törlést, ahol a nem használt szervezők, helyszínek és kategóriák automatikusan eltávolításra kerülnek. Függ a sportsService.js, authService.js és validators.js moduloktól, biztosítva a sport készlet hatékony kezelését.</w:t>
+      </w:r>
+    </w:p>
+    <w:p>
+      <w:pPr>
+        <w:rPr>
+          <w:rFonts w:cs="Times New Roman"/>
+          <w:szCs w:val="24"/>
+          <w:lang w:eastAsia="hu-HU"/>
+        </w:rPr>
+      </w:pPr>
+      <w:r>
+        <w:rPr>
+          <w:rFonts w:cs="Times New Roman"/>
+          <w:noProof/>
           <w:szCs w:val="24"/>
           <w:lang w:eastAsia="hu-HU"/>
         </w:rPr>
@@ -2849,6 +4771,7 @@
           <w:lang w:eastAsia="hu-HU"/>
         </w:rPr>
       </w:pPr>
+      <w:proofErr w:type="spellStart"/>
       <w:r>
         <w:rPr>
           <w:rFonts w:cs="Times New Roman"/>
@@ -2856,37 +4779,284 @@
           <w:szCs w:val="24"/>
           <w:lang w:eastAsia="hu-HU"/>
         </w:rPr>
-        <w:t>src/routes/favorites.js</w:t>
-      </w:r>
-    </w:p>
-    <w:p>
-      <w:pPr>
-        <w:rPr>
-          <w:rFonts w:cs="Times New Roman"/>
-          <w:szCs w:val="24"/>
-          <w:lang w:eastAsia="hu-HU"/>
-        </w:rPr>
-      </w:pPr>
-      <w:r>
-        <w:rPr>
-          <w:rFonts w:cs="Times New Roman"/>
-          <w:szCs w:val="24"/>
-          <w:lang w:eastAsia="hu-HU"/>
-        </w:rPr>
-        <w:t>A src/routes/favorites.js fájl a felhasználói kedvenc sportok kezelését végzi, egyszerű műveleteket biztosítva a hozzáadásra, eltávolításra és ellenőrzésre. A GET /api/favorites végpont visszaadja a bejelentkezett felhasználó kedvenc sportjainak ID-jait. A POST /api/favorites végpont hozzáad egy sportot a kedvencekhez, míg a DELETE végpont eltávolítja azt. A GET /api/favorites/:sportId/status végpont ellenőrzi a kedvenc státuszt. Minden végpont igényel érvényes X-User-Email fejlécet a felhasználói autentikációhoz. Ez a fájl függ a favoritesService.js, authService.js és sportsService.js moduloktól, támogatva a felhasználói preferenciák kezelését.</w:t>
-      </w:r>
-    </w:p>
-    <w:p>
-      <w:pPr>
-        <w:rPr>
-          <w:rFonts w:cs="Times New Roman"/>
-          <w:szCs w:val="24"/>
-          <w:lang w:eastAsia="hu-HU"/>
-        </w:rPr>
-      </w:pPr>
-      <w:r>
-        <w:rPr>
-          <w:rFonts w:cs="Times New Roman"/>
+        <w:t>src</w:t>
+      </w:r>
+      <w:proofErr w:type="spellEnd"/>
+      <w:r>
+        <w:rPr>
+          <w:rFonts w:cs="Times New Roman"/>
+          <w:b/>
+          <w:szCs w:val="24"/>
+          <w:lang w:eastAsia="hu-HU"/>
+        </w:rPr>
+        <w:t>/</w:t>
+      </w:r>
+      <w:proofErr w:type="spellStart"/>
+      <w:r>
+        <w:rPr>
+          <w:rFonts w:cs="Times New Roman"/>
+          <w:b/>
+          <w:szCs w:val="24"/>
+          <w:lang w:eastAsia="hu-HU"/>
+        </w:rPr>
+        <w:t>routes</w:t>
+      </w:r>
+      <w:proofErr w:type="spellEnd"/>
+      <w:r>
+        <w:rPr>
+          <w:rFonts w:cs="Times New Roman"/>
+          <w:b/>
+          <w:szCs w:val="24"/>
+          <w:lang w:eastAsia="hu-HU"/>
+        </w:rPr>
+        <w:t>/favorites.js</w:t>
+      </w:r>
+    </w:p>
+    <w:p>
+      <w:pPr>
+        <w:rPr>
+          <w:rFonts w:cs="Times New Roman"/>
+          <w:szCs w:val="24"/>
+          <w:lang w:eastAsia="hu-HU"/>
+        </w:rPr>
+      </w:pPr>
+      <w:r>
+        <w:rPr>
+          <w:rFonts w:cs="Times New Roman"/>
+          <w:szCs w:val="24"/>
+          <w:lang w:eastAsia="hu-HU"/>
+        </w:rPr>
+        <w:t xml:space="preserve">A </w:t>
+      </w:r>
+      <w:proofErr w:type="spellStart"/>
+      <w:r>
+        <w:rPr>
+          <w:rFonts w:cs="Times New Roman"/>
+          <w:szCs w:val="24"/>
+          <w:lang w:eastAsia="hu-HU"/>
+        </w:rPr>
+        <w:t>src</w:t>
+      </w:r>
+      <w:proofErr w:type="spellEnd"/>
+      <w:r>
+        <w:rPr>
+          <w:rFonts w:cs="Times New Roman"/>
+          <w:szCs w:val="24"/>
+          <w:lang w:eastAsia="hu-HU"/>
+        </w:rPr>
+        <w:t>/</w:t>
+      </w:r>
+      <w:proofErr w:type="spellStart"/>
+      <w:r>
+        <w:rPr>
+          <w:rFonts w:cs="Times New Roman"/>
+          <w:szCs w:val="24"/>
+          <w:lang w:eastAsia="hu-HU"/>
+        </w:rPr>
+        <w:t>routes</w:t>
+      </w:r>
+      <w:proofErr w:type="spellEnd"/>
+      <w:r>
+        <w:rPr>
+          <w:rFonts w:cs="Times New Roman"/>
+          <w:szCs w:val="24"/>
+          <w:lang w:eastAsia="hu-HU"/>
+        </w:rPr>
+        <w:t>/favorites.js fájl a felhasználói kedvenc sportok kezelését végzi, egyszerű műveleteket biztosítva a hozzáadásra, eltávolításra és ellenőrzésre. A GET /</w:t>
+      </w:r>
+      <w:proofErr w:type="spellStart"/>
+      <w:r>
+        <w:rPr>
+          <w:rFonts w:cs="Times New Roman"/>
+          <w:szCs w:val="24"/>
+          <w:lang w:eastAsia="hu-HU"/>
+        </w:rPr>
+        <w:t>api</w:t>
+      </w:r>
+      <w:proofErr w:type="spellEnd"/>
+      <w:r>
+        <w:rPr>
+          <w:rFonts w:cs="Times New Roman"/>
+          <w:szCs w:val="24"/>
+          <w:lang w:eastAsia="hu-HU"/>
+        </w:rPr>
+        <w:t>/</w:t>
+      </w:r>
+      <w:proofErr w:type="spellStart"/>
+      <w:r>
+        <w:rPr>
+          <w:rFonts w:cs="Times New Roman"/>
+          <w:szCs w:val="24"/>
+          <w:lang w:eastAsia="hu-HU"/>
+        </w:rPr>
+        <w:t>favorites</w:t>
+      </w:r>
+      <w:proofErr w:type="spellEnd"/>
+      <w:r>
+        <w:rPr>
+          <w:rFonts w:cs="Times New Roman"/>
+          <w:szCs w:val="24"/>
+          <w:lang w:eastAsia="hu-HU"/>
+        </w:rPr>
+        <w:t xml:space="preserve"> végpont visszaadja a bejelentkezett felhasználó kedvenc sportjainak ID-</w:t>
+      </w:r>
+      <w:proofErr w:type="spellStart"/>
+      <w:r>
+        <w:rPr>
+          <w:rFonts w:cs="Times New Roman"/>
+          <w:szCs w:val="24"/>
+          <w:lang w:eastAsia="hu-HU"/>
+        </w:rPr>
+        <w:t>jait</w:t>
+      </w:r>
+      <w:proofErr w:type="spellEnd"/>
+      <w:r>
+        <w:rPr>
+          <w:rFonts w:cs="Times New Roman"/>
+          <w:szCs w:val="24"/>
+          <w:lang w:eastAsia="hu-HU"/>
+        </w:rPr>
+        <w:t>. A POST /</w:t>
+      </w:r>
+      <w:proofErr w:type="spellStart"/>
+      <w:r>
+        <w:rPr>
+          <w:rFonts w:cs="Times New Roman"/>
+          <w:szCs w:val="24"/>
+          <w:lang w:eastAsia="hu-HU"/>
+        </w:rPr>
+        <w:t>api</w:t>
+      </w:r>
+      <w:proofErr w:type="spellEnd"/>
+      <w:r>
+        <w:rPr>
+          <w:rFonts w:cs="Times New Roman"/>
+          <w:szCs w:val="24"/>
+          <w:lang w:eastAsia="hu-HU"/>
+        </w:rPr>
+        <w:t>/</w:t>
+      </w:r>
+      <w:proofErr w:type="spellStart"/>
+      <w:r>
+        <w:rPr>
+          <w:rFonts w:cs="Times New Roman"/>
+          <w:szCs w:val="24"/>
+          <w:lang w:eastAsia="hu-HU"/>
+        </w:rPr>
+        <w:t>favorites</w:t>
+      </w:r>
+      <w:proofErr w:type="spellEnd"/>
+      <w:r>
+        <w:rPr>
+          <w:rFonts w:cs="Times New Roman"/>
+          <w:szCs w:val="24"/>
+          <w:lang w:eastAsia="hu-HU"/>
+        </w:rPr>
+        <w:t xml:space="preserve"> végpont hozzáad egy sportot a kedvencekhez, míg a DELETE végpont eltávolítja azt. A GET /</w:t>
+      </w:r>
+      <w:proofErr w:type="spellStart"/>
+      <w:r>
+        <w:rPr>
+          <w:rFonts w:cs="Times New Roman"/>
+          <w:szCs w:val="24"/>
+          <w:lang w:eastAsia="hu-HU"/>
+        </w:rPr>
+        <w:t>api</w:t>
+      </w:r>
+      <w:proofErr w:type="spellEnd"/>
+      <w:r>
+        <w:rPr>
+          <w:rFonts w:cs="Times New Roman"/>
+          <w:szCs w:val="24"/>
+          <w:lang w:eastAsia="hu-HU"/>
+        </w:rPr>
+        <w:t>/</w:t>
+      </w:r>
+      <w:proofErr w:type="spellStart"/>
+      <w:r>
+        <w:rPr>
+          <w:rFonts w:cs="Times New Roman"/>
+          <w:szCs w:val="24"/>
+          <w:lang w:eastAsia="hu-HU"/>
+        </w:rPr>
+        <w:t>favorites</w:t>
+      </w:r>
+      <w:proofErr w:type="spellEnd"/>
+      <w:r>
+        <w:rPr>
+          <w:rFonts w:cs="Times New Roman"/>
+          <w:szCs w:val="24"/>
+          <w:lang w:eastAsia="hu-HU"/>
+        </w:rPr>
+        <w:t>/:</w:t>
+      </w:r>
+      <w:proofErr w:type="spellStart"/>
+      <w:r>
+        <w:rPr>
+          <w:rFonts w:cs="Times New Roman"/>
+          <w:szCs w:val="24"/>
+          <w:lang w:eastAsia="hu-HU"/>
+        </w:rPr>
+        <w:t>sportId</w:t>
+      </w:r>
+      <w:proofErr w:type="spellEnd"/>
+      <w:r>
+        <w:rPr>
+          <w:rFonts w:cs="Times New Roman"/>
+          <w:szCs w:val="24"/>
+          <w:lang w:eastAsia="hu-HU"/>
+        </w:rPr>
+        <w:t>/status végpont ellenőrzi a kedvenc státuszt. Minden végpont igényel érvényes X-</w:t>
+      </w:r>
+      <w:proofErr w:type="spellStart"/>
+      <w:r>
+        <w:rPr>
+          <w:rFonts w:cs="Times New Roman"/>
+          <w:szCs w:val="24"/>
+          <w:lang w:eastAsia="hu-HU"/>
+        </w:rPr>
+        <w:t>User</w:t>
+      </w:r>
+      <w:proofErr w:type="spellEnd"/>
+      <w:r>
+        <w:rPr>
+          <w:rFonts w:cs="Times New Roman"/>
+          <w:szCs w:val="24"/>
+          <w:lang w:eastAsia="hu-HU"/>
+        </w:rPr>
+        <w:t xml:space="preserve">-Email fejlécet a felhasználói </w:t>
+      </w:r>
+      <w:proofErr w:type="spellStart"/>
+      <w:r>
+        <w:rPr>
+          <w:rFonts w:cs="Times New Roman"/>
+          <w:szCs w:val="24"/>
+          <w:lang w:eastAsia="hu-HU"/>
+        </w:rPr>
+        <w:t>autentikációhoz</w:t>
+      </w:r>
+      <w:proofErr w:type="spellEnd"/>
+      <w:r>
+        <w:rPr>
+          <w:rFonts w:cs="Times New Roman"/>
+          <w:szCs w:val="24"/>
+          <w:lang w:eastAsia="hu-HU"/>
+        </w:rPr>
+        <w:t>. Ez a fájl függ a favoritesService.js, authService.js és sportsService.js moduloktól, támogatva a felhasználói preferenciák kezelését.</w:t>
+      </w:r>
+    </w:p>
+    <w:p>
+      <w:pPr>
+        <w:rPr>
+          <w:rFonts w:cs="Times New Roman"/>
+          <w:szCs w:val="24"/>
+          <w:lang w:eastAsia="hu-HU"/>
+        </w:rPr>
+      </w:pPr>
+      <w:r>
+        <w:rPr>
+          <w:rFonts w:cs="Times New Roman"/>
+          <w:noProof/>
           <w:szCs w:val="24"/>
           <w:lang w:eastAsia="hu-HU"/>
         </w:rPr>
@@ -2946,6 +5116,7 @@
           <w:lang w:eastAsia="hu-HU"/>
         </w:rPr>
       </w:pPr>
+      <w:proofErr w:type="spellStart"/>
       <w:r>
         <w:rPr>
           <w:rFonts w:cs="Times New Roman"/>
@@ -2953,37 +5124,302 @@
           <w:szCs w:val="24"/>
           <w:lang w:eastAsia="hu-HU"/>
         </w:rPr>
-        <w:t>src/routes/registrations.js</w:t>
-      </w:r>
-    </w:p>
-    <w:p>
-      <w:pPr>
-        <w:rPr>
-          <w:rFonts w:cs="Times New Roman"/>
-          <w:szCs w:val="24"/>
-          <w:lang w:eastAsia="hu-HU"/>
-        </w:rPr>
-      </w:pPr>
-      <w:r>
-        <w:rPr>
-          <w:rFonts w:cs="Times New Roman"/>
-          <w:szCs w:val="24"/>
-          <w:lang w:eastAsia="hu-HU"/>
-        </w:rPr>
-        <w:t>A src/routes/registrations.js fájl kezeli a felhasználói sport tevékenység jelentkezéseket és lemondásokat. A GET /api/registrations végpont listázza a felhasználó aktív és lemondott jelentkezéseit. A POST /api/registrations végpont új jelentkezést hoz létre, érvényesítve a sport létezését és megakadályozva a duplikált jelentkezéseket. A GET /api/registrations/:id végpont egy specifikus jelentkezés részleteit adja vissza, csak a tulajdonos számára. A DELETE végpont lemondja a jelentkezést, státuszt változtatva lemondva-ra teljes törlés helyett. A GET /api/registrations/stats végpont aggregált statisztikákat biztosít. Ez a fájl függ a registrationsService.js, authService.js és sportsService.js moduloktól, biztosítva a jelentkezési életciklus kezelését.</w:t>
-      </w:r>
-    </w:p>
-    <w:p>
-      <w:pPr>
-        <w:rPr>
-          <w:rFonts w:cs="Times New Roman"/>
-          <w:szCs w:val="24"/>
-          <w:lang w:eastAsia="hu-HU"/>
-        </w:rPr>
-      </w:pPr>
-      <w:r>
-        <w:rPr>
-          <w:rFonts w:cs="Times New Roman"/>
+        <w:t>src</w:t>
+      </w:r>
+      <w:proofErr w:type="spellEnd"/>
+      <w:r>
+        <w:rPr>
+          <w:rFonts w:cs="Times New Roman"/>
+          <w:b/>
+          <w:szCs w:val="24"/>
+          <w:lang w:eastAsia="hu-HU"/>
+        </w:rPr>
+        <w:t>/</w:t>
+      </w:r>
+      <w:proofErr w:type="spellStart"/>
+      <w:r>
+        <w:rPr>
+          <w:rFonts w:cs="Times New Roman"/>
+          <w:b/>
+          <w:szCs w:val="24"/>
+          <w:lang w:eastAsia="hu-HU"/>
+        </w:rPr>
+        <w:t>routes</w:t>
+      </w:r>
+      <w:proofErr w:type="spellEnd"/>
+      <w:r>
+        <w:rPr>
+          <w:rFonts w:cs="Times New Roman"/>
+          <w:b/>
+          <w:szCs w:val="24"/>
+          <w:lang w:eastAsia="hu-HU"/>
+        </w:rPr>
+        <w:t>/registrations.js</w:t>
+      </w:r>
+    </w:p>
+    <w:p>
+      <w:pPr>
+        <w:rPr>
+          <w:rFonts w:cs="Times New Roman"/>
+          <w:szCs w:val="24"/>
+          <w:lang w:eastAsia="hu-HU"/>
+        </w:rPr>
+      </w:pPr>
+      <w:r>
+        <w:rPr>
+          <w:rFonts w:cs="Times New Roman"/>
+          <w:szCs w:val="24"/>
+          <w:lang w:eastAsia="hu-HU"/>
+        </w:rPr>
+        <w:t xml:space="preserve">A </w:t>
+      </w:r>
+      <w:proofErr w:type="spellStart"/>
+      <w:r>
+        <w:rPr>
+          <w:rFonts w:cs="Times New Roman"/>
+          <w:szCs w:val="24"/>
+          <w:lang w:eastAsia="hu-HU"/>
+        </w:rPr>
+        <w:t>src</w:t>
+      </w:r>
+      <w:proofErr w:type="spellEnd"/>
+      <w:r>
+        <w:rPr>
+          <w:rFonts w:cs="Times New Roman"/>
+          <w:szCs w:val="24"/>
+          <w:lang w:eastAsia="hu-HU"/>
+        </w:rPr>
+        <w:t>/</w:t>
+      </w:r>
+      <w:proofErr w:type="spellStart"/>
+      <w:r>
+        <w:rPr>
+          <w:rFonts w:cs="Times New Roman"/>
+          <w:szCs w:val="24"/>
+          <w:lang w:eastAsia="hu-HU"/>
+        </w:rPr>
+        <w:t>routes</w:t>
+      </w:r>
+      <w:proofErr w:type="spellEnd"/>
+      <w:r>
+        <w:rPr>
+          <w:rFonts w:cs="Times New Roman"/>
+          <w:szCs w:val="24"/>
+          <w:lang w:eastAsia="hu-HU"/>
+        </w:rPr>
+        <w:t>/registrations.js fájl kezeli a felhasználói sport tevékenység jelentkezéseket és lemondásokat. A GET /</w:t>
+      </w:r>
+      <w:proofErr w:type="spellStart"/>
+      <w:r>
+        <w:rPr>
+          <w:rFonts w:cs="Times New Roman"/>
+          <w:szCs w:val="24"/>
+          <w:lang w:eastAsia="hu-HU"/>
+        </w:rPr>
+        <w:t>api</w:t>
+      </w:r>
+      <w:proofErr w:type="spellEnd"/>
+      <w:r>
+        <w:rPr>
+          <w:rFonts w:cs="Times New Roman"/>
+          <w:szCs w:val="24"/>
+          <w:lang w:eastAsia="hu-HU"/>
+        </w:rPr>
+        <w:t>/</w:t>
+      </w:r>
+      <w:proofErr w:type="spellStart"/>
+      <w:r>
+        <w:rPr>
+          <w:rFonts w:cs="Times New Roman"/>
+          <w:szCs w:val="24"/>
+          <w:lang w:eastAsia="hu-HU"/>
+        </w:rPr>
+        <w:t>registrations</w:t>
+      </w:r>
+      <w:proofErr w:type="spellEnd"/>
+      <w:r>
+        <w:rPr>
+          <w:rFonts w:cs="Times New Roman"/>
+          <w:szCs w:val="24"/>
+          <w:lang w:eastAsia="hu-HU"/>
+        </w:rPr>
+        <w:t xml:space="preserve"> végpont listázza a felhasználó aktív és lemondott jelentkezéseit. A POST /</w:t>
+      </w:r>
+      <w:proofErr w:type="spellStart"/>
+      <w:r>
+        <w:rPr>
+          <w:rFonts w:cs="Times New Roman"/>
+          <w:szCs w:val="24"/>
+          <w:lang w:eastAsia="hu-HU"/>
+        </w:rPr>
+        <w:t>api</w:t>
+      </w:r>
+      <w:proofErr w:type="spellEnd"/>
+      <w:r>
+        <w:rPr>
+          <w:rFonts w:cs="Times New Roman"/>
+          <w:szCs w:val="24"/>
+          <w:lang w:eastAsia="hu-HU"/>
+        </w:rPr>
+        <w:t>/</w:t>
+      </w:r>
+      <w:proofErr w:type="spellStart"/>
+      <w:r>
+        <w:rPr>
+          <w:rFonts w:cs="Times New Roman"/>
+          <w:szCs w:val="24"/>
+          <w:lang w:eastAsia="hu-HU"/>
+        </w:rPr>
+        <w:t>registrations</w:t>
+      </w:r>
+      <w:proofErr w:type="spellEnd"/>
+      <w:r>
+        <w:rPr>
+          <w:rFonts w:cs="Times New Roman"/>
+          <w:szCs w:val="24"/>
+          <w:lang w:eastAsia="hu-HU"/>
+        </w:rPr>
+        <w:t xml:space="preserve"> végpont új jelentkezést hoz létre, érvényesítve a sport létezését és megakadályozva a duplikált jelentkezéseket. A GET /</w:t>
+      </w:r>
+      <w:proofErr w:type="spellStart"/>
+      <w:r>
+        <w:rPr>
+          <w:rFonts w:cs="Times New Roman"/>
+          <w:szCs w:val="24"/>
+          <w:lang w:eastAsia="hu-HU"/>
+        </w:rPr>
+        <w:t>api</w:t>
+      </w:r>
+      <w:proofErr w:type="spellEnd"/>
+      <w:r>
+        <w:rPr>
+          <w:rFonts w:cs="Times New Roman"/>
+          <w:szCs w:val="24"/>
+          <w:lang w:eastAsia="hu-HU"/>
+        </w:rPr>
+        <w:t>/</w:t>
+      </w:r>
+      <w:proofErr w:type="spellStart"/>
+      <w:r>
+        <w:rPr>
+          <w:rFonts w:cs="Times New Roman"/>
+          <w:szCs w:val="24"/>
+          <w:lang w:eastAsia="hu-HU"/>
+        </w:rPr>
+        <w:t>registrations</w:t>
+      </w:r>
+      <w:proofErr w:type="spellEnd"/>
+      <w:r>
+        <w:rPr>
+          <w:rFonts w:cs="Times New Roman"/>
+          <w:szCs w:val="24"/>
+          <w:lang w:eastAsia="hu-HU"/>
+        </w:rPr>
+        <w:t>/:</w:t>
+      </w:r>
+      <w:proofErr w:type="spellStart"/>
+      <w:r>
+        <w:rPr>
+          <w:rFonts w:cs="Times New Roman"/>
+          <w:szCs w:val="24"/>
+          <w:lang w:eastAsia="hu-HU"/>
+        </w:rPr>
+        <w:t>id</w:t>
+      </w:r>
+      <w:proofErr w:type="spellEnd"/>
+      <w:r>
+        <w:rPr>
+          <w:rFonts w:cs="Times New Roman"/>
+          <w:szCs w:val="24"/>
+          <w:lang w:eastAsia="hu-HU"/>
+        </w:rPr>
+        <w:t xml:space="preserve"> végpont egy specifikus jelentkezés részleteit adja vissza, csak a tulajdonos számára. A DELETE végpont lemondja a jelentkezést, státuszt változtatva lemondva-</w:t>
+      </w:r>
+      <w:proofErr w:type="spellStart"/>
+      <w:r>
+        <w:rPr>
+          <w:rFonts w:cs="Times New Roman"/>
+          <w:szCs w:val="24"/>
+          <w:lang w:eastAsia="hu-HU"/>
+        </w:rPr>
+        <w:t>ra</w:t>
+      </w:r>
+      <w:proofErr w:type="spellEnd"/>
+      <w:r>
+        <w:rPr>
+          <w:rFonts w:cs="Times New Roman"/>
+          <w:szCs w:val="24"/>
+          <w:lang w:eastAsia="hu-HU"/>
+        </w:rPr>
+        <w:t xml:space="preserve"> teljes törlés helyett. A GET /</w:t>
+      </w:r>
+      <w:proofErr w:type="spellStart"/>
+      <w:r>
+        <w:rPr>
+          <w:rFonts w:cs="Times New Roman"/>
+          <w:szCs w:val="24"/>
+          <w:lang w:eastAsia="hu-HU"/>
+        </w:rPr>
+        <w:t>api</w:t>
+      </w:r>
+      <w:proofErr w:type="spellEnd"/>
+      <w:r>
+        <w:rPr>
+          <w:rFonts w:cs="Times New Roman"/>
+          <w:szCs w:val="24"/>
+          <w:lang w:eastAsia="hu-HU"/>
+        </w:rPr>
+        <w:t>/</w:t>
+      </w:r>
+      <w:proofErr w:type="spellStart"/>
+      <w:r>
+        <w:rPr>
+          <w:rFonts w:cs="Times New Roman"/>
+          <w:szCs w:val="24"/>
+          <w:lang w:eastAsia="hu-HU"/>
+        </w:rPr>
+        <w:t>registrations</w:t>
+      </w:r>
+      <w:proofErr w:type="spellEnd"/>
+      <w:r>
+        <w:rPr>
+          <w:rFonts w:cs="Times New Roman"/>
+          <w:szCs w:val="24"/>
+          <w:lang w:eastAsia="hu-HU"/>
+        </w:rPr>
+        <w:t>/</w:t>
+      </w:r>
+      <w:proofErr w:type="spellStart"/>
+      <w:r>
+        <w:rPr>
+          <w:rFonts w:cs="Times New Roman"/>
+          <w:szCs w:val="24"/>
+          <w:lang w:eastAsia="hu-HU"/>
+        </w:rPr>
+        <w:t>stats</w:t>
+      </w:r>
+      <w:proofErr w:type="spellEnd"/>
+      <w:r>
+        <w:rPr>
+          <w:rFonts w:cs="Times New Roman"/>
+          <w:szCs w:val="24"/>
+          <w:lang w:eastAsia="hu-HU"/>
+        </w:rPr>
+        <w:t xml:space="preserve"> végpont aggregált statisztikákat biztosít. Ez a fájl függ a registrationsService.js, authService.js és sportsService.js moduloktól, biztosítva a jelentkezési életciklus kezelését.</w:t>
+      </w:r>
+    </w:p>
+    <w:p>
+      <w:pPr>
+        <w:rPr>
+          <w:rFonts w:cs="Times New Roman"/>
+          <w:szCs w:val="24"/>
+          <w:lang w:eastAsia="hu-HU"/>
+        </w:rPr>
+      </w:pPr>
+      <w:r>
+        <w:rPr>
+          <w:rFonts w:cs="Times New Roman"/>
+          <w:noProof/>
           <w:szCs w:val="24"/>
           <w:lang w:eastAsia="hu-HU"/>
         </w:rPr>
@@ -3043,6 +5479,7 @@
           <w:lang w:eastAsia="hu-HU"/>
         </w:rPr>
       </w:pPr>
+      <w:proofErr w:type="spellStart"/>
       <w:r>
         <w:rPr>
           <w:rFonts w:cs="Times New Roman"/>
@@ -3050,37 +5487,428 @@
           <w:szCs w:val="24"/>
           <w:lang w:eastAsia="hu-HU"/>
         </w:rPr>
-        <w:t>src/routes/admin.js</w:t>
-      </w:r>
-    </w:p>
-    <w:p>
-      <w:pPr>
-        <w:rPr>
-          <w:rFonts w:cs="Times New Roman"/>
-          <w:szCs w:val="24"/>
-          <w:lang w:eastAsia="hu-HU"/>
-        </w:rPr>
-      </w:pPr>
-      <w:r>
-        <w:rPr>
-          <w:rFonts w:cs="Times New Roman"/>
-          <w:szCs w:val="24"/>
-          <w:lang w:eastAsia="hu-HU"/>
-        </w:rPr>
-        <w:t>A src/routes/admin.js fájl kizárólag adminisztrátori végpontokat biztosít a rendszer kezeléséhez, jelentéshez és metaadatokhoz. A GET /api/admin/users végpont listázza az összes felhasználót bejelentkezési statisztikákkal, míg a GET /api/admin/registrations az összes jelentkezést. A metaadat végpontok, mint categories, sport-types, locations és organizers, referencia adatokat szolgáltatnak, és a bulk metadata végpont egyszerre adja vissza mindet. A GET /api/admin/stats végpont rendszer-szintű statisztikákat aggregál. Minden végpont igényel X-Admin-Email fejlécet admin szerepkör ellenőrzéssel. Ez a fájl függ az adminService.js, authService.js és registrationsService.js moduloktól, támogatva az admin irányítópultokat és monitorozást.</w:t>
-      </w:r>
-    </w:p>
-    <w:p>
-      <w:pPr>
-        <w:rPr>
-          <w:rFonts w:cs="Times New Roman"/>
-          <w:szCs w:val="24"/>
-          <w:lang w:eastAsia="hu-HU"/>
-        </w:rPr>
-      </w:pPr>
-      <w:r>
-        <w:rPr>
-          <w:rFonts w:cs="Times New Roman"/>
+        <w:t>src</w:t>
+      </w:r>
+      <w:proofErr w:type="spellEnd"/>
+      <w:r>
+        <w:rPr>
+          <w:rFonts w:cs="Times New Roman"/>
+          <w:b/>
+          <w:szCs w:val="24"/>
+          <w:lang w:eastAsia="hu-HU"/>
+        </w:rPr>
+        <w:t>/</w:t>
+      </w:r>
+      <w:proofErr w:type="spellStart"/>
+      <w:r>
+        <w:rPr>
+          <w:rFonts w:cs="Times New Roman"/>
+          <w:b/>
+          <w:szCs w:val="24"/>
+          <w:lang w:eastAsia="hu-HU"/>
+        </w:rPr>
+        <w:t>routes</w:t>
+      </w:r>
+      <w:proofErr w:type="spellEnd"/>
+      <w:r>
+        <w:rPr>
+          <w:rFonts w:cs="Times New Roman"/>
+          <w:b/>
+          <w:szCs w:val="24"/>
+          <w:lang w:eastAsia="hu-HU"/>
+        </w:rPr>
+        <w:t>/admin.js</w:t>
+      </w:r>
+    </w:p>
+    <w:p>
+      <w:pPr>
+        <w:rPr>
+          <w:rFonts w:cs="Times New Roman"/>
+          <w:szCs w:val="24"/>
+          <w:lang w:eastAsia="hu-HU"/>
+        </w:rPr>
+      </w:pPr>
+      <w:r>
+        <w:rPr>
+          <w:rFonts w:cs="Times New Roman"/>
+          <w:szCs w:val="24"/>
+          <w:lang w:eastAsia="hu-HU"/>
+        </w:rPr>
+        <w:t xml:space="preserve">A </w:t>
+      </w:r>
+      <w:proofErr w:type="spellStart"/>
+      <w:r>
+        <w:rPr>
+          <w:rFonts w:cs="Times New Roman"/>
+          <w:szCs w:val="24"/>
+          <w:lang w:eastAsia="hu-HU"/>
+        </w:rPr>
+        <w:t>src</w:t>
+      </w:r>
+      <w:proofErr w:type="spellEnd"/>
+      <w:r>
+        <w:rPr>
+          <w:rFonts w:cs="Times New Roman"/>
+          <w:szCs w:val="24"/>
+          <w:lang w:eastAsia="hu-HU"/>
+        </w:rPr>
+        <w:t>/</w:t>
+      </w:r>
+      <w:proofErr w:type="spellStart"/>
+      <w:r>
+        <w:rPr>
+          <w:rFonts w:cs="Times New Roman"/>
+          <w:szCs w:val="24"/>
+          <w:lang w:eastAsia="hu-HU"/>
+        </w:rPr>
+        <w:t>routes</w:t>
+      </w:r>
+      <w:proofErr w:type="spellEnd"/>
+      <w:r>
+        <w:rPr>
+          <w:rFonts w:cs="Times New Roman"/>
+          <w:szCs w:val="24"/>
+          <w:lang w:eastAsia="hu-HU"/>
+        </w:rPr>
+        <w:t>/admin.js fájl kizárólag adminisztrátori végpontokat biztosít a rendszer kezeléséhez, jelentéshez és metaadatokhoz. A GET /</w:t>
+      </w:r>
+      <w:proofErr w:type="spellStart"/>
+      <w:r>
+        <w:rPr>
+          <w:rFonts w:cs="Times New Roman"/>
+          <w:szCs w:val="24"/>
+          <w:lang w:eastAsia="hu-HU"/>
+        </w:rPr>
+        <w:t>api</w:t>
+      </w:r>
+      <w:proofErr w:type="spellEnd"/>
+      <w:r>
+        <w:rPr>
+          <w:rFonts w:cs="Times New Roman"/>
+          <w:szCs w:val="24"/>
+          <w:lang w:eastAsia="hu-HU"/>
+        </w:rPr>
+        <w:t>/</w:t>
+      </w:r>
+      <w:proofErr w:type="spellStart"/>
+      <w:r>
+        <w:rPr>
+          <w:rFonts w:cs="Times New Roman"/>
+          <w:szCs w:val="24"/>
+          <w:lang w:eastAsia="hu-HU"/>
+        </w:rPr>
+        <w:t>admin</w:t>
+      </w:r>
+      <w:proofErr w:type="spellEnd"/>
+      <w:r>
+        <w:rPr>
+          <w:rFonts w:cs="Times New Roman"/>
+          <w:szCs w:val="24"/>
+          <w:lang w:eastAsia="hu-HU"/>
+        </w:rPr>
+        <w:t>/</w:t>
+      </w:r>
+      <w:proofErr w:type="spellStart"/>
+      <w:r>
+        <w:rPr>
+          <w:rFonts w:cs="Times New Roman"/>
+          <w:szCs w:val="24"/>
+          <w:lang w:eastAsia="hu-HU"/>
+        </w:rPr>
+        <w:t>users</w:t>
+      </w:r>
+      <w:proofErr w:type="spellEnd"/>
+      <w:r>
+        <w:rPr>
+          <w:rFonts w:cs="Times New Roman"/>
+          <w:szCs w:val="24"/>
+          <w:lang w:eastAsia="hu-HU"/>
+        </w:rPr>
+        <w:t xml:space="preserve"> végpont listázza az összes felhasználót bejelentkezési statisztikákkal, míg a GET /</w:t>
+      </w:r>
+      <w:proofErr w:type="spellStart"/>
+      <w:r>
+        <w:rPr>
+          <w:rFonts w:cs="Times New Roman"/>
+          <w:szCs w:val="24"/>
+          <w:lang w:eastAsia="hu-HU"/>
+        </w:rPr>
+        <w:t>api</w:t>
+      </w:r>
+      <w:proofErr w:type="spellEnd"/>
+      <w:r>
+        <w:rPr>
+          <w:rFonts w:cs="Times New Roman"/>
+          <w:szCs w:val="24"/>
+          <w:lang w:eastAsia="hu-HU"/>
+        </w:rPr>
+        <w:t>/</w:t>
+      </w:r>
+      <w:proofErr w:type="spellStart"/>
+      <w:r>
+        <w:rPr>
+          <w:rFonts w:cs="Times New Roman"/>
+          <w:szCs w:val="24"/>
+          <w:lang w:eastAsia="hu-HU"/>
+        </w:rPr>
+        <w:t>admin</w:t>
+      </w:r>
+      <w:proofErr w:type="spellEnd"/>
+      <w:r>
+        <w:rPr>
+          <w:rFonts w:cs="Times New Roman"/>
+          <w:szCs w:val="24"/>
+          <w:lang w:eastAsia="hu-HU"/>
+        </w:rPr>
+        <w:t>/</w:t>
+      </w:r>
+      <w:proofErr w:type="spellStart"/>
+      <w:r>
+        <w:rPr>
+          <w:rFonts w:cs="Times New Roman"/>
+          <w:szCs w:val="24"/>
+          <w:lang w:eastAsia="hu-HU"/>
+        </w:rPr>
+        <w:t>registrations</w:t>
+      </w:r>
+      <w:proofErr w:type="spellEnd"/>
+      <w:r>
+        <w:rPr>
+          <w:rFonts w:cs="Times New Roman"/>
+          <w:szCs w:val="24"/>
+          <w:lang w:eastAsia="hu-HU"/>
+        </w:rPr>
+        <w:t xml:space="preserve"> az összes jelentkezést. A metaadat végpontok, mint </w:t>
+      </w:r>
+      <w:proofErr w:type="spellStart"/>
+      <w:r>
+        <w:rPr>
+          <w:rFonts w:cs="Times New Roman"/>
+          <w:szCs w:val="24"/>
+          <w:lang w:eastAsia="hu-HU"/>
+        </w:rPr>
+        <w:t>categories</w:t>
+      </w:r>
+      <w:proofErr w:type="spellEnd"/>
+      <w:r>
+        <w:rPr>
+          <w:rFonts w:cs="Times New Roman"/>
+          <w:szCs w:val="24"/>
+          <w:lang w:eastAsia="hu-HU"/>
+        </w:rPr>
+        <w:t>, sport-</w:t>
+      </w:r>
+      <w:proofErr w:type="spellStart"/>
+      <w:r>
+        <w:rPr>
+          <w:rFonts w:cs="Times New Roman"/>
+          <w:szCs w:val="24"/>
+          <w:lang w:eastAsia="hu-HU"/>
+        </w:rPr>
+        <w:t>types</w:t>
+      </w:r>
+      <w:proofErr w:type="spellEnd"/>
+      <w:r>
+        <w:rPr>
+          <w:rFonts w:cs="Times New Roman"/>
+          <w:szCs w:val="24"/>
+          <w:lang w:eastAsia="hu-HU"/>
+        </w:rPr>
+        <w:t xml:space="preserve">, </w:t>
+      </w:r>
+      <w:proofErr w:type="spellStart"/>
+      <w:r>
+        <w:rPr>
+          <w:rFonts w:cs="Times New Roman"/>
+          <w:szCs w:val="24"/>
+          <w:lang w:eastAsia="hu-HU"/>
+        </w:rPr>
+        <w:t>locations</w:t>
+      </w:r>
+      <w:proofErr w:type="spellEnd"/>
+      <w:r>
+        <w:rPr>
+          <w:rFonts w:cs="Times New Roman"/>
+          <w:szCs w:val="24"/>
+          <w:lang w:eastAsia="hu-HU"/>
+        </w:rPr>
+        <w:t xml:space="preserve"> és </w:t>
+      </w:r>
+      <w:proofErr w:type="spellStart"/>
+      <w:r>
+        <w:rPr>
+          <w:rFonts w:cs="Times New Roman"/>
+          <w:szCs w:val="24"/>
+          <w:lang w:eastAsia="hu-HU"/>
+        </w:rPr>
+        <w:t>organizers</w:t>
+      </w:r>
+      <w:proofErr w:type="spellEnd"/>
+      <w:r>
+        <w:rPr>
+          <w:rFonts w:cs="Times New Roman"/>
+          <w:szCs w:val="24"/>
+          <w:lang w:eastAsia="hu-HU"/>
+        </w:rPr>
+        <w:t xml:space="preserve">, referencia adatokat szolgáltatnak, és a </w:t>
+      </w:r>
+      <w:proofErr w:type="spellStart"/>
+      <w:r>
+        <w:rPr>
+          <w:rFonts w:cs="Times New Roman"/>
+          <w:szCs w:val="24"/>
+          <w:lang w:eastAsia="hu-HU"/>
+        </w:rPr>
+        <w:t>bulk</w:t>
+      </w:r>
+      <w:proofErr w:type="spellEnd"/>
+      <w:r>
+        <w:rPr>
+          <w:rFonts w:cs="Times New Roman"/>
+          <w:szCs w:val="24"/>
+          <w:lang w:eastAsia="hu-HU"/>
+        </w:rPr>
+        <w:t xml:space="preserve"> </w:t>
+      </w:r>
+      <w:proofErr w:type="spellStart"/>
+      <w:r>
+        <w:rPr>
+          <w:rFonts w:cs="Times New Roman"/>
+          <w:szCs w:val="24"/>
+          <w:lang w:eastAsia="hu-HU"/>
+        </w:rPr>
+        <w:t>metadata</w:t>
+      </w:r>
+      <w:proofErr w:type="spellEnd"/>
+      <w:r>
+        <w:rPr>
+          <w:rFonts w:cs="Times New Roman"/>
+          <w:szCs w:val="24"/>
+          <w:lang w:eastAsia="hu-HU"/>
+        </w:rPr>
+        <w:t xml:space="preserve"> végpont egyszerre adja vissza mindet. A GET /</w:t>
+      </w:r>
+      <w:proofErr w:type="spellStart"/>
+      <w:r>
+        <w:rPr>
+          <w:rFonts w:cs="Times New Roman"/>
+          <w:szCs w:val="24"/>
+          <w:lang w:eastAsia="hu-HU"/>
+        </w:rPr>
+        <w:t>api</w:t>
+      </w:r>
+      <w:proofErr w:type="spellEnd"/>
+      <w:r>
+        <w:rPr>
+          <w:rFonts w:cs="Times New Roman"/>
+          <w:szCs w:val="24"/>
+          <w:lang w:eastAsia="hu-HU"/>
+        </w:rPr>
+        <w:t>/</w:t>
+      </w:r>
+      <w:proofErr w:type="spellStart"/>
+      <w:r>
+        <w:rPr>
+          <w:rFonts w:cs="Times New Roman"/>
+          <w:szCs w:val="24"/>
+          <w:lang w:eastAsia="hu-HU"/>
+        </w:rPr>
+        <w:t>admin</w:t>
+      </w:r>
+      <w:proofErr w:type="spellEnd"/>
+      <w:r>
+        <w:rPr>
+          <w:rFonts w:cs="Times New Roman"/>
+          <w:szCs w:val="24"/>
+          <w:lang w:eastAsia="hu-HU"/>
+        </w:rPr>
+        <w:t>/</w:t>
+      </w:r>
+      <w:proofErr w:type="spellStart"/>
+      <w:r>
+        <w:rPr>
+          <w:rFonts w:cs="Times New Roman"/>
+          <w:szCs w:val="24"/>
+          <w:lang w:eastAsia="hu-HU"/>
+        </w:rPr>
+        <w:t>stats</w:t>
+      </w:r>
+      <w:proofErr w:type="spellEnd"/>
+      <w:r>
+        <w:rPr>
+          <w:rFonts w:cs="Times New Roman"/>
+          <w:szCs w:val="24"/>
+          <w:lang w:eastAsia="hu-HU"/>
+        </w:rPr>
+        <w:t xml:space="preserve"> végpont rendszer-szintű statisztikákat aggregál. Minden végpont igényel X-</w:t>
+      </w:r>
+      <w:proofErr w:type="spellStart"/>
+      <w:r>
+        <w:rPr>
+          <w:rFonts w:cs="Times New Roman"/>
+          <w:szCs w:val="24"/>
+          <w:lang w:eastAsia="hu-HU"/>
+        </w:rPr>
+        <w:t>Admin</w:t>
+      </w:r>
+      <w:proofErr w:type="spellEnd"/>
+      <w:r>
+        <w:rPr>
+          <w:rFonts w:cs="Times New Roman"/>
+          <w:szCs w:val="24"/>
+          <w:lang w:eastAsia="hu-HU"/>
+        </w:rPr>
+        <w:t xml:space="preserve">-Email fejlécet </w:t>
+      </w:r>
+      <w:proofErr w:type="spellStart"/>
+      <w:r>
+        <w:rPr>
+          <w:rFonts w:cs="Times New Roman"/>
+          <w:szCs w:val="24"/>
+          <w:lang w:eastAsia="hu-HU"/>
+        </w:rPr>
+        <w:t>admin</w:t>
+      </w:r>
+      <w:proofErr w:type="spellEnd"/>
+      <w:r>
+        <w:rPr>
+          <w:rFonts w:cs="Times New Roman"/>
+          <w:szCs w:val="24"/>
+          <w:lang w:eastAsia="hu-HU"/>
+        </w:rPr>
+        <w:t xml:space="preserve"> szerepkör ellenőrzéssel. Ez a fájl függ az adminService.js, authService.js és registrationsService.js moduloktól, támogatva az </w:t>
+      </w:r>
+      <w:proofErr w:type="spellStart"/>
+      <w:r>
+        <w:rPr>
+          <w:rFonts w:cs="Times New Roman"/>
+          <w:szCs w:val="24"/>
+          <w:lang w:eastAsia="hu-HU"/>
+        </w:rPr>
+        <w:t>admin</w:t>
+      </w:r>
+      <w:proofErr w:type="spellEnd"/>
+      <w:r>
+        <w:rPr>
+          <w:rFonts w:cs="Times New Roman"/>
+          <w:szCs w:val="24"/>
+          <w:lang w:eastAsia="hu-HU"/>
+        </w:rPr>
+        <w:t xml:space="preserve"> irányítópultokat és monitorozást.</w:t>
+      </w:r>
+    </w:p>
+    <w:p>
+      <w:pPr>
+        <w:rPr>
+          <w:rFonts w:cs="Times New Roman"/>
+          <w:szCs w:val="24"/>
+          <w:lang w:eastAsia="hu-HU"/>
+        </w:rPr>
+      </w:pPr>
+      <w:r>
+        <w:rPr>
+          <w:rFonts w:cs="Times New Roman"/>
+          <w:noProof/>
           <w:szCs w:val="24"/>
           <w:lang w:eastAsia="hu-HU"/>
         </w:rPr>
@@ -3139,6 +5967,7 @@
           <w:lang w:eastAsia="hu-HU"/>
         </w:rPr>
       </w:pPr>
+      <w:proofErr w:type="spellStart"/>
       <w:r>
         <w:rPr>
           <w:rFonts w:cs="Times New Roman"/>
@@ -3146,37 +5975,338 @@
           <w:szCs w:val="24"/>
           <w:lang w:eastAsia="hu-HU"/>
         </w:rPr>
-        <w:t>src/services/authService.js</w:t>
-      </w:r>
-    </w:p>
-    <w:p>
-      <w:pPr>
-        <w:rPr>
-          <w:rFonts w:cs="Times New Roman"/>
-          <w:szCs w:val="24"/>
-          <w:lang w:eastAsia="hu-HU"/>
-        </w:rPr>
-      </w:pPr>
-      <w:r>
-        <w:rPr>
-          <w:rFonts w:cs="Times New Roman"/>
-          <w:szCs w:val="24"/>
-          <w:lang w:eastAsia="hu-HU"/>
-        </w:rPr>
-        <w:t>A src/services/authService.js implementálja az autentikációs és felhasználó kezelés üzleti logikáját. Az isEmailTaken() függvény ellenőrzi az e-mail egyediségét. A registerUser() függvény új fiókokat hoz létre jelszó hash-szel scrypt és só használatával, beállítja az alapértelmezett user szerepkört és naplózza a bejelentkezési eseményt. A signInUser() függvény autentikál felhasználókat, ellenőrzi a jelszót időzítés-biztos összehasonlítással és naplózza az eseményt IP címmel. Az isAdminEmail() függvény ellenőrzi az admin szerepkört, használva környezeti változó alapú engedélyezési listát vagy adatbázis szerepkört. További függvények, mint findUserIdByEmail() és insertLoginEvent(), támogatják az identitás kezelést. Ez a szolgáltatás biztosítja a biztonságos autentikációt és felhasználói adatokat.</w:t>
-      </w:r>
-    </w:p>
-    <w:p>
-      <w:pPr>
-        <w:rPr>
-          <w:rFonts w:cs="Times New Roman"/>
-          <w:szCs w:val="24"/>
-          <w:lang w:eastAsia="hu-HU"/>
-        </w:rPr>
-      </w:pPr>
-      <w:r>
-        <w:rPr>
-          <w:rFonts w:cs="Times New Roman"/>
+        <w:t>src</w:t>
+      </w:r>
+      <w:proofErr w:type="spellEnd"/>
+      <w:r>
+        <w:rPr>
+          <w:rFonts w:cs="Times New Roman"/>
+          <w:b/>
+          <w:szCs w:val="24"/>
+          <w:lang w:eastAsia="hu-HU"/>
+        </w:rPr>
+        <w:t>/</w:t>
+      </w:r>
+      <w:proofErr w:type="spellStart"/>
+      <w:r>
+        <w:rPr>
+          <w:rFonts w:cs="Times New Roman"/>
+          <w:b/>
+          <w:szCs w:val="24"/>
+          <w:lang w:eastAsia="hu-HU"/>
+        </w:rPr>
+        <w:t>services</w:t>
+      </w:r>
+      <w:proofErr w:type="spellEnd"/>
+      <w:r>
+        <w:rPr>
+          <w:rFonts w:cs="Times New Roman"/>
+          <w:b/>
+          <w:szCs w:val="24"/>
+          <w:lang w:eastAsia="hu-HU"/>
+        </w:rPr>
+        <w:t>/authService.js</w:t>
+      </w:r>
+    </w:p>
+    <w:p>
+      <w:pPr>
+        <w:rPr>
+          <w:rFonts w:cs="Times New Roman"/>
+          <w:szCs w:val="24"/>
+          <w:lang w:eastAsia="hu-HU"/>
+        </w:rPr>
+      </w:pPr>
+      <w:r>
+        <w:rPr>
+          <w:rFonts w:cs="Times New Roman"/>
+          <w:szCs w:val="24"/>
+          <w:lang w:eastAsia="hu-HU"/>
+        </w:rPr>
+        <w:t xml:space="preserve">A </w:t>
+      </w:r>
+      <w:proofErr w:type="spellStart"/>
+      <w:r>
+        <w:rPr>
+          <w:rFonts w:cs="Times New Roman"/>
+          <w:szCs w:val="24"/>
+          <w:lang w:eastAsia="hu-HU"/>
+        </w:rPr>
+        <w:t>src</w:t>
+      </w:r>
+      <w:proofErr w:type="spellEnd"/>
+      <w:r>
+        <w:rPr>
+          <w:rFonts w:cs="Times New Roman"/>
+          <w:szCs w:val="24"/>
+          <w:lang w:eastAsia="hu-HU"/>
+        </w:rPr>
+        <w:t>/</w:t>
+      </w:r>
+      <w:proofErr w:type="spellStart"/>
+      <w:r>
+        <w:rPr>
+          <w:rFonts w:cs="Times New Roman"/>
+          <w:szCs w:val="24"/>
+          <w:lang w:eastAsia="hu-HU"/>
+        </w:rPr>
+        <w:t>services</w:t>
+      </w:r>
+      <w:proofErr w:type="spellEnd"/>
+      <w:r>
+        <w:rPr>
+          <w:rFonts w:cs="Times New Roman"/>
+          <w:szCs w:val="24"/>
+          <w:lang w:eastAsia="hu-HU"/>
+        </w:rPr>
+        <w:t xml:space="preserve">/authService.js implementálja az </w:t>
+      </w:r>
+      <w:proofErr w:type="spellStart"/>
+      <w:r>
+        <w:rPr>
+          <w:rFonts w:cs="Times New Roman"/>
+          <w:szCs w:val="24"/>
+          <w:lang w:eastAsia="hu-HU"/>
+        </w:rPr>
+        <w:t>autentikációs</w:t>
+      </w:r>
+      <w:proofErr w:type="spellEnd"/>
+      <w:r>
+        <w:rPr>
+          <w:rFonts w:cs="Times New Roman"/>
+          <w:szCs w:val="24"/>
+          <w:lang w:eastAsia="hu-HU"/>
+        </w:rPr>
+        <w:t xml:space="preserve"> és felhasználó kezelés üzleti logikáját. Az </w:t>
+      </w:r>
+      <w:proofErr w:type="spellStart"/>
+      <w:r>
+        <w:rPr>
+          <w:rFonts w:cs="Times New Roman"/>
+          <w:szCs w:val="24"/>
+          <w:lang w:eastAsia="hu-HU"/>
+        </w:rPr>
+        <w:t>isEmailTaken</w:t>
+      </w:r>
+      <w:proofErr w:type="spellEnd"/>
+      <w:r>
+        <w:rPr>
+          <w:rFonts w:cs="Times New Roman"/>
+          <w:szCs w:val="24"/>
+          <w:lang w:eastAsia="hu-HU"/>
+        </w:rPr>
+        <w:t xml:space="preserve">() függvény ellenőrzi az e-mail egyediségét. A </w:t>
+      </w:r>
+      <w:proofErr w:type="spellStart"/>
+      <w:r>
+        <w:rPr>
+          <w:rFonts w:cs="Times New Roman"/>
+          <w:szCs w:val="24"/>
+          <w:lang w:eastAsia="hu-HU"/>
+        </w:rPr>
+        <w:t>registerUser</w:t>
+      </w:r>
+      <w:proofErr w:type="spellEnd"/>
+      <w:r>
+        <w:rPr>
+          <w:rFonts w:cs="Times New Roman"/>
+          <w:szCs w:val="24"/>
+          <w:lang w:eastAsia="hu-HU"/>
+        </w:rPr>
+        <w:t xml:space="preserve">() függvény új fiókokat hoz létre jelszó </w:t>
+      </w:r>
+      <w:proofErr w:type="spellStart"/>
+      <w:r>
+        <w:rPr>
+          <w:rFonts w:cs="Times New Roman"/>
+          <w:szCs w:val="24"/>
+          <w:lang w:eastAsia="hu-HU"/>
+        </w:rPr>
+        <w:t>hash</w:t>
+      </w:r>
+      <w:proofErr w:type="spellEnd"/>
+      <w:r>
+        <w:rPr>
+          <w:rFonts w:cs="Times New Roman"/>
+          <w:szCs w:val="24"/>
+          <w:lang w:eastAsia="hu-HU"/>
+        </w:rPr>
+        <w:t xml:space="preserve">-szel </w:t>
+      </w:r>
+      <w:proofErr w:type="spellStart"/>
+      <w:r>
+        <w:rPr>
+          <w:rFonts w:cs="Times New Roman"/>
+          <w:szCs w:val="24"/>
+          <w:lang w:eastAsia="hu-HU"/>
+        </w:rPr>
+        <w:t>scrypt</w:t>
+      </w:r>
+      <w:proofErr w:type="spellEnd"/>
+      <w:r>
+        <w:rPr>
+          <w:rFonts w:cs="Times New Roman"/>
+          <w:szCs w:val="24"/>
+          <w:lang w:eastAsia="hu-HU"/>
+        </w:rPr>
+        <w:t xml:space="preserve"> és só használatával, beállítja az alapértelmezett </w:t>
+      </w:r>
+      <w:proofErr w:type="spellStart"/>
+      <w:r>
+        <w:rPr>
+          <w:rFonts w:cs="Times New Roman"/>
+          <w:szCs w:val="24"/>
+          <w:lang w:eastAsia="hu-HU"/>
+        </w:rPr>
+        <w:t>user</w:t>
+      </w:r>
+      <w:proofErr w:type="spellEnd"/>
+      <w:r>
+        <w:rPr>
+          <w:rFonts w:cs="Times New Roman"/>
+          <w:szCs w:val="24"/>
+          <w:lang w:eastAsia="hu-HU"/>
+        </w:rPr>
+        <w:t xml:space="preserve"> szerepkört és naplózza a bejelentkezési eseményt. A </w:t>
+      </w:r>
+      <w:proofErr w:type="spellStart"/>
+      <w:r>
+        <w:rPr>
+          <w:rFonts w:cs="Times New Roman"/>
+          <w:szCs w:val="24"/>
+          <w:lang w:eastAsia="hu-HU"/>
+        </w:rPr>
+        <w:t>signInUser</w:t>
+      </w:r>
+      <w:proofErr w:type="spellEnd"/>
+      <w:r>
+        <w:rPr>
+          <w:rFonts w:cs="Times New Roman"/>
+          <w:szCs w:val="24"/>
+          <w:lang w:eastAsia="hu-HU"/>
+        </w:rPr>
+        <w:t xml:space="preserve">() függvény </w:t>
+      </w:r>
+      <w:proofErr w:type="spellStart"/>
+      <w:r>
+        <w:rPr>
+          <w:rFonts w:cs="Times New Roman"/>
+          <w:szCs w:val="24"/>
+          <w:lang w:eastAsia="hu-HU"/>
+        </w:rPr>
+        <w:t>autentikál</w:t>
+      </w:r>
+      <w:proofErr w:type="spellEnd"/>
+      <w:r>
+        <w:rPr>
+          <w:rFonts w:cs="Times New Roman"/>
+          <w:szCs w:val="24"/>
+          <w:lang w:eastAsia="hu-HU"/>
+        </w:rPr>
+        <w:t xml:space="preserve"> felhasználókat, ellenőrzi a jelszót időzítés-biztos összehasonlítással és naplózza az eseményt IP címmel. Az </w:t>
+      </w:r>
+      <w:proofErr w:type="spellStart"/>
+      <w:r>
+        <w:rPr>
+          <w:rFonts w:cs="Times New Roman"/>
+          <w:szCs w:val="24"/>
+          <w:lang w:eastAsia="hu-HU"/>
+        </w:rPr>
+        <w:t>isAdminEmail</w:t>
+      </w:r>
+      <w:proofErr w:type="spellEnd"/>
+      <w:r>
+        <w:rPr>
+          <w:rFonts w:cs="Times New Roman"/>
+          <w:szCs w:val="24"/>
+          <w:lang w:eastAsia="hu-HU"/>
+        </w:rPr>
+        <w:t xml:space="preserve">() függvény ellenőrzi az </w:t>
+      </w:r>
+      <w:proofErr w:type="spellStart"/>
+      <w:r>
+        <w:rPr>
+          <w:rFonts w:cs="Times New Roman"/>
+          <w:szCs w:val="24"/>
+          <w:lang w:eastAsia="hu-HU"/>
+        </w:rPr>
+        <w:t>admin</w:t>
+      </w:r>
+      <w:proofErr w:type="spellEnd"/>
+      <w:r>
+        <w:rPr>
+          <w:rFonts w:cs="Times New Roman"/>
+          <w:szCs w:val="24"/>
+          <w:lang w:eastAsia="hu-HU"/>
+        </w:rPr>
+        <w:t xml:space="preserve"> szerepkört, használva környezeti változó alapú engedélyezési listát vagy adatbázis szerepkört. További függvények, mint </w:t>
+      </w:r>
+      <w:proofErr w:type="spellStart"/>
+      <w:r>
+        <w:rPr>
+          <w:rFonts w:cs="Times New Roman"/>
+          <w:szCs w:val="24"/>
+          <w:lang w:eastAsia="hu-HU"/>
+        </w:rPr>
+        <w:t>findUserIdByEmail</w:t>
+      </w:r>
+      <w:proofErr w:type="spellEnd"/>
+      <w:r>
+        <w:rPr>
+          <w:rFonts w:cs="Times New Roman"/>
+          <w:szCs w:val="24"/>
+          <w:lang w:eastAsia="hu-HU"/>
+        </w:rPr>
+        <w:t xml:space="preserve">() és </w:t>
+      </w:r>
+      <w:proofErr w:type="spellStart"/>
+      <w:r>
+        <w:rPr>
+          <w:rFonts w:cs="Times New Roman"/>
+          <w:szCs w:val="24"/>
+          <w:lang w:eastAsia="hu-HU"/>
+        </w:rPr>
+        <w:t>insertLoginEvent</w:t>
+      </w:r>
+      <w:proofErr w:type="spellEnd"/>
+      <w:r>
+        <w:rPr>
+          <w:rFonts w:cs="Times New Roman"/>
+          <w:szCs w:val="24"/>
+          <w:lang w:eastAsia="hu-HU"/>
+        </w:rPr>
+        <w:t xml:space="preserve">(), támogatják az identitás kezelést. Ez a szolgáltatás biztosítja a biztonságos </w:t>
+      </w:r>
+      <w:proofErr w:type="spellStart"/>
+      <w:r>
+        <w:rPr>
+          <w:rFonts w:cs="Times New Roman"/>
+          <w:szCs w:val="24"/>
+          <w:lang w:eastAsia="hu-HU"/>
+        </w:rPr>
+        <w:t>autentikációt</w:t>
+      </w:r>
+      <w:proofErr w:type="spellEnd"/>
+      <w:r>
+        <w:rPr>
+          <w:rFonts w:cs="Times New Roman"/>
+          <w:szCs w:val="24"/>
+          <w:lang w:eastAsia="hu-HU"/>
+        </w:rPr>
+        <w:t xml:space="preserve"> és felhasználói adatokat.</w:t>
+      </w:r>
+    </w:p>
+    <w:p>
+      <w:pPr>
+        <w:rPr>
+          <w:rFonts w:cs="Times New Roman"/>
+          <w:szCs w:val="24"/>
+          <w:lang w:eastAsia="hu-HU"/>
+        </w:rPr>
+      </w:pPr>
+      <w:r>
+        <w:rPr>
+          <w:rFonts w:cs="Times New Roman"/>
+          <w:noProof/>
           <w:szCs w:val="24"/>
           <w:lang w:eastAsia="hu-HU"/>
         </w:rPr>
@@ -3235,6 +6365,7 @@
           <w:lang w:eastAsia="hu-HU"/>
         </w:rPr>
       </w:pPr>
+      <w:proofErr w:type="spellStart"/>
       <w:r>
         <w:rPr>
           <w:rFonts w:cs="Times New Roman"/>
@@ -3242,37 +6373,284 @@
           <w:szCs w:val="24"/>
           <w:lang w:eastAsia="hu-HU"/>
         </w:rPr>
-        <w:t>src/services/sportsService.js</w:t>
-      </w:r>
-    </w:p>
-    <w:p>
-      <w:pPr>
-        <w:rPr>
-          <w:rFonts w:cs="Times New Roman"/>
-          <w:szCs w:val="24"/>
-          <w:lang w:eastAsia="hu-HU"/>
-        </w:rPr>
-      </w:pPr>
-      <w:r>
-        <w:rPr>
-          <w:rFonts w:cs="Times New Roman"/>
-          <w:szCs w:val="24"/>
-          <w:lang w:eastAsia="hu-HU"/>
-        </w:rPr>
-        <w:t>A src/services/sportsService.js kezeli az összes sporttal kapcsolatos műveletet, CRUD-dal, kereséssel és entitás létrehozással. A listSports() függvény visszaadja az összes sportot csatlakoztatott adatokkal, míg a getSportById() egy sportot. A sportExists() gyors létezés ellenőrzést biztosít. A createSport() tranzakcióval hoz létre új sportokat, auto-létrehozva vagy újrafelhasználva kategóriákat, típusokat, helyszíneket és szervezőket. Az updateSport() és deleteSport() frissíti és törli a sportokat kaszkád tisztítással. A searchSports() dinamikus szűrőket alkalmaz. Segédfüggvények, mint getOrCreateCategoryId(), kezelik az entitásokat. Ez a szolgáltatás összetett kapcsolatokat kezel a sport készletben.</w:t>
-      </w:r>
-    </w:p>
-    <w:p>
-      <w:pPr>
-        <w:rPr>
-          <w:rFonts w:cs="Times New Roman"/>
-          <w:szCs w:val="24"/>
-          <w:lang w:eastAsia="hu-HU"/>
-        </w:rPr>
-      </w:pPr>
-      <w:r>
-        <w:rPr>
-          <w:rFonts w:cs="Times New Roman"/>
+        <w:t>src</w:t>
+      </w:r>
+      <w:proofErr w:type="spellEnd"/>
+      <w:r>
+        <w:rPr>
+          <w:rFonts w:cs="Times New Roman"/>
+          <w:b/>
+          <w:szCs w:val="24"/>
+          <w:lang w:eastAsia="hu-HU"/>
+        </w:rPr>
+        <w:t>/</w:t>
+      </w:r>
+      <w:proofErr w:type="spellStart"/>
+      <w:r>
+        <w:rPr>
+          <w:rFonts w:cs="Times New Roman"/>
+          <w:b/>
+          <w:szCs w:val="24"/>
+          <w:lang w:eastAsia="hu-HU"/>
+        </w:rPr>
+        <w:t>services</w:t>
+      </w:r>
+      <w:proofErr w:type="spellEnd"/>
+      <w:r>
+        <w:rPr>
+          <w:rFonts w:cs="Times New Roman"/>
+          <w:b/>
+          <w:szCs w:val="24"/>
+          <w:lang w:eastAsia="hu-HU"/>
+        </w:rPr>
+        <w:t>/sportsService.js</w:t>
+      </w:r>
+    </w:p>
+    <w:p>
+      <w:pPr>
+        <w:rPr>
+          <w:rFonts w:cs="Times New Roman"/>
+          <w:szCs w:val="24"/>
+          <w:lang w:eastAsia="hu-HU"/>
+        </w:rPr>
+      </w:pPr>
+      <w:r>
+        <w:rPr>
+          <w:rFonts w:cs="Times New Roman"/>
+          <w:szCs w:val="24"/>
+          <w:lang w:eastAsia="hu-HU"/>
+        </w:rPr>
+        <w:t xml:space="preserve">A </w:t>
+      </w:r>
+      <w:proofErr w:type="spellStart"/>
+      <w:r>
+        <w:rPr>
+          <w:rFonts w:cs="Times New Roman"/>
+          <w:szCs w:val="24"/>
+          <w:lang w:eastAsia="hu-HU"/>
+        </w:rPr>
+        <w:t>src</w:t>
+      </w:r>
+      <w:proofErr w:type="spellEnd"/>
+      <w:r>
+        <w:rPr>
+          <w:rFonts w:cs="Times New Roman"/>
+          <w:szCs w:val="24"/>
+          <w:lang w:eastAsia="hu-HU"/>
+        </w:rPr>
+        <w:t>/</w:t>
+      </w:r>
+      <w:proofErr w:type="spellStart"/>
+      <w:r>
+        <w:rPr>
+          <w:rFonts w:cs="Times New Roman"/>
+          <w:szCs w:val="24"/>
+          <w:lang w:eastAsia="hu-HU"/>
+        </w:rPr>
+        <w:t>services</w:t>
+      </w:r>
+      <w:proofErr w:type="spellEnd"/>
+      <w:r>
+        <w:rPr>
+          <w:rFonts w:cs="Times New Roman"/>
+          <w:szCs w:val="24"/>
+          <w:lang w:eastAsia="hu-HU"/>
+        </w:rPr>
+        <w:t xml:space="preserve">/sportsService.js kezeli az összes sporttal kapcsolatos műveletet, CRUD-dal, kereséssel és entitás létrehozással. A </w:t>
+      </w:r>
+      <w:proofErr w:type="spellStart"/>
+      <w:r>
+        <w:rPr>
+          <w:rFonts w:cs="Times New Roman"/>
+          <w:szCs w:val="24"/>
+          <w:lang w:eastAsia="hu-HU"/>
+        </w:rPr>
+        <w:t>listSports</w:t>
+      </w:r>
+      <w:proofErr w:type="spellEnd"/>
+      <w:r>
+        <w:rPr>
+          <w:rFonts w:cs="Times New Roman"/>
+          <w:szCs w:val="24"/>
+          <w:lang w:eastAsia="hu-HU"/>
+        </w:rPr>
+        <w:t xml:space="preserve">() függvény visszaadja az összes sportot csatlakoztatott adatokkal, míg a </w:t>
+      </w:r>
+      <w:proofErr w:type="spellStart"/>
+      <w:r>
+        <w:rPr>
+          <w:rFonts w:cs="Times New Roman"/>
+          <w:szCs w:val="24"/>
+          <w:lang w:eastAsia="hu-HU"/>
+        </w:rPr>
+        <w:t>getSportById</w:t>
+      </w:r>
+      <w:proofErr w:type="spellEnd"/>
+      <w:r>
+        <w:rPr>
+          <w:rFonts w:cs="Times New Roman"/>
+          <w:szCs w:val="24"/>
+          <w:lang w:eastAsia="hu-HU"/>
+        </w:rPr>
+        <w:t xml:space="preserve">() egy sportot. A </w:t>
+      </w:r>
+      <w:proofErr w:type="spellStart"/>
+      <w:r>
+        <w:rPr>
+          <w:rFonts w:cs="Times New Roman"/>
+          <w:szCs w:val="24"/>
+          <w:lang w:eastAsia="hu-HU"/>
+        </w:rPr>
+        <w:t>sportExists</w:t>
+      </w:r>
+      <w:proofErr w:type="spellEnd"/>
+      <w:r>
+        <w:rPr>
+          <w:rFonts w:cs="Times New Roman"/>
+          <w:szCs w:val="24"/>
+          <w:lang w:eastAsia="hu-HU"/>
+        </w:rPr>
+        <w:t xml:space="preserve">() gyors létezés ellenőrzést biztosít. A </w:t>
+      </w:r>
+      <w:proofErr w:type="spellStart"/>
+      <w:r>
+        <w:rPr>
+          <w:rFonts w:cs="Times New Roman"/>
+          <w:szCs w:val="24"/>
+          <w:lang w:eastAsia="hu-HU"/>
+        </w:rPr>
+        <w:t>createSport</w:t>
+      </w:r>
+      <w:proofErr w:type="spellEnd"/>
+      <w:r>
+        <w:rPr>
+          <w:rFonts w:cs="Times New Roman"/>
+          <w:szCs w:val="24"/>
+          <w:lang w:eastAsia="hu-HU"/>
+        </w:rPr>
+        <w:t xml:space="preserve">() tranzakcióval hoz létre új sportokat, </w:t>
+      </w:r>
+      <w:proofErr w:type="spellStart"/>
+      <w:r>
+        <w:rPr>
+          <w:rFonts w:cs="Times New Roman"/>
+          <w:szCs w:val="24"/>
+          <w:lang w:eastAsia="hu-HU"/>
+        </w:rPr>
+        <w:t>auto</w:t>
+      </w:r>
+      <w:proofErr w:type="spellEnd"/>
+      <w:r>
+        <w:rPr>
+          <w:rFonts w:cs="Times New Roman"/>
+          <w:szCs w:val="24"/>
+          <w:lang w:eastAsia="hu-HU"/>
+        </w:rPr>
+        <w:t xml:space="preserve">-létrehozva vagy </w:t>
+      </w:r>
+      <w:proofErr w:type="spellStart"/>
+      <w:r>
+        <w:rPr>
+          <w:rFonts w:cs="Times New Roman"/>
+          <w:szCs w:val="24"/>
+          <w:lang w:eastAsia="hu-HU"/>
+        </w:rPr>
+        <w:t>újrafelhasználva</w:t>
+      </w:r>
+      <w:proofErr w:type="spellEnd"/>
+      <w:r>
+        <w:rPr>
+          <w:rFonts w:cs="Times New Roman"/>
+          <w:szCs w:val="24"/>
+          <w:lang w:eastAsia="hu-HU"/>
+        </w:rPr>
+        <w:t xml:space="preserve"> kategóriákat, típusokat, helyszíneket és szervezőket. Az </w:t>
+      </w:r>
+      <w:proofErr w:type="spellStart"/>
+      <w:r>
+        <w:rPr>
+          <w:rFonts w:cs="Times New Roman"/>
+          <w:szCs w:val="24"/>
+          <w:lang w:eastAsia="hu-HU"/>
+        </w:rPr>
+        <w:t>updateSport</w:t>
+      </w:r>
+      <w:proofErr w:type="spellEnd"/>
+      <w:r>
+        <w:rPr>
+          <w:rFonts w:cs="Times New Roman"/>
+          <w:szCs w:val="24"/>
+          <w:lang w:eastAsia="hu-HU"/>
+        </w:rPr>
+        <w:t xml:space="preserve">() és </w:t>
+      </w:r>
+      <w:proofErr w:type="spellStart"/>
+      <w:r>
+        <w:rPr>
+          <w:rFonts w:cs="Times New Roman"/>
+          <w:szCs w:val="24"/>
+          <w:lang w:eastAsia="hu-HU"/>
+        </w:rPr>
+        <w:t>deleteSport</w:t>
+      </w:r>
+      <w:proofErr w:type="spellEnd"/>
+      <w:r>
+        <w:rPr>
+          <w:rFonts w:cs="Times New Roman"/>
+          <w:szCs w:val="24"/>
+          <w:lang w:eastAsia="hu-HU"/>
+        </w:rPr>
+        <w:t xml:space="preserve">() frissíti és törli a sportokat kaszkád tisztítással. A </w:t>
+      </w:r>
+      <w:proofErr w:type="spellStart"/>
+      <w:r>
+        <w:rPr>
+          <w:rFonts w:cs="Times New Roman"/>
+          <w:szCs w:val="24"/>
+          <w:lang w:eastAsia="hu-HU"/>
+        </w:rPr>
+        <w:t>searchSports</w:t>
+      </w:r>
+      <w:proofErr w:type="spellEnd"/>
+      <w:r>
+        <w:rPr>
+          <w:rFonts w:cs="Times New Roman"/>
+          <w:szCs w:val="24"/>
+          <w:lang w:eastAsia="hu-HU"/>
+        </w:rPr>
+        <w:t xml:space="preserve">() dinamikus szűrőket alkalmaz. Segédfüggvények, mint </w:t>
+      </w:r>
+      <w:proofErr w:type="spellStart"/>
+      <w:r>
+        <w:rPr>
+          <w:rFonts w:cs="Times New Roman"/>
+          <w:szCs w:val="24"/>
+          <w:lang w:eastAsia="hu-HU"/>
+        </w:rPr>
+        <w:t>getOrCreateCategoryId</w:t>
+      </w:r>
+      <w:proofErr w:type="spellEnd"/>
+      <w:r>
+        <w:rPr>
+          <w:rFonts w:cs="Times New Roman"/>
+          <w:szCs w:val="24"/>
+          <w:lang w:eastAsia="hu-HU"/>
+        </w:rPr>
+        <w:t>(), kezelik az entitásokat. Ez a szolgáltatás összetett kapcsolatokat kezel a sport készletben.</w:t>
+      </w:r>
+    </w:p>
+    <w:p>
+      <w:pPr>
+        <w:rPr>
+          <w:rFonts w:cs="Times New Roman"/>
+          <w:szCs w:val="24"/>
+          <w:lang w:eastAsia="hu-HU"/>
+        </w:rPr>
+      </w:pPr>
+      <w:r>
+        <w:rPr>
+          <w:rFonts w:cs="Times New Roman"/>
+          <w:noProof/>
           <w:szCs w:val="24"/>
           <w:lang w:eastAsia="hu-HU"/>
         </w:rPr>
@@ -3332,6 +6710,7 @@
           <w:lang w:eastAsia="hu-HU"/>
         </w:rPr>
       </w:pPr>
+      <w:proofErr w:type="spellStart"/>
       <w:r>
         <w:rPr>
           <w:rFonts w:cs="Times New Roman"/>
@@ -3339,37 +6718,248 @@
           <w:szCs w:val="24"/>
           <w:lang w:eastAsia="hu-HU"/>
         </w:rPr>
-        <w:t>src/services/registrationsService.js</w:t>
-      </w:r>
-    </w:p>
-    <w:p>
-      <w:pPr>
-        <w:rPr>
-          <w:rFonts w:cs="Times New Roman"/>
-          <w:szCs w:val="24"/>
-          <w:lang w:eastAsia="hu-HU"/>
-        </w:rPr>
-      </w:pPr>
-      <w:r>
-        <w:rPr>
-          <w:rFonts w:cs="Times New Roman"/>
-          <w:szCs w:val="24"/>
-          <w:lang w:eastAsia="hu-HU"/>
-        </w:rPr>
-        <w:t>A src/services/registrationsService.js kezeli a felhasználói jelentkezéseket és statisztikákat. A listRegistrations() csatlakoztatott sport adatokkal listázza a felhasználó jelentkezéseit. A createRegistration() új jelentkezéseket hoz létre, kikényszerítve az egyediséget. A cancelRegistration() soft-törlést végez státusz frissítéssel. A getRegistrationById() tulajdonjog ellenőrzéssel ad vissza jelentkezéseket. A listAllRegistrations() admin nézetet biztosít, míg a getRegistrationStats() aggregált számokat. Ez a szolgáltatás támogatja a jelentkezési életciklust történelmi rekordokkal.</w:t>
-      </w:r>
-    </w:p>
-    <w:p>
-      <w:pPr>
-        <w:rPr>
-          <w:rFonts w:cs="Times New Roman"/>
-          <w:szCs w:val="24"/>
-          <w:lang w:eastAsia="hu-HU"/>
-        </w:rPr>
-      </w:pPr>
-      <w:r>
-        <w:rPr>
-          <w:rFonts w:cs="Times New Roman"/>
+        <w:t>src</w:t>
+      </w:r>
+      <w:proofErr w:type="spellEnd"/>
+      <w:r>
+        <w:rPr>
+          <w:rFonts w:cs="Times New Roman"/>
+          <w:b/>
+          <w:szCs w:val="24"/>
+          <w:lang w:eastAsia="hu-HU"/>
+        </w:rPr>
+        <w:t>/</w:t>
+      </w:r>
+      <w:proofErr w:type="spellStart"/>
+      <w:r>
+        <w:rPr>
+          <w:rFonts w:cs="Times New Roman"/>
+          <w:b/>
+          <w:szCs w:val="24"/>
+          <w:lang w:eastAsia="hu-HU"/>
+        </w:rPr>
+        <w:t>services</w:t>
+      </w:r>
+      <w:proofErr w:type="spellEnd"/>
+      <w:r>
+        <w:rPr>
+          <w:rFonts w:cs="Times New Roman"/>
+          <w:b/>
+          <w:szCs w:val="24"/>
+          <w:lang w:eastAsia="hu-HU"/>
+        </w:rPr>
+        <w:t>/registrationsService.js</w:t>
+      </w:r>
+    </w:p>
+    <w:p>
+      <w:pPr>
+        <w:rPr>
+          <w:rFonts w:cs="Times New Roman"/>
+          <w:szCs w:val="24"/>
+          <w:lang w:eastAsia="hu-HU"/>
+        </w:rPr>
+      </w:pPr>
+      <w:r>
+        <w:rPr>
+          <w:rFonts w:cs="Times New Roman"/>
+          <w:szCs w:val="24"/>
+          <w:lang w:eastAsia="hu-HU"/>
+        </w:rPr>
+        <w:t xml:space="preserve">A </w:t>
+      </w:r>
+      <w:proofErr w:type="spellStart"/>
+      <w:r>
+        <w:rPr>
+          <w:rFonts w:cs="Times New Roman"/>
+          <w:szCs w:val="24"/>
+          <w:lang w:eastAsia="hu-HU"/>
+        </w:rPr>
+        <w:t>src</w:t>
+      </w:r>
+      <w:proofErr w:type="spellEnd"/>
+      <w:r>
+        <w:rPr>
+          <w:rFonts w:cs="Times New Roman"/>
+          <w:szCs w:val="24"/>
+          <w:lang w:eastAsia="hu-HU"/>
+        </w:rPr>
+        <w:t>/</w:t>
+      </w:r>
+      <w:proofErr w:type="spellStart"/>
+      <w:r>
+        <w:rPr>
+          <w:rFonts w:cs="Times New Roman"/>
+          <w:szCs w:val="24"/>
+          <w:lang w:eastAsia="hu-HU"/>
+        </w:rPr>
+        <w:t>services</w:t>
+      </w:r>
+      <w:proofErr w:type="spellEnd"/>
+      <w:r>
+        <w:rPr>
+          <w:rFonts w:cs="Times New Roman"/>
+          <w:szCs w:val="24"/>
+          <w:lang w:eastAsia="hu-HU"/>
+        </w:rPr>
+        <w:t xml:space="preserve">/registrationsService.js kezeli a felhasználói jelentkezéseket és statisztikákat. A </w:t>
+      </w:r>
+      <w:proofErr w:type="spellStart"/>
+      <w:r>
+        <w:rPr>
+          <w:rFonts w:cs="Times New Roman"/>
+          <w:szCs w:val="24"/>
+          <w:lang w:eastAsia="hu-HU"/>
+        </w:rPr>
+        <w:t>listRegistrations</w:t>
+      </w:r>
+      <w:proofErr w:type="spellEnd"/>
+      <w:r>
+        <w:rPr>
+          <w:rFonts w:cs="Times New Roman"/>
+          <w:szCs w:val="24"/>
+          <w:lang w:eastAsia="hu-HU"/>
+        </w:rPr>
+        <w:t xml:space="preserve">() csatlakoztatott sport adatokkal listázza a felhasználó jelentkezéseit. A </w:t>
+      </w:r>
+      <w:proofErr w:type="spellStart"/>
+      <w:r>
+        <w:rPr>
+          <w:rFonts w:cs="Times New Roman"/>
+          <w:szCs w:val="24"/>
+          <w:lang w:eastAsia="hu-HU"/>
+        </w:rPr>
+        <w:t>createRegistration</w:t>
+      </w:r>
+      <w:proofErr w:type="spellEnd"/>
+      <w:r>
+        <w:rPr>
+          <w:rFonts w:cs="Times New Roman"/>
+          <w:szCs w:val="24"/>
+          <w:lang w:eastAsia="hu-HU"/>
+        </w:rPr>
+        <w:t xml:space="preserve">() új jelentkezéseket hoz létre, kikényszerítve az egyediséget. A </w:t>
+      </w:r>
+      <w:proofErr w:type="spellStart"/>
+      <w:r>
+        <w:rPr>
+          <w:rFonts w:cs="Times New Roman"/>
+          <w:szCs w:val="24"/>
+          <w:lang w:eastAsia="hu-HU"/>
+        </w:rPr>
+        <w:t>cancelRegistration</w:t>
+      </w:r>
+      <w:proofErr w:type="spellEnd"/>
+      <w:r>
+        <w:rPr>
+          <w:rFonts w:cs="Times New Roman"/>
+          <w:szCs w:val="24"/>
+          <w:lang w:eastAsia="hu-HU"/>
+        </w:rPr>
+        <w:t xml:space="preserve">() </w:t>
+      </w:r>
+      <w:proofErr w:type="spellStart"/>
+      <w:r>
+        <w:rPr>
+          <w:rFonts w:cs="Times New Roman"/>
+          <w:szCs w:val="24"/>
+          <w:lang w:eastAsia="hu-HU"/>
+        </w:rPr>
+        <w:t>soft</w:t>
+      </w:r>
+      <w:proofErr w:type="spellEnd"/>
+      <w:r>
+        <w:rPr>
+          <w:rFonts w:cs="Times New Roman"/>
+          <w:szCs w:val="24"/>
+          <w:lang w:eastAsia="hu-HU"/>
+        </w:rPr>
+        <w:t xml:space="preserve">-törlést végez státusz frissítéssel. A </w:t>
+      </w:r>
+      <w:proofErr w:type="spellStart"/>
+      <w:r>
+        <w:rPr>
+          <w:rFonts w:cs="Times New Roman"/>
+          <w:szCs w:val="24"/>
+          <w:lang w:eastAsia="hu-HU"/>
+        </w:rPr>
+        <w:t>getRegistrationById</w:t>
+      </w:r>
+      <w:proofErr w:type="spellEnd"/>
+      <w:r>
+        <w:rPr>
+          <w:rFonts w:cs="Times New Roman"/>
+          <w:szCs w:val="24"/>
+          <w:lang w:eastAsia="hu-HU"/>
+        </w:rPr>
+        <w:t xml:space="preserve">() tulajdonjog ellenőrzéssel ad vissza jelentkezéseket. A </w:t>
+      </w:r>
+      <w:proofErr w:type="spellStart"/>
+      <w:r>
+        <w:rPr>
+          <w:rFonts w:cs="Times New Roman"/>
+          <w:szCs w:val="24"/>
+          <w:lang w:eastAsia="hu-HU"/>
+        </w:rPr>
+        <w:t>listAllRegistrations</w:t>
+      </w:r>
+      <w:proofErr w:type="spellEnd"/>
+      <w:r>
+        <w:rPr>
+          <w:rFonts w:cs="Times New Roman"/>
+          <w:szCs w:val="24"/>
+          <w:lang w:eastAsia="hu-HU"/>
+        </w:rPr>
+        <w:t xml:space="preserve">() </w:t>
+      </w:r>
+      <w:proofErr w:type="spellStart"/>
+      <w:r>
+        <w:rPr>
+          <w:rFonts w:cs="Times New Roman"/>
+          <w:szCs w:val="24"/>
+          <w:lang w:eastAsia="hu-HU"/>
+        </w:rPr>
+        <w:t>admin</w:t>
+      </w:r>
+      <w:proofErr w:type="spellEnd"/>
+      <w:r>
+        <w:rPr>
+          <w:rFonts w:cs="Times New Roman"/>
+          <w:szCs w:val="24"/>
+          <w:lang w:eastAsia="hu-HU"/>
+        </w:rPr>
+        <w:t xml:space="preserve"> nézetet biztosít, míg a </w:t>
+      </w:r>
+      <w:proofErr w:type="spellStart"/>
+      <w:r>
+        <w:rPr>
+          <w:rFonts w:cs="Times New Roman"/>
+          <w:szCs w:val="24"/>
+          <w:lang w:eastAsia="hu-HU"/>
+        </w:rPr>
+        <w:t>getRegistrationStats</w:t>
+      </w:r>
+      <w:proofErr w:type="spellEnd"/>
+      <w:r>
+        <w:rPr>
+          <w:rFonts w:cs="Times New Roman"/>
+          <w:szCs w:val="24"/>
+          <w:lang w:eastAsia="hu-HU"/>
+        </w:rPr>
+        <w:t>() aggregált számokat. Ez a szolgáltatás támogatja a jelentkezési életciklust történelmi rekordokkal.</w:t>
+      </w:r>
+    </w:p>
+    <w:p>
+      <w:pPr>
+        <w:rPr>
+          <w:rFonts w:cs="Times New Roman"/>
+          <w:szCs w:val="24"/>
+          <w:lang w:eastAsia="hu-HU"/>
+        </w:rPr>
+      </w:pPr>
+      <w:r>
+        <w:rPr>
+          <w:rFonts w:cs="Times New Roman"/>
+          <w:noProof/>
           <w:szCs w:val="24"/>
           <w:lang w:eastAsia="hu-HU"/>
         </w:rPr>
@@ -3428,6 +7018,7 @@
           <w:lang w:eastAsia="hu-HU"/>
         </w:rPr>
       </w:pPr>
+      <w:proofErr w:type="spellStart"/>
       <w:r>
         <w:rPr>
           <w:rFonts w:cs="Times New Roman"/>
@@ -3435,37 +7026,212 @@
           <w:szCs w:val="24"/>
           <w:lang w:eastAsia="hu-HU"/>
         </w:rPr>
-        <w:t>src/services/favoritesService.js</w:t>
-      </w:r>
-    </w:p>
-    <w:p>
-      <w:pPr>
-        <w:rPr>
-          <w:rFonts w:cs="Times New Roman"/>
-          <w:szCs w:val="24"/>
-          <w:lang w:eastAsia="hu-HU"/>
-        </w:rPr>
-      </w:pPr>
-      <w:r>
-        <w:rPr>
-          <w:rFonts w:cs="Times New Roman"/>
-          <w:szCs w:val="24"/>
-          <w:lang w:eastAsia="hu-HU"/>
-        </w:rPr>
-        <w:t>A src/services/favoritesService.js egyszerű kedvencek kezelést biztosít. A listFavorites() visszaadja a kedvenc ID-kat, az addFavorite() hozzáad vagy frissít időbélyeget, a removeFavorite() eltávolít, az isFavorite() ellenőrzi a státuszt. Ez a szolgáltatás támogatja a felhasználói preferenciákat egyszerű join táblával.</w:t>
-      </w:r>
-    </w:p>
-    <w:p>
-      <w:pPr>
-        <w:rPr>
-          <w:rFonts w:cs="Times New Roman"/>
-          <w:szCs w:val="24"/>
-          <w:lang w:eastAsia="hu-HU"/>
-        </w:rPr>
-      </w:pPr>
-      <w:r>
-        <w:rPr>
-          <w:rFonts w:cs="Times New Roman"/>
+        <w:t>src</w:t>
+      </w:r>
+      <w:proofErr w:type="spellEnd"/>
+      <w:r>
+        <w:rPr>
+          <w:rFonts w:cs="Times New Roman"/>
+          <w:b/>
+          <w:szCs w:val="24"/>
+          <w:lang w:eastAsia="hu-HU"/>
+        </w:rPr>
+        <w:t>/</w:t>
+      </w:r>
+      <w:proofErr w:type="spellStart"/>
+      <w:r>
+        <w:rPr>
+          <w:rFonts w:cs="Times New Roman"/>
+          <w:b/>
+          <w:szCs w:val="24"/>
+          <w:lang w:eastAsia="hu-HU"/>
+        </w:rPr>
+        <w:t>services</w:t>
+      </w:r>
+      <w:proofErr w:type="spellEnd"/>
+      <w:r>
+        <w:rPr>
+          <w:rFonts w:cs="Times New Roman"/>
+          <w:b/>
+          <w:szCs w:val="24"/>
+          <w:lang w:eastAsia="hu-HU"/>
+        </w:rPr>
+        <w:t>/favoritesService.js</w:t>
+      </w:r>
+    </w:p>
+    <w:p>
+      <w:pPr>
+        <w:rPr>
+          <w:rFonts w:cs="Times New Roman"/>
+          <w:szCs w:val="24"/>
+          <w:lang w:eastAsia="hu-HU"/>
+        </w:rPr>
+      </w:pPr>
+      <w:r>
+        <w:rPr>
+          <w:rFonts w:cs="Times New Roman"/>
+          <w:szCs w:val="24"/>
+          <w:lang w:eastAsia="hu-HU"/>
+        </w:rPr>
+        <w:t xml:space="preserve">A </w:t>
+      </w:r>
+      <w:proofErr w:type="spellStart"/>
+      <w:r>
+        <w:rPr>
+          <w:rFonts w:cs="Times New Roman"/>
+          <w:szCs w:val="24"/>
+          <w:lang w:eastAsia="hu-HU"/>
+        </w:rPr>
+        <w:t>src</w:t>
+      </w:r>
+      <w:proofErr w:type="spellEnd"/>
+      <w:r>
+        <w:rPr>
+          <w:rFonts w:cs="Times New Roman"/>
+          <w:szCs w:val="24"/>
+          <w:lang w:eastAsia="hu-HU"/>
+        </w:rPr>
+        <w:t>/</w:t>
+      </w:r>
+      <w:proofErr w:type="spellStart"/>
+      <w:r>
+        <w:rPr>
+          <w:rFonts w:cs="Times New Roman"/>
+          <w:szCs w:val="24"/>
+          <w:lang w:eastAsia="hu-HU"/>
+        </w:rPr>
+        <w:t>services</w:t>
+      </w:r>
+      <w:proofErr w:type="spellEnd"/>
+      <w:r>
+        <w:rPr>
+          <w:rFonts w:cs="Times New Roman"/>
+          <w:szCs w:val="24"/>
+          <w:lang w:eastAsia="hu-HU"/>
+        </w:rPr>
+        <w:t xml:space="preserve">/favoritesService.js egyszerű kedvencek kezelést biztosít. A </w:t>
+      </w:r>
+      <w:proofErr w:type="spellStart"/>
+      <w:r>
+        <w:rPr>
+          <w:rFonts w:cs="Times New Roman"/>
+          <w:szCs w:val="24"/>
+          <w:lang w:eastAsia="hu-HU"/>
+        </w:rPr>
+        <w:t>listFavorites</w:t>
+      </w:r>
+      <w:proofErr w:type="spellEnd"/>
+      <w:r>
+        <w:rPr>
+          <w:rFonts w:cs="Times New Roman"/>
+          <w:szCs w:val="24"/>
+          <w:lang w:eastAsia="hu-HU"/>
+        </w:rPr>
+        <w:t>() visszaadja a kedvenc ID-</w:t>
+      </w:r>
+      <w:proofErr w:type="spellStart"/>
+      <w:r>
+        <w:rPr>
+          <w:rFonts w:cs="Times New Roman"/>
+          <w:szCs w:val="24"/>
+          <w:lang w:eastAsia="hu-HU"/>
+        </w:rPr>
+        <w:t>kat</w:t>
+      </w:r>
+      <w:proofErr w:type="spellEnd"/>
+      <w:r>
+        <w:rPr>
+          <w:rFonts w:cs="Times New Roman"/>
+          <w:szCs w:val="24"/>
+          <w:lang w:eastAsia="hu-HU"/>
+        </w:rPr>
+        <w:t xml:space="preserve">, az </w:t>
+      </w:r>
+      <w:proofErr w:type="spellStart"/>
+      <w:r>
+        <w:rPr>
+          <w:rFonts w:cs="Times New Roman"/>
+          <w:szCs w:val="24"/>
+          <w:lang w:eastAsia="hu-HU"/>
+        </w:rPr>
+        <w:t>addFavorite</w:t>
+      </w:r>
+      <w:proofErr w:type="spellEnd"/>
+      <w:r>
+        <w:rPr>
+          <w:rFonts w:cs="Times New Roman"/>
+          <w:szCs w:val="24"/>
+          <w:lang w:eastAsia="hu-HU"/>
+        </w:rPr>
+        <w:t xml:space="preserve">() hozzáad vagy frissít időbélyeget, a </w:t>
+      </w:r>
+      <w:proofErr w:type="spellStart"/>
+      <w:r>
+        <w:rPr>
+          <w:rFonts w:cs="Times New Roman"/>
+          <w:szCs w:val="24"/>
+          <w:lang w:eastAsia="hu-HU"/>
+        </w:rPr>
+        <w:t>removeFavorite</w:t>
+      </w:r>
+      <w:proofErr w:type="spellEnd"/>
+      <w:r>
+        <w:rPr>
+          <w:rFonts w:cs="Times New Roman"/>
+          <w:szCs w:val="24"/>
+          <w:lang w:eastAsia="hu-HU"/>
+        </w:rPr>
+        <w:t xml:space="preserve">() eltávolít, az </w:t>
+      </w:r>
+      <w:proofErr w:type="spellStart"/>
+      <w:r>
+        <w:rPr>
+          <w:rFonts w:cs="Times New Roman"/>
+          <w:szCs w:val="24"/>
+          <w:lang w:eastAsia="hu-HU"/>
+        </w:rPr>
+        <w:t>isFavorite</w:t>
+      </w:r>
+      <w:proofErr w:type="spellEnd"/>
+      <w:r>
+        <w:rPr>
+          <w:rFonts w:cs="Times New Roman"/>
+          <w:szCs w:val="24"/>
+          <w:lang w:eastAsia="hu-HU"/>
+        </w:rPr>
+        <w:t xml:space="preserve">() ellenőrzi a státuszt. Ez a szolgáltatás támogatja a felhasználói preferenciákat egyszerű </w:t>
+      </w:r>
+      <w:proofErr w:type="spellStart"/>
+      <w:r>
+        <w:rPr>
+          <w:rFonts w:cs="Times New Roman"/>
+          <w:szCs w:val="24"/>
+          <w:lang w:eastAsia="hu-HU"/>
+        </w:rPr>
+        <w:t>join</w:t>
+      </w:r>
+      <w:proofErr w:type="spellEnd"/>
+      <w:r>
+        <w:rPr>
+          <w:rFonts w:cs="Times New Roman"/>
+          <w:szCs w:val="24"/>
+          <w:lang w:eastAsia="hu-HU"/>
+        </w:rPr>
+        <w:t xml:space="preserve"> táblával.</w:t>
+      </w:r>
+    </w:p>
+    <w:p>
+      <w:pPr>
+        <w:rPr>
+          <w:rFonts w:cs="Times New Roman"/>
+          <w:szCs w:val="24"/>
+          <w:lang w:eastAsia="hu-HU"/>
+        </w:rPr>
+      </w:pPr>
+      <w:r>
+        <w:rPr>
+          <w:rFonts w:cs="Times New Roman"/>
+          <w:noProof/>
           <w:szCs w:val="24"/>
           <w:lang w:eastAsia="hu-HU"/>
         </w:rPr>
@@ -3524,6 +7290,7 @@
           <w:lang w:eastAsia="hu-HU"/>
         </w:rPr>
       </w:pPr>
+      <w:proofErr w:type="spellStart"/>
       <w:r>
         <w:rPr>
           <w:rFonts w:cs="Times New Roman"/>
@@ -3531,37 +7298,284 @@
           <w:szCs w:val="24"/>
           <w:lang w:eastAsia="hu-HU"/>
         </w:rPr>
-        <w:t>src/services/adminService.js</w:t>
-      </w:r>
-    </w:p>
-    <w:p>
-      <w:pPr>
-        <w:rPr>
-          <w:rFonts w:cs="Times New Roman"/>
-          <w:szCs w:val="24"/>
-          <w:lang w:eastAsia="hu-HU"/>
-        </w:rPr>
-      </w:pPr>
-      <w:r>
-        <w:rPr>
-          <w:rFonts w:cs="Times New Roman"/>
-          <w:szCs w:val="24"/>
-          <w:lang w:eastAsia="hu-HU"/>
-        </w:rPr>
-        <w:t>A src/services/adminService.js admin jelentéseket és metaadatokat szolgáltat. A listUsersForAdmin() aggregált bejelentkezési statisztikákkal listázza a felhasználókat. A listCategories(), listSportTypes(), listLocations() és listOrganizers() metaadatokat adnak vissza. A getAdminStats() rendszer-szintű statisztikákat aggregál. Ez a szolgáltatás támogatja az admin irányítópultokat és jelentéseket.</w:t>
-      </w:r>
-    </w:p>
-    <w:p>
-      <w:pPr>
-        <w:rPr>
-          <w:rFonts w:cs="Times New Roman"/>
-          <w:szCs w:val="24"/>
-          <w:lang w:eastAsia="hu-HU"/>
-        </w:rPr>
-      </w:pPr>
-      <w:r>
-        <w:rPr>
-          <w:rFonts w:cs="Times New Roman"/>
+        <w:t>src</w:t>
+      </w:r>
+      <w:proofErr w:type="spellEnd"/>
+      <w:r>
+        <w:rPr>
+          <w:rFonts w:cs="Times New Roman"/>
+          <w:b/>
+          <w:szCs w:val="24"/>
+          <w:lang w:eastAsia="hu-HU"/>
+        </w:rPr>
+        <w:t>/</w:t>
+      </w:r>
+      <w:proofErr w:type="spellStart"/>
+      <w:r>
+        <w:rPr>
+          <w:rFonts w:cs="Times New Roman"/>
+          <w:b/>
+          <w:szCs w:val="24"/>
+          <w:lang w:eastAsia="hu-HU"/>
+        </w:rPr>
+        <w:t>services</w:t>
+      </w:r>
+      <w:proofErr w:type="spellEnd"/>
+      <w:r>
+        <w:rPr>
+          <w:rFonts w:cs="Times New Roman"/>
+          <w:b/>
+          <w:szCs w:val="24"/>
+          <w:lang w:eastAsia="hu-HU"/>
+        </w:rPr>
+        <w:t>/adminService.js</w:t>
+      </w:r>
+    </w:p>
+    <w:p>
+      <w:pPr>
+        <w:rPr>
+          <w:rFonts w:cs="Times New Roman"/>
+          <w:szCs w:val="24"/>
+          <w:lang w:eastAsia="hu-HU"/>
+        </w:rPr>
+      </w:pPr>
+      <w:r>
+        <w:rPr>
+          <w:rFonts w:cs="Times New Roman"/>
+          <w:szCs w:val="24"/>
+          <w:lang w:eastAsia="hu-HU"/>
+        </w:rPr>
+        <w:t xml:space="preserve">A </w:t>
+      </w:r>
+      <w:proofErr w:type="spellStart"/>
+      <w:r>
+        <w:rPr>
+          <w:rFonts w:cs="Times New Roman"/>
+          <w:szCs w:val="24"/>
+          <w:lang w:eastAsia="hu-HU"/>
+        </w:rPr>
+        <w:t>src</w:t>
+      </w:r>
+      <w:proofErr w:type="spellEnd"/>
+      <w:r>
+        <w:rPr>
+          <w:rFonts w:cs="Times New Roman"/>
+          <w:szCs w:val="24"/>
+          <w:lang w:eastAsia="hu-HU"/>
+        </w:rPr>
+        <w:t>/</w:t>
+      </w:r>
+      <w:proofErr w:type="spellStart"/>
+      <w:r>
+        <w:rPr>
+          <w:rFonts w:cs="Times New Roman"/>
+          <w:szCs w:val="24"/>
+          <w:lang w:eastAsia="hu-HU"/>
+        </w:rPr>
+        <w:t>services</w:t>
+      </w:r>
+      <w:proofErr w:type="spellEnd"/>
+      <w:r>
+        <w:rPr>
+          <w:rFonts w:cs="Times New Roman"/>
+          <w:szCs w:val="24"/>
+          <w:lang w:eastAsia="hu-HU"/>
+        </w:rPr>
+        <w:t xml:space="preserve">/adminService.js </w:t>
+      </w:r>
+      <w:proofErr w:type="spellStart"/>
+      <w:r>
+        <w:rPr>
+          <w:rFonts w:cs="Times New Roman"/>
+          <w:szCs w:val="24"/>
+          <w:lang w:eastAsia="hu-HU"/>
+        </w:rPr>
+        <w:t>admin</w:t>
+      </w:r>
+      <w:proofErr w:type="spellEnd"/>
+      <w:r>
+        <w:rPr>
+          <w:rFonts w:cs="Times New Roman"/>
+          <w:szCs w:val="24"/>
+          <w:lang w:eastAsia="hu-HU"/>
+        </w:rPr>
+        <w:t xml:space="preserve"> jelentéseket és </w:t>
+      </w:r>
+      <w:proofErr w:type="spellStart"/>
+      <w:r>
+        <w:rPr>
+          <w:rFonts w:cs="Times New Roman"/>
+          <w:szCs w:val="24"/>
+          <w:lang w:eastAsia="hu-HU"/>
+        </w:rPr>
+        <w:t>metaadatokat</w:t>
+      </w:r>
+      <w:proofErr w:type="spellEnd"/>
+      <w:r>
+        <w:rPr>
+          <w:rFonts w:cs="Times New Roman"/>
+          <w:szCs w:val="24"/>
+          <w:lang w:eastAsia="hu-HU"/>
+        </w:rPr>
+        <w:t xml:space="preserve"> szolgáltat. A </w:t>
+      </w:r>
+      <w:proofErr w:type="spellStart"/>
+      <w:r>
+        <w:rPr>
+          <w:rFonts w:cs="Times New Roman"/>
+          <w:szCs w:val="24"/>
+          <w:lang w:eastAsia="hu-HU"/>
+        </w:rPr>
+        <w:t>listUsersForAdmin</w:t>
+      </w:r>
+      <w:proofErr w:type="spellEnd"/>
+      <w:r>
+        <w:rPr>
+          <w:rFonts w:cs="Times New Roman"/>
+          <w:szCs w:val="24"/>
+          <w:lang w:eastAsia="hu-HU"/>
+        </w:rPr>
+        <w:t xml:space="preserve">() aggregált bejelentkezési statisztikákkal listázza a felhasználókat. A </w:t>
+      </w:r>
+      <w:proofErr w:type="spellStart"/>
+      <w:r>
+        <w:rPr>
+          <w:rFonts w:cs="Times New Roman"/>
+          <w:szCs w:val="24"/>
+          <w:lang w:eastAsia="hu-HU"/>
+        </w:rPr>
+        <w:t>listCategories</w:t>
+      </w:r>
+      <w:proofErr w:type="spellEnd"/>
+      <w:r>
+        <w:rPr>
+          <w:rFonts w:cs="Times New Roman"/>
+          <w:szCs w:val="24"/>
+          <w:lang w:eastAsia="hu-HU"/>
+        </w:rPr>
+        <w:t xml:space="preserve">(), </w:t>
+      </w:r>
+      <w:proofErr w:type="spellStart"/>
+      <w:r>
+        <w:rPr>
+          <w:rFonts w:cs="Times New Roman"/>
+          <w:szCs w:val="24"/>
+          <w:lang w:eastAsia="hu-HU"/>
+        </w:rPr>
+        <w:t>listSportTypes</w:t>
+      </w:r>
+      <w:proofErr w:type="spellEnd"/>
+      <w:r>
+        <w:rPr>
+          <w:rFonts w:cs="Times New Roman"/>
+          <w:szCs w:val="24"/>
+          <w:lang w:eastAsia="hu-HU"/>
+        </w:rPr>
+        <w:t xml:space="preserve">(), </w:t>
+      </w:r>
+      <w:proofErr w:type="spellStart"/>
+      <w:r>
+        <w:rPr>
+          <w:rFonts w:cs="Times New Roman"/>
+          <w:szCs w:val="24"/>
+          <w:lang w:eastAsia="hu-HU"/>
+        </w:rPr>
+        <w:t>listLocations</w:t>
+      </w:r>
+      <w:proofErr w:type="spellEnd"/>
+      <w:r>
+        <w:rPr>
+          <w:rFonts w:cs="Times New Roman"/>
+          <w:szCs w:val="24"/>
+          <w:lang w:eastAsia="hu-HU"/>
+        </w:rPr>
+        <w:t xml:space="preserve">() és </w:t>
+      </w:r>
+      <w:proofErr w:type="spellStart"/>
+      <w:r>
+        <w:rPr>
+          <w:rFonts w:cs="Times New Roman"/>
+          <w:szCs w:val="24"/>
+          <w:lang w:eastAsia="hu-HU"/>
+        </w:rPr>
+        <w:t>listOrganizers</w:t>
+      </w:r>
+      <w:proofErr w:type="spellEnd"/>
+      <w:r>
+        <w:rPr>
+          <w:rFonts w:cs="Times New Roman"/>
+          <w:szCs w:val="24"/>
+          <w:lang w:eastAsia="hu-HU"/>
+        </w:rPr>
+        <w:t xml:space="preserve">() </w:t>
+      </w:r>
+      <w:proofErr w:type="spellStart"/>
+      <w:r>
+        <w:rPr>
+          <w:rFonts w:cs="Times New Roman"/>
+          <w:szCs w:val="24"/>
+          <w:lang w:eastAsia="hu-HU"/>
+        </w:rPr>
+        <w:t>metaadatokat</w:t>
+      </w:r>
+      <w:proofErr w:type="spellEnd"/>
+      <w:r>
+        <w:rPr>
+          <w:rFonts w:cs="Times New Roman"/>
+          <w:szCs w:val="24"/>
+          <w:lang w:eastAsia="hu-HU"/>
+        </w:rPr>
+        <w:t xml:space="preserve"> adnak vissza. A </w:t>
+      </w:r>
+      <w:proofErr w:type="spellStart"/>
+      <w:r>
+        <w:rPr>
+          <w:rFonts w:cs="Times New Roman"/>
+          <w:szCs w:val="24"/>
+          <w:lang w:eastAsia="hu-HU"/>
+        </w:rPr>
+        <w:t>getAdminStats</w:t>
+      </w:r>
+      <w:proofErr w:type="spellEnd"/>
+      <w:r>
+        <w:rPr>
+          <w:rFonts w:cs="Times New Roman"/>
+          <w:szCs w:val="24"/>
+          <w:lang w:eastAsia="hu-HU"/>
+        </w:rPr>
+        <w:t xml:space="preserve">() rendszer-szintű statisztikákat aggregál. Ez a szolgáltatás támogatja az </w:t>
+      </w:r>
+      <w:proofErr w:type="spellStart"/>
+      <w:r>
+        <w:rPr>
+          <w:rFonts w:cs="Times New Roman"/>
+          <w:szCs w:val="24"/>
+          <w:lang w:eastAsia="hu-HU"/>
+        </w:rPr>
+        <w:t>admin</w:t>
+      </w:r>
+      <w:proofErr w:type="spellEnd"/>
+      <w:r>
+        <w:rPr>
+          <w:rFonts w:cs="Times New Roman"/>
+          <w:szCs w:val="24"/>
+          <w:lang w:eastAsia="hu-HU"/>
+        </w:rPr>
+        <w:t xml:space="preserve"> irányítópultokat és jelentéseket.</w:t>
+      </w:r>
+    </w:p>
+    <w:p>
+      <w:pPr>
+        <w:rPr>
+          <w:rFonts w:cs="Times New Roman"/>
+          <w:szCs w:val="24"/>
+          <w:lang w:eastAsia="hu-HU"/>
+        </w:rPr>
+      </w:pPr>
+      <w:r>
+        <w:rPr>
+          <w:rFonts w:cs="Times New Roman"/>
+          <w:noProof/>
           <w:szCs w:val="24"/>
           <w:lang w:eastAsia="hu-HU"/>
         </w:rPr>
@@ -3620,6 +7634,7 @@
           <w:lang w:eastAsia="hu-HU"/>
         </w:rPr>
       </w:pPr>
+      <w:proofErr w:type="spellStart"/>
       <w:r>
         <w:rPr>
           <w:rFonts w:cs="Times New Roman"/>
@@ -3627,37 +7642,302 @@
           <w:szCs w:val="24"/>
           <w:lang w:eastAsia="hu-HU"/>
         </w:rPr>
-        <w:t>src/utils/helpers.js</w:t>
-      </w:r>
-    </w:p>
-    <w:p>
-      <w:pPr>
-        <w:rPr>
-          <w:rFonts w:cs="Times New Roman"/>
-          <w:szCs w:val="24"/>
-          <w:lang w:eastAsia="hu-HU"/>
-        </w:rPr>
-      </w:pPr>
-      <w:r>
-        <w:rPr>
-          <w:rFonts w:cs="Times New Roman"/>
-          <w:szCs w:val="24"/>
-          <w:lang w:eastAsia="hu-HU"/>
-        </w:rPr>
-        <w:t>A src/utils/helpers.js általános segédfüggvényeket biztosít kriptóhoz, normalizáláshoz és formázáshoz. A normalizeEmail() és normalizeHeaderValue() konzisztens adatokat biztosítanak. A hashPassword() scrypt hash-t generál sóval, a verifyPassword() időzítés-biztos ellenőrzést végez. A toPriceLabel() árakat formáz magyarul, az readBody() és json() válaszokat kezelnek. Ez az eszközkészlet újrafelhasználható minden szolgáltatásban.</w:t>
-      </w:r>
-    </w:p>
-    <w:p>
-      <w:pPr>
-        <w:rPr>
-          <w:rFonts w:cs="Times New Roman"/>
-          <w:szCs w:val="24"/>
-          <w:lang w:eastAsia="hu-HU"/>
-        </w:rPr>
-      </w:pPr>
-      <w:r>
-        <w:rPr>
-          <w:rFonts w:cs="Times New Roman"/>
+        <w:t>src</w:t>
+      </w:r>
+      <w:proofErr w:type="spellEnd"/>
+      <w:r>
+        <w:rPr>
+          <w:rFonts w:cs="Times New Roman"/>
+          <w:b/>
+          <w:szCs w:val="24"/>
+          <w:lang w:eastAsia="hu-HU"/>
+        </w:rPr>
+        <w:t>/</w:t>
+      </w:r>
+      <w:proofErr w:type="spellStart"/>
+      <w:r>
+        <w:rPr>
+          <w:rFonts w:cs="Times New Roman"/>
+          <w:b/>
+          <w:szCs w:val="24"/>
+          <w:lang w:eastAsia="hu-HU"/>
+        </w:rPr>
+        <w:t>utils</w:t>
+      </w:r>
+      <w:proofErr w:type="spellEnd"/>
+      <w:r>
+        <w:rPr>
+          <w:rFonts w:cs="Times New Roman"/>
+          <w:b/>
+          <w:szCs w:val="24"/>
+          <w:lang w:eastAsia="hu-HU"/>
+        </w:rPr>
+        <w:t>/helpers.js</w:t>
+      </w:r>
+    </w:p>
+    <w:p>
+      <w:pPr>
+        <w:rPr>
+          <w:rFonts w:cs="Times New Roman"/>
+          <w:szCs w:val="24"/>
+          <w:lang w:eastAsia="hu-HU"/>
+        </w:rPr>
+      </w:pPr>
+      <w:r>
+        <w:rPr>
+          <w:rFonts w:cs="Times New Roman"/>
+          <w:szCs w:val="24"/>
+          <w:lang w:eastAsia="hu-HU"/>
+        </w:rPr>
+        <w:t xml:space="preserve">A </w:t>
+      </w:r>
+      <w:proofErr w:type="spellStart"/>
+      <w:r>
+        <w:rPr>
+          <w:rFonts w:cs="Times New Roman"/>
+          <w:szCs w:val="24"/>
+          <w:lang w:eastAsia="hu-HU"/>
+        </w:rPr>
+        <w:t>src</w:t>
+      </w:r>
+      <w:proofErr w:type="spellEnd"/>
+      <w:r>
+        <w:rPr>
+          <w:rFonts w:cs="Times New Roman"/>
+          <w:szCs w:val="24"/>
+          <w:lang w:eastAsia="hu-HU"/>
+        </w:rPr>
+        <w:t>/</w:t>
+      </w:r>
+      <w:proofErr w:type="spellStart"/>
+      <w:r>
+        <w:rPr>
+          <w:rFonts w:cs="Times New Roman"/>
+          <w:szCs w:val="24"/>
+          <w:lang w:eastAsia="hu-HU"/>
+        </w:rPr>
+        <w:t>utils</w:t>
+      </w:r>
+      <w:proofErr w:type="spellEnd"/>
+      <w:r>
+        <w:rPr>
+          <w:rFonts w:cs="Times New Roman"/>
+          <w:szCs w:val="24"/>
+          <w:lang w:eastAsia="hu-HU"/>
+        </w:rPr>
+        <w:t xml:space="preserve">/helpers.js általános segédfüggvényeket biztosít </w:t>
+      </w:r>
+      <w:proofErr w:type="spellStart"/>
+      <w:r>
+        <w:rPr>
+          <w:rFonts w:cs="Times New Roman"/>
+          <w:szCs w:val="24"/>
+          <w:lang w:eastAsia="hu-HU"/>
+        </w:rPr>
+        <w:t>kriptóhoz</w:t>
+      </w:r>
+      <w:proofErr w:type="spellEnd"/>
+      <w:r>
+        <w:rPr>
+          <w:rFonts w:cs="Times New Roman"/>
+          <w:szCs w:val="24"/>
+          <w:lang w:eastAsia="hu-HU"/>
+        </w:rPr>
+        <w:t xml:space="preserve">, normalizáláshoz és formázáshoz. A </w:t>
+      </w:r>
+      <w:proofErr w:type="spellStart"/>
+      <w:r>
+        <w:rPr>
+          <w:rFonts w:cs="Times New Roman"/>
+          <w:szCs w:val="24"/>
+          <w:lang w:eastAsia="hu-HU"/>
+        </w:rPr>
+        <w:t>normalizeEmail</w:t>
+      </w:r>
+      <w:proofErr w:type="spellEnd"/>
+      <w:r>
+        <w:rPr>
+          <w:rFonts w:cs="Times New Roman"/>
+          <w:szCs w:val="24"/>
+          <w:lang w:eastAsia="hu-HU"/>
+        </w:rPr>
+        <w:t xml:space="preserve">() és </w:t>
+      </w:r>
+      <w:proofErr w:type="spellStart"/>
+      <w:r>
+        <w:rPr>
+          <w:rFonts w:cs="Times New Roman"/>
+          <w:szCs w:val="24"/>
+          <w:lang w:eastAsia="hu-HU"/>
+        </w:rPr>
+        <w:t>normalizeHeaderValue</w:t>
+      </w:r>
+      <w:proofErr w:type="spellEnd"/>
+      <w:r>
+        <w:rPr>
+          <w:rFonts w:cs="Times New Roman"/>
+          <w:szCs w:val="24"/>
+          <w:lang w:eastAsia="hu-HU"/>
+        </w:rPr>
+        <w:t xml:space="preserve">() konzisztens adatokat biztosítanak. A </w:t>
+      </w:r>
+      <w:proofErr w:type="spellStart"/>
+      <w:r>
+        <w:rPr>
+          <w:rFonts w:cs="Times New Roman"/>
+          <w:szCs w:val="24"/>
+          <w:lang w:eastAsia="hu-HU"/>
+        </w:rPr>
+        <w:t>hashPassword</w:t>
+      </w:r>
+      <w:proofErr w:type="spellEnd"/>
+      <w:r>
+        <w:rPr>
+          <w:rFonts w:cs="Times New Roman"/>
+          <w:szCs w:val="24"/>
+          <w:lang w:eastAsia="hu-HU"/>
+        </w:rPr>
+        <w:t xml:space="preserve">() </w:t>
+      </w:r>
+      <w:proofErr w:type="spellStart"/>
+      <w:r>
+        <w:rPr>
+          <w:rFonts w:cs="Times New Roman"/>
+          <w:szCs w:val="24"/>
+          <w:lang w:eastAsia="hu-HU"/>
+        </w:rPr>
+        <w:t>scrypt</w:t>
+      </w:r>
+      <w:proofErr w:type="spellEnd"/>
+      <w:r>
+        <w:rPr>
+          <w:rFonts w:cs="Times New Roman"/>
+          <w:szCs w:val="24"/>
+          <w:lang w:eastAsia="hu-HU"/>
+        </w:rPr>
+        <w:t xml:space="preserve"> </w:t>
+      </w:r>
+      <w:proofErr w:type="spellStart"/>
+      <w:r>
+        <w:rPr>
+          <w:rFonts w:cs="Times New Roman"/>
+          <w:szCs w:val="24"/>
+          <w:lang w:eastAsia="hu-HU"/>
+        </w:rPr>
+        <w:t>hash</w:t>
+      </w:r>
+      <w:proofErr w:type="spellEnd"/>
+      <w:r>
+        <w:rPr>
+          <w:rFonts w:cs="Times New Roman"/>
+          <w:szCs w:val="24"/>
+          <w:lang w:eastAsia="hu-HU"/>
+        </w:rPr>
+        <w:t xml:space="preserve">-t generál sóval, a </w:t>
+      </w:r>
+      <w:proofErr w:type="spellStart"/>
+      <w:r>
+        <w:rPr>
+          <w:rFonts w:cs="Times New Roman"/>
+          <w:szCs w:val="24"/>
+          <w:lang w:eastAsia="hu-HU"/>
+        </w:rPr>
+        <w:t>verifyPassword</w:t>
+      </w:r>
+      <w:proofErr w:type="spellEnd"/>
+      <w:r>
+        <w:rPr>
+          <w:rFonts w:cs="Times New Roman"/>
+          <w:szCs w:val="24"/>
+          <w:lang w:eastAsia="hu-HU"/>
+        </w:rPr>
+        <w:t xml:space="preserve">() időzítés-biztos ellenőrzést végez. A </w:t>
+      </w:r>
+      <w:proofErr w:type="spellStart"/>
+      <w:r>
+        <w:rPr>
+          <w:rFonts w:cs="Times New Roman"/>
+          <w:szCs w:val="24"/>
+          <w:lang w:eastAsia="hu-HU"/>
+        </w:rPr>
+        <w:t>toPriceLabel</w:t>
+      </w:r>
+      <w:proofErr w:type="spellEnd"/>
+      <w:r>
+        <w:rPr>
+          <w:rFonts w:cs="Times New Roman"/>
+          <w:szCs w:val="24"/>
+          <w:lang w:eastAsia="hu-HU"/>
+        </w:rPr>
+        <w:t xml:space="preserve">() árakat formáz magyarul, az </w:t>
+      </w:r>
+      <w:proofErr w:type="spellStart"/>
+      <w:r>
+        <w:rPr>
+          <w:rFonts w:cs="Times New Roman"/>
+          <w:szCs w:val="24"/>
+          <w:lang w:eastAsia="hu-HU"/>
+        </w:rPr>
+        <w:t>readBody</w:t>
+      </w:r>
+      <w:proofErr w:type="spellEnd"/>
+      <w:r>
+        <w:rPr>
+          <w:rFonts w:cs="Times New Roman"/>
+          <w:szCs w:val="24"/>
+          <w:lang w:eastAsia="hu-HU"/>
+        </w:rPr>
+        <w:t xml:space="preserve">() és </w:t>
+      </w:r>
+      <w:proofErr w:type="spellStart"/>
+      <w:r>
+        <w:rPr>
+          <w:rFonts w:cs="Times New Roman"/>
+          <w:szCs w:val="24"/>
+          <w:lang w:eastAsia="hu-HU"/>
+        </w:rPr>
+        <w:t>json</w:t>
+      </w:r>
+      <w:proofErr w:type="spellEnd"/>
+      <w:r>
+        <w:rPr>
+          <w:rFonts w:cs="Times New Roman"/>
+          <w:szCs w:val="24"/>
+          <w:lang w:eastAsia="hu-HU"/>
+        </w:rPr>
+        <w:t xml:space="preserve">() válaszokat kezelnek. Ez az eszközkészlet </w:t>
+      </w:r>
+      <w:proofErr w:type="spellStart"/>
+      <w:r>
+        <w:rPr>
+          <w:rFonts w:cs="Times New Roman"/>
+          <w:szCs w:val="24"/>
+          <w:lang w:eastAsia="hu-HU"/>
+        </w:rPr>
+        <w:t>újrafelhasználható</w:t>
+      </w:r>
+      <w:proofErr w:type="spellEnd"/>
+      <w:r>
+        <w:rPr>
+          <w:rFonts w:cs="Times New Roman"/>
+          <w:szCs w:val="24"/>
+          <w:lang w:eastAsia="hu-HU"/>
+        </w:rPr>
+        <w:t xml:space="preserve"> minden szolgáltatásban.</w:t>
+      </w:r>
+    </w:p>
+    <w:p>
+      <w:pPr>
+        <w:rPr>
+          <w:rFonts w:cs="Times New Roman"/>
+          <w:szCs w:val="24"/>
+          <w:lang w:eastAsia="hu-HU"/>
+        </w:rPr>
+      </w:pPr>
+      <w:r>
+        <w:rPr>
+          <w:rFonts w:cs="Times New Roman"/>
+          <w:noProof/>
           <w:szCs w:val="24"/>
           <w:lang w:eastAsia="hu-HU"/>
         </w:rPr>
@@ -3716,6 +7996,7 @@
           <w:lang w:eastAsia="hu-HU"/>
         </w:rPr>
       </w:pPr>
+      <w:proofErr w:type="spellStart"/>
       <w:r>
         <w:rPr>
           <w:rFonts w:cs="Times New Roman"/>
@@ -3723,37 +8004,212 @@
           <w:szCs w:val="24"/>
           <w:lang w:eastAsia="hu-HU"/>
         </w:rPr>
-        <w:t>src/utils/mappers.js</w:t>
-      </w:r>
-    </w:p>
-    <w:p>
-      <w:pPr>
-        <w:rPr>
-          <w:rFonts w:cs="Times New Roman"/>
-          <w:szCs w:val="24"/>
-          <w:lang w:eastAsia="hu-HU"/>
-        </w:rPr>
-      </w:pPr>
-      <w:r>
-        <w:rPr>
-          <w:rFonts w:cs="Times New Roman"/>
-          <w:szCs w:val="24"/>
-          <w:lang w:eastAsia="hu-HU"/>
-        </w:rPr>
-        <w:t>A src/utils/mappers.js átalakítja az adatbázis sorokat API válaszokká. A mapRowToSport() sport objektumokat hoz létre számított értékekkel. A mapUserRowToProfile() felhasználói profilokat, figyelembe véve az admin szerepkört. Egyéb függvények, mint mapRegistrationRow(), különböző nézeteket biztosítanak. Konfigurációs függvények kezelik az admin engedélyezési listát. Ez a réteg biztosítja a konzisztens API szerződéseket.</w:t>
-      </w:r>
-    </w:p>
-    <w:p>
-      <w:pPr>
-        <w:rPr>
-          <w:rFonts w:cs="Times New Roman"/>
-          <w:szCs w:val="24"/>
-          <w:lang w:eastAsia="hu-HU"/>
-        </w:rPr>
-      </w:pPr>
-      <w:r>
-        <w:rPr>
-          <w:rFonts w:cs="Times New Roman"/>
+        <w:t>src</w:t>
+      </w:r>
+      <w:proofErr w:type="spellEnd"/>
+      <w:r>
+        <w:rPr>
+          <w:rFonts w:cs="Times New Roman"/>
+          <w:b/>
+          <w:szCs w:val="24"/>
+          <w:lang w:eastAsia="hu-HU"/>
+        </w:rPr>
+        <w:t>/</w:t>
+      </w:r>
+      <w:proofErr w:type="spellStart"/>
+      <w:r>
+        <w:rPr>
+          <w:rFonts w:cs="Times New Roman"/>
+          <w:b/>
+          <w:szCs w:val="24"/>
+          <w:lang w:eastAsia="hu-HU"/>
+        </w:rPr>
+        <w:t>utils</w:t>
+      </w:r>
+      <w:proofErr w:type="spellEnd"/>
+      <w:r>
+        <w:rPr>
+          <w:rFonts w:cs="Times New Roman"/>
+          <w:b/>
+          <w:szCs w:val="24"/>
+          <w:lang w:eastAsia="hu-HU"/>
+        </w:rPr>
+        <w:t>/mappers.js</w:t>
+      </w:r>
+    </w:p>
+    <w:p>
+      <w:pPr>
+        <w:rPr>
+          <w:rFonts w:cs="Times New Roman"/>
+          <w:szCs w:val="24"/>
+          <w:lang w:eastAsia="hu-HU"/>
+        </w:rPr>
+      </w:pPr>
+      <w:r>
+        <w:rPr>
+          <w:rFonts w:cs="Times New Roman"/>
+          <w:szCs w:val="24"/>
+          <w:lang w:eastAsia="hu-HU"/>
+        </w:rPr>
+        <w:t xml:space="preserve">A </w:t>
+      </w:r>
+      <w:proofErr w:type="spellStart"/>
+      <w:r>
+        <w:rPr>
+          <w:rFonts w:cs="Times New Roman"/>
+          <w:szCs w:val="24"/>
+          <w:lang w:eastAsia="hu-HU"/>
+        </w:rPr>
+        <w:t>src</w:t>
+      </w:r>
+      <w:proofErr w:type="spellEnd"/>
+      <w:r>
+        <w:rPr>
+          <w:rFonts w:cs="Times New Roman"/>
+          <w:szCs w:val="24"/>
+          <w:lang w:eastAsia="hu-HU"/>
+        </w:rPr>
+        <w:t>/</w:t>
+      </w:r>
+      <w:proofErr w:type="spellStart"/>
+      <w:r>
+        <w:rPr>
+          <w:rFonts w:cs="Times New Roman"/>
+          <w:szCs w:val="24"/>
+          <w:lang w:eastAsia="hu-HU"/>
+        </w:rPr>
+        <w:t>utils</w:t>
+      </w:r>
+      <w:proofErr w:type="spellEnd"/>
+      <w:r>
+        <w:rPr>
+          <w:rFonts w:cs="Times New Roman"/>
+          <w:szCs w:val="24"/>
+          <w:lang w:eastAsia="hu-HU"/>
+        </w:rPr>
+        <w:t xml:space="preserve">/mappers.js átalakítja az adatbázis sorokat API válaszokká. A </w:t>
+      </w:r>
+      <w:proofErr w:type="spellStart"/>
+      <w:r>
+        <w:rPr>
+          <w:rFonts w:cs="Times New Roman"/>
+          <w:szCs w:val="24"/>
+          <w:lang w:eastAsia="hu-HU"/>
+        </w:rPr>
+        <w:t>mapRowToSport</w:t>
+      </w:r>
+      <w:proofErr w:type="spellEnd"/>
+      <w:r>
+        <w:rPr>
+          <w:rFonts w:cs="Times New Roman"/>
+          <w:szCs w:val="24"/>
+          <w:lang w:eastAsia="hu-HU"/>
+        </w:rPr>
+        <w:t xml:space="preserve">() sport objektumokat hoz létre számított értékekkel. A </w:t>
+      </w:r>
+      <w:proofErr w:type="spellStart"/>
+      <w:r>
+        <w:rPr>
+          <w:rFonts w:cs="Times New Roman"/>
+          <w:szCs w:val="24"/>
+          <w:lang w:eastAsia="hu-HU"/>
+        </w:rPr>
+        <w:t>mapUserRowToProfile</w:t>
+      </w:r>
+      <w:proofErr w:type="spellEnd"/>
+      <w:r>
+        <w:rPr>
+          <w:rFonts w:cs="Times New Roman"/>
+          <w:szCs w:val="24"/>
+          <w:lang w:eastAsia="hu-HU"/>
+        </w:rPr>
+        <w:t xml:space="preserve">() felhasználói profilokat, figyelembe véve az </w:t>
+      </w:r>
+      <w:proofErr w:type="spellStart"/>
+      <w:r>
+        <w:rPr>
+          <w:rFonts w:cs="Times New Roman"/>
+          <w:szCs w:val="24"/>
+          <w:lang w:eastAsia="hu-HU"/>
+        </w:rPr>
+        <w:t>admin</w:t>
+      </w:r>
+      <w:proofErr w:type="spellEnd"/>
+      <w:r>
+        <w:rPr>
+          <w:rFonts w:cs="Times New Roman"/>
+          <w:szCs w:val="24"/>
+          <w:lang w:eastAsia="hu-HU"/>
+        </w:rPr>
+        <w:t xml:space="preserve"> szerepkört. Egyéb függvények, mint </w:t>
+      </w:r>
+      <w:proofErr w:type="spellStart"/>
+      <w:r>
+        <w:rPr>
+          <w:rFonts w:cs="Times New Roman"/>
+          <w:szCs w:val="24"/>
+          <w:lang w:eastAsia="hu-HU"/>
+        </w:rPr>
+        <w:t>mapRegistrationRow</w:t>
+      </w:r>
+      <w:proofErr w:type="spellEnd"/>
+      <w:r>
+        <w:rPr>
+          <w:rFonts w:cs="Times New Roman"/>
+          <w:szCs w:val="24"/>
+          <w:lang w:eastAsia="hu-HU"/>
+        </w:rPr>
+        <w:t xml:space="preserve">(), különböző </w:t>
+      </w:r>
+      <w:proofErr w:type="spellStart"/>
+      <w:r>
+        <w:rPr>
+          <w:rFonts w:cs="Times New Roman"/>
+          <w:szCs w:val="24"/>
+          <w:lang w:eastAsia="hu-HU"/>
+        </w:rPr>
+        <w:t>nézeteket</w:t>
+      </w:r>
+      <w:proofErr w:type="spellEnd"/>
+      <w:r>
+        <w:rPr>
+          <w:rFonts w:cs="Times New Roman"/>
+          <w:szCs w:val="24"/>
+          <w:lang w:eastAsia="hu-HU"/>
+        </w:rPr>
+        <w:t xml:space="preserve"> biztosítanak. Konfigurációs függvények kezelik az </w:t>
+      </w:r>
+      <w:proofErr w:type="spellStart"/>
+      <w:r>
+        <w:rPr>
+          <w:rFonts w:cs="Times New Roman"/>
+          <w:szCs w:val="24"/>
+          <w:lang w:eastAsia="hu-HU"/>
+        </w:rPr>
+        <w:t>admin</w:t>
+      </w:r>
+      <w:proofErr w:type="spellEnd"/>
+      <w:r>
+        <w:rPr>
+          <w:rFonts w:cs="Times New Roman"/>
+          <w:szCs w:val="24"/>
+          <w:lang w:eastAsia="hu-HU"/>
+        </w:rPr>
+        <w:t xml:space="preserve"> engedélyezési listát. Ez a réteg biztosítja a konzisztens API szerződéseket.</w:t>
+      </w:r>
+    </w:p>
+    <w:p>
+      <w:pPr>
+        <w:rPr>
+          <w:rFonts w:cs="Times New Roman"/>
+          <w:szCs w:val="24"/>
+          <w:lang w:eastAsia="hu-HU"/>
+        </w:rPr>
+      </w:pPr>
+      <w:r>
+        <w:rPr>
+          <w:rFonts w:cs="Times New Roman"/>
+          <w:noProof/>
           <w:szCs w:val="24"/>
           <w:lang w:eastAsia="hu-HU"/>
         </w:rPr>
@@ -3803,6 +8259,7 @@
           <w:lang w:eastAsia="hu-HU"/>
         </w:rPr>
       </w:pPr>
+      <w:proofErr w:type="spellStart"/>
       <w:r>
         <w:rPr>
           <w:rFonts w:cs="Times New Roman"/>
@@ -3811,37 +8268,158 @@
           <w:lang w:eastAsia="hu-HU"/>
         </w:rPr>
         <w:lastRenderedPageBreak/>
-        <w:t>src/utils/validators.js</w:t>
-      </w:r>
-    </w:p>
-    <w:p>
-      <w:pPr>
-        <w:rPr>
-          <w:rFonts w:cs="Times New Roman"/>
-          <w:szCs w:val="24"/>
-          <w:lang w:eastAsia="hu-HU"/>
-        </w:rPr>
-      </w:pPr>
-      <w:r>
-        <w:rPr>
-          <w:rFonts w:cs="Times New Roman"/>
-          <w:szCs w:val="24"/>
-          <w:lang w:eastAsia="hu-HU"/>
-        </w:rPr>
-        <w:t>A src/utils/validators.js bemenet érvényesítést végez magyar hibaüzenetekkel. A validateSignupPayload() regisztrációt, a validateSigninPayload() bejelentkezést, a validateSportPayload() sportokat érvényesít, ellenőrizve a szükséges mezőket és formátumokat. Ez a réteg biztosítja az adat integritást.</w:t>
-      </w:r>
-    </w:p>
-    <w:p>
-      <w:pPr>
-        <w:rPr>
-          <w:rFonts w:cs="Times New Roman"/>
-          <w:szCs w:val="24"/>
-          <w:lang w:eastAsia="hu-HU"/>
-        </w:rPr>
-      </w:pPr>
-      <w:r>
-        <w:rPr>
-          <w:rFonts w:cs="Times New Roman"/>
+        <w:t>src</w:t>
+      </w:r>
+      <w:proofErr w:type="spellEnd"/>
+      <w:r>
+        <w:rPr>
+          <w:rFonts w:cs="Times New Roman"/>
+          <w:b/>
+          <w:szCs w:val="24"/>
+          <w:lang w:eastAsia="hu-HU"/>
+        </w:rPr>
+        <w:t>/</w:t>
+      </w:r>
+      <w:proofErr w:type="spellStart"/>
+      <w:r>
+        <w:rPr>
+          <w:rFonts w:cs="Times New Roman"/>
+          <w:b/>
+          <w:szCs w:val="24"/>
+          <w:lang w:eastAsia="hu-HU"/>
+        </w:rPr>
+        <w:t>utils</w:t>
+      </w:r>
+      <w:proofErr w:type="spellEnd"/>
+      <w:r>
+        <w:rPr>
+          <w:rFonts w:cs="Times New Roman"/>
+          <w:b/>
+          <w:szCs w:val="24"/>
+          <w:lang w:eastAsia="hu-HU"/>
+        </w:rPr>
+        <w:t>/validators.js</w:t>
+      </w:r>
+    </w:p>
+    <w:p>
+      <w:pPr>
+        <w:rPr>
+          <w:rFonts w:cs="Times New Roman"/>
+          <w:szCs w:val="24"/>
+          <w:lang w:eastAsia="hu-HU"/>
+        </w:rPr>
+      </w:pPr>
+      <w:r>
+        <w:rPr>
+          <w:rFonts w:cs="Times New Roman"/>
+          <w:szCs w:val="24"/>
+          <w:lang w:eastAsia="hu-HU"/>
+        </w:rPr>
+        <w:t xml:space="preserve">A </w:t>
+      </w:r>
+      <w:proofErr w:type="spellStart"/>
+      <w:r>
+        <w:rPr>
+          <w:rFonts w:cs="Times New Roman"/>
+          <w:szCs w:val="24"/>
+          <w:lang w:eastAsia="hu-HU"/>
+        </w:rPr>
+        <w:t>src</w:t>
+      </w:r>
+      <w:proofErr w:type="spellEnd"/>
+      <w:r>
+        <w:rPr>
+          <w:rFonts w:cs="Times New Roman"/>
+          <w:szCs w:val="24"/>
+          <w:lang w:eastAsia="hu-HU"/>
+        </w:rPr>
+        <w:t>/</w:t>
+      </w:r>
+      <w:proofErr w:type="spellStart"/>
+      <w:r>
+        <w:rPr>
+          <w:rFonts w:cs="Times New Roman"/>
+          <w:szCs w:val="24"/>
+          <w:lang w:eastAsia="hu-HU"/>
+        </w:rPr>
+        <w:t>utils</w:t>
+      </w:r>
+      <w:proofErr w:type="spellEnd"/>
+      <w:r>
+        <w:rPr>
+          <w:rFonts w:cs="Times New Roman"/>
+          <w:szCs w:val="24"/>
+          <w:lang w:eastAsia="hu-HU"/>
+        </w:rPr>
+        <w:t xml:space="preserve">/validators.js bemenet érvényesítést végez magyar hibaüzenetekkel. A </w:t>
+      </w:r>
+      <w:proofErr w:type="spellStart"/>
+      <w:r>
+        <w:rPr>
+          <w:rFonts w:cs="Times New Roman"/>
+          <w:szCs w:val="24"/>
+          <w:lang w:eastAsia="hu-HU"/>
+        </w:rPr>
+        <w:t>validateSignupPayload</w:t>
+      </w:r>
+      <w:proofErr w:type="spellEnd"/>
+      <w:r>
+        <w:rPr>
+          <w:rFonts w:cs="Times New Roman"/>
+          <w:szCs w:val="24"/>
+          <w:lang w:eastAsia="hu-HU"/>
+        </w:rPr>
+        <w:t xml:space="preserve">() regisztrációt, a </w:t>
+      </w:r>
+      <w:proofErr w:type="spellStart"/>
+      <w:r>
+        <w:rPr>
+          <w:rFonts w:cs="Times New Roman"/>
+          <w:szCs w:val="24"/>
+          <w:lang w:eastAsia="hu-HU"/>
+        </w:rPr>
+        <w:t>validateSigninPayload</w:t>
+      </w:r>
+      <w:proofErr w:type="spellEnd"/>
+      <w:r>
+        <w:rPr>
+          <w:rFonts w:cs="Times New Roman"/>
+          <w:szCs w:val="24"/>
+          <w:lang w:eastAsia="hu-HU"/>
+        </w:rPr>
+        <w:t xml:space="preserve">() bejelentkezést, a </w:t>
+      </w:r>
+      <w:proofErr w:type="spellStart"/>
+      <w:r>
+        <w:rPr>
+          <w:rFonts w:cs="Times New Roman"/>
+          <w:szCs w:val="24"/>
+          <w:lang w:eastAsia="hu-HU"/>
+        </w:rPr>
+        <w:t>validateSportPayload</w:t>
+      </w:r>
+      <w:proofErr w:type="spellEnd"/>
+      <w:r>
+        <w:rPr>
+          <w:rFonts w:cs="Times New Roman"/>
+          <w:szCs w:val="24"/>
+          <w:lang w:eastAsia="hu-HU"/>
+        </w:rPr>
+        <w:t>() sportokat érvényesít, ellenőrizve a szükséges mezőket és formátumokat. Ez a réteg biztosítja az adat integritást.</w:t>
+      </w:r>
+    </w:p>
+    <w:p>
+      <w:pPr>
+        <w:rPr>
+          <w:rFonts w:cs="Times New Roman"/>
+          <w:szCs w:val="24"/>
+          <w:lang w:eastAsia="hu-HU"/>
+        </w:rPr>
+      </w:pPr>
+      <w:r>
+        <w:rPr>
+          <w:rFonts w:cs="Times New Roman"/>
+          <w:noProof/>
           <w:szCs w:val="24"/>
           <w:lang w:eastAsia="hu-HU"/>
         </w:rPr>
@@ -3905,20 +8483,235 @@
           <w:szCs w:val="24"/>
           <w:lang w:eastAsia="hu-HU"/>
         </w:rPr>
-        <w:t>Összességében a backend rétegzett tervezéssel rendelkezik, ahol a routes kezelik a HTTP kéréseket, a services az üzleti logikát, a config/db az adat hozzáférést, az utils pedig a segédeszközöket. Az autentikáció fejléc-alapú, az adatbázis magyar nevekkel és referenciális integritással rendelkezik. A kulcs minták közé tartozik a tranzakciók használata, soft törlések, auto-entitás létrehozás és admin engedélyezés. Ez a rendszer robusztusan támogatja a sportközösség igényeit, ösztönözve a fizikai aktivitást és közösségi részvételt a digitális platformon keresztül. A tervezés figyelembe veszi a skálázhatóságot és karbantarthatóságot, modularizált komponensekkel, amelyek könnyen tesztelhetők és módosíthatók. Az adatbázis kapcsolatkészlet hatékony erőforrás-kezelést biztosít nagy terhelés alatt, míg a tranzakciók megakadályozzák az adat inkonzisztenciát komplex műveletek során. A magyar lokalizáció minden felhasználói felületen keresztül érvényesül, a hibaüzenetektől az adat formázásig, biztosítva a helyi felhasználók számára intuitív élményt. A biztonsági intézkedések, mint a jelszó hash-elés és időzítés-biztos összehasonlítás, védik a felhasználói adatokat a közös támadási vektoroktól. Az adminisztratív funkciók részletes auditálást és statisztikákat biztosítanak a rendszer egészségének és használatának monitorozására, lehetővé téve az adminisztrátorok számára az informált döntéshozatalt.</w:t>
-      </w:r>
-      <w:bookmarkStart w:id="3" w:name="_Toc221528224"/>
-    </w:p>
-    <w:p>
-      <w:pPr>
-        <w:pStyle w:val="Cmsor2"/>
+        <w:t xml:space="preserve">Összességében a backend rétegzett tervezéssel rendelkezik, ahol a </w:t>
+      </w:r>
+      <w:proofErr w:type="spellStart"/>
+      <w:r>
+        <w:rPr>
+          <w:rFonts w:cs="Times New Roman"/>
+          <w:szCs w:val="24"/>
+          <w:lang w:eastAsia="hu-HU"/>
+        </w:rPr>
+        <w:t>routes</w:t>
+      </w:r>
+      <w:proofErr w:type="spellEnd"/>
+      <w:r>
+        <w:rPr>
+          <w:rFonts w:cs="Times New Roman"/>
+          <w:szCs w:val="24"/>
+          <w:lang w:eastAsia="hu-HU"/>
+        </w:rPr>
+        <w:t xml:space="preserve"> kezelik a HTTP kéréseket, a </w:t>
+      </w:r>
+      <w:proofErr w:type="spellStart"/>
+      <w:r>
+        <w:rPr>
+          <w:rFonts w:cs="Times New Roman"/>
+          <w:szCs w:val="24"/>
+          <w:lang w:eastAsia="hu-HU"/>
+        </w:rPr>
+        <w:t>services</w:t>
+      </w:r>
+      <w:proofErr w:type="spellEnd"/>
+      <w:r>
+        <w:rPr>
+          <w:rFonts w:cs="Times New Roman"/>
+          <w:szCs w:val="24"/>
+          <w:lang w:eastAsia="hu-HU"/>
+        </w:rPr>
+        <w:t xml:space="preserve"> az üzleti logikát, a </w:t>
+      </w:r>
+      <w:proofErr w:type="spellStart"/>
+      <w:r>
+        <w:rPr>
+          <w:rFonts w:cs="Times New Roman"/>
+          <w:szCs w:val="24"/>
+          <w:lang w:eastAsia="hu-HU"/>
+        </w:rPr>
+        <w:t>config</w:t>
+      </w:r>
+      <w:proofErr w:type="spellEnd"/>
+      <w:r>
+        <w:rPr>
+          <w:rFonts w:cs="Times New Roman"/>
+          <w:szCs w:val="24"/>
+          <w:lang w:eastAsia="hu-HU"/>
+        </w:rPr>
+        <w:t xml:space="preserve">/db az adat hozzáférést, az </w:t>
+      </w:r>
+      <w:proofErr w:type="spellStart"/>
+      <w:r>
+        <w:rPr>
+          <w:rFonts w:cs="Times New Roman"/>
+          <w:szCs w:val="24"/>
+          <w:lang w:eastAsia="hu-HU"/>
+        </w:rPr>
+        <w:t>utils</w:t>
+      </w:r>
+      <w:proofErr w:type="spellEnd"/>
+      <w:r>
+        <w:rPr>
+          <w:rFonts w:cs="Times New Roman"/>
+          <w:szCs w:val="24"/>
+          <w:lang w:eastAsia="hu-HU"/>
+        </w:rPr>
+        <w:t xml:space="preserve"> pedig a segédeszközöket. Az </w:t>
+      </w:r>
+      <w:proofErr w:type="spellStart"/>
+      <w:r>
+        <w:rPr>
+          <w:rFonts w:cs="Times New Roman"/>
+          <w:szCs w:val="24"/>
+          <w:lang w:eastAsia="hu-HU"/>
+        </w:rPr>
+        <w:t>autentikáció</w:t>
+      </w:r>
+      <w:proofErr w:type="spellEnd"/>
+      <w:r>
+        <w:rPr>
+          <w:rFonts w:cs="Times New Roman"/>
+          <w:szCs w:val="24"/>
+          <w:lang w:eastAsia="hu-HU"/>
+        </w:rPr>
+        <w:t xml:space="preserve"> fejléc-alapú, az adatbázis magyar nevekkel és referenciális integritással rendelkezik. A kulcs minták közé tartozik a tranzakciók használata, </w:t>
+      </w:r>
+      <w:proofErr w:type="spellStart"/>
+      <w:r>
+        <w:rPr>
+          <w:rFonts w:cs="Times New Roman"/>
+          <w:szCs w:val="24"/>
+          <w:lang w:eastAsia="hu-HU"/>
+        </w:rPr>
+        <w:t>soft</w:t>
+      </w:r>
+      <w:proofErr w:type="spellEnd"/>
+      <w:r>
+        <w:rPr>
+          <w:rFonts w:cs="Times New Roman"/>
+          <w:szCs w:val="24"/>
+          <w:lang w:eastAsia="hu-HU"/>
+        </w:rPr>
+        <w:t xml:space="preserve"> törlések, </w:t>
+      </w:r>
+      <w:proofErr w:type="spellStart"/>
+      <w:r>
+        <w:rPr>
+          <w:rFonts w:cs="Times New Roman"/>
+          <w:szCs w:val="24"/>
+          <w:lang w:eastAsia="hu-HU"/>
+        </w:rPr>
+        <w:t>auto</w:t>
+      </w:r>
+      <w:proofErr w:type="spellEnd"/>
+      <w:r>
+        <w:rPr>
+          <w:rFonts w:cs="Times New Roman"/>
+          <w:szCs w:val="24"/>
+          <w:lang w:eastAsia="hu-HU"/>
+        </w:rPr>
+        <w:t xml:space="preserve">-entitás létrehozás és </w:t>
+      </w:r>
+      <w:proofErr w:type="spellStart"/>
+      <w:r>
+        <w:rPr>
+          <w:rFonts w:cs="Times New Roman"/>
+          <w:szCs w:val="24"/>
+          <w:lang w:eastAsia="hu-HU"/>
+        </w:rPr>
+        <w:t>admin</w:t>
+      </w:r>
+      <w:proofErr w:type="spellEnd"/>
+      <w:r>
+        <w:rPr>
+          <w:rFonts w:cs="Times New Roman"/>
+          <w:szCs w:val="24"/>
+          <w:lang w:eastAsia="hu-HU"/>
+        </w:rPr>
+        <w:t xml:space="preserve"> engedélyezés. Ez a rendszer robusztusan támogatja a sportközösség igényeit, ösztönözve a fizikai aktivitást és közösségi részvételt a digitális platformon keresztül. A tervezés figyelembe veszi a </w:t>
+      </w:r>
+      <w:proofErr w:type="spellStart"/>
+      <w:r>
+        <w:rPr>
+          <w:rFonts w:cs="Times New Roman"/>
+          <w:szCs w:val="24"/>
+          <w:lang w:eastAsia="hu-HU"/>
+        </w:rPr>
+        <w:t>skálázhatóságot</w:t>
+      </w:r>
+      <w:proofErr w:type="spellEnd"/>
+      <w:r>
+        <w:rPr>
+          <w:rFonts w:cs="Times New Roman"/>
+          <w:szCs w:val="24"/>
+          <w:lang w:eastAsia="hu-HU"/>
+        </w:rPr>
+        <w:t xml:space="preserve"> és </w:t>
+      </w:r>
+      <w:proofErr w:type="spellStart"/>
+      <w:r>
+        <w:rPr>
+          <w:rFonts w:cs="Times New Roman"/>
+          <w:szCs w:val="24"/>
+          <w:lang w:eastAsia="hu-HU"/>
+        </w:rPr>
+        <w:t>karbantarthatóságot</w:t>
+      </w:r>
+      <w:proofErr w:type="spellEnd"/>
+      <w:r>
+        <w:rPr>
+          <w:rFonts w:cs="Times New Roman"/>
+          <w:szCs w:val="24"/>
+          <w:lang w:eastAsia="hu-HU"/>
+        </w:rPr>
+        <w:t xml:space="preserve">, </w:t>
+      </w:r>
+      <w:proofErr w:type="spellStart"/>
+      <w:r>
+        <w:rPr>
+          <w:rFonts w:cs="Times New Roman"/>
+          <w:szCs w:val="24"/>
+          <w:lang w:eastAsia="hu-HU"/>
+        </w:rPr>
+        <w:t>modularizált</w:t>
+      </w:r>
+      <w:proofErr w:type="spellEnd"/>
+      <w:r>
+        <w:rPr>
+          <w:rFonts w:cs="Times New Roman"/>
+          <w:szCs w:val="24"/>
+          <w:lang w:eastAsia="hu-HU"/>
+        </w:rPr>
+        <w:t xml:space="preserve"> komponensekkel, amelyek könnyen tesztelhetők és módosíthatók. Az adatbázis kapcsolatkészlet hatékony erőforrás-kezelést biztosít nagy terhelés alatt, míg a tranzakciók megakadályozzák az adat inkonzisztenciát komplex műveletek során. A magyar lokalizáció minden felhasználói felületen keresztül érvényesül, a hibaüzenetektől az adat formázásig, biztosítva a helyi felhasználók számára intuitív élményt. A biztonsági intézkedések, mint a jelszó </w:t>
+      </w:r>
+      <w:proofErr w:type="spellStart"/>
+      <w:r>
+        <w:rPr>
+          <w:rFonts w:cs="Times New Roman"/>
+          <w:szCs w:val="24"/>
+          <w:lang w:eastAsia="hu-HU"/>
+        </w:rPr>
+        <w:t>hash-elés</w:t>
+      </w:r>
+      <w:proofErr w:type="spellEnd"/>
+      <w:r>
+        <w:rPr>
+          <w:rFonts w:cs="Times New Roman"/>
+          <w:szCs w:val="24"/>
+          <w:lang w:eastAsia="hu-HU"/>
+        </w:rPr>
+        <w:t xml:space="preserve"> és időzítés-biztos összehasonlítás, védik a felhasználói adatokat a közös támadási vektoroktól. Az adminisztratív funkciók részletes auditálást és statisztikákat biztosítanak a rendszer egészségének és használatának monitorozására, lehetővé téve az adminisztrátorok számára az informált döntéshozatalt.</w:t>
+      </w:r>
+      <w:bookmarkStart w:id="4" w:name="_Toc221528224"/>
+    </w:p>
+    <w:bookmarkEnd w:id="4"/>
+    <w:p>
+      <w:pPr>
+        <w:pStyle w:val="Cmsor1"/>
         <w:rPr>
           <w:rFonts w:eastAsia="Times New Roman"/>
           <w:lang w:eastAsia="hu-HU"/>
         </w:rPr>
       </w:pPr>
-      <w:bookmarkStart w:id="4" w:name="_GoBack"/>
-      <w:bookmarkEnd w:id="4"/>
       <w:r>
         <w:rPr>
           <w:rFonts w:eastAsia="Times New Roman"/>
@@ -3927,7 +8720,61 @@
         <w:lastRenderedPageBreak/>
         <w:t>Frontend</w:t>
       </w:r>
-      <w:bookmarkEnd w:id="3"/>
+    </w:p>
+    <w:p>
+      <w:pPr>
+        <w:rPr>
+          <w:lang w:eastAsia="hu-HU"/>
+        </w:rPr>
+      </w:pPr>
+      <w:r>
+        <w:rPr>
+          <w:lang w:eastAsia="hu-HU"/>
+        </w:rPr>
+        <w:t xml:space="preserve">Ez a frontend egy </w:t>
+      </w:r>
+      <w:proofErr w:type="spellStart"/>
+      <w:r>
+        <w:rPr>
+          <w:lang w:eastAsia="hu-HU"/>
+        </w:rPr>
+        <w:t>React</w:t>
+      </w:r>
+      <w:proofErr w:type="spellEnd"/>
+      <w:r>
+        <w:rPr>
+          <w:lang w:eastAsia="hu-HU"/>
+        </w:rPr>
+        <w:t xml:space="preserve"> alapú webalkalmazás, ami sporthelyek böngészésére, kedvencek gyűjtésére, regisztrációra és adminisztrációra van összeállítva. A projekt </w:t>
+      </w:r>
+      <w:proofErr w:type="spellStart"/>
+      <w:r>
+        <w:rPr>
+          <w:lang w:eastAsia="hu-HU"/>
+        </w:rPr>
+        <w:t>Vite-tal</w:t>
+      </w:r>
+      <w:proofErr w:type="spellEnd"/>
+      <w:r>
+        <w:rPr>
+          <w:lang w:eastAsia="hu-HU"/>
+        </w:rPr>
+        <w:t xml:space="preserve"> fut, a kódot logikusan szétosztja az </w:t>
+      </w:r>
+      <w:proofErr w:type="spellStart"/>
+      <w:r>
+        <w:rPr>
+          <w:lang w:eastAsia="hu-HU"/>
+        </w:rPr>
+        <w:t>App.jsx</w:t>
+      </w:r>
+      <w:proofErr w:type="spellEnd"/>
+      <w:r>
+        <w:rPr>
+          <w:lang w:eastAsia="hu-HU"/>
+        </w:rPr>
+        <w:t>, a komponensek, az oldalak és a segédfüggvények, így könnyű követni, hogy melyik fájl milyen feladatot lát el.</w:t>
+      </w:r>
     </w:p>
     <w:p>
       <w:pPr>
@@ -3949,6 +8796,2134 @@
           <w:szCs w:val="27"/>
           <w:lang w:eastAsia="hu-HU"/>
         </w:rPr>
+        <w:drawing>
+          <wp:inline distT="0" distB="0" distL="0" distR="0" wp14:anchorId="4008EE1F" wp14:editId="31A3F866">
+            <wp:extent cx="2273300" cy="6591300"/>
+            <wp:effectExtent l="0" t="0" r="0" b="0"/>
+            <wp:docPr id="6" name="Kép 6"/>
+            <wp:cNvGraphicFramePr>
+              <a:graphicFrameLocks xmlns:a="http://schemas.openxmlformats.org/drawingml/2006/main" noChangeAspect="1"/>
+            </wp:cNvGraphicFramePr>
+            <a:graphic xmlns:a="http://schemas.openxmlformats.org/drawingml/2006/main">
+              <a:graphicData uri="http://schemas.openxmlformats.org/drawingml/2006/picture">
+                <pic:pic xmlns:pic="http://schemas.openxmlformats.org/drawingml/2006/picture">
+                  <pic:nvPicPr>
+                    <pic:cNvPr id="1" name=""/>
+                    <pic:cNvPicPr/>
+                  </pic:nvPicPr>
+                  <pic:blipFill>
+                    <a:blip r:embed="rId27">
+                      <a:extLst>
+                        <a:ext uri="{28A0092B-C50C-407E-A947-70E740481C1C}">
+                          <a14:useLocalDpi xmlns:a14="http://schemas.microsoft.com/office/drawing/2010/main" val="0"/>
+                        </a:ext>
+                      </a:extLst>
+                    </a:blip>
+                    <a:stretch>
+                      <a:fillRect/>
+                    </a:stretch>
+                  </pic:blipFill>
+                  <pic:spPr>
+                    <a:xfrm>
+                      <a:off x="0" y="0"/>
+                      <a:ext cx="2273300" cy="6591300"/>
+                    </a:xfrm>
+                    <a:prstGeom prst="rect">
+                      <a:avLst/>
+                    </a:prstGeom>
+                  </pic:spPr>
+                </pic:pic>
+              </a:graphicData>
+            </a:graphic>
+          </wp:inline>
+        </w:drawing>
+      </w:r>
+    </w:p>
+    <w:p>
+      <w:pPr>
+        <w:spacing w:after="160" w:line="259" w:lineRule="auto"/>
+        <w:jc w:val="left"/>
+        <w:rPr>
+          <w:lang w:eastAsia="hu-HU"/>
+        </w:rPr>
+      </w:pPr>
+      <w:r>
+        <w:rPr>
+          <w:lang w:eastAsia="hu-HU"/>
+        </w:rPr>
+        <w:br w:type="page"/>
+      </w:r>
+    </w:p>
+    <w:p>
+      <w:pPr>
+        <w:rPr>
+          <w:b/>
+          <w:lang w:eastAsia="hu-HU"/>
+        </w:rPr>
+      </w:pPr>
+      <w:proofErr w:type="spellStart"/>
+      <w:r>
+        <w:rPr>
+          <w:b/>
+          <w:lang w:eastAsia="hu-HU"/>
+        </w:rPr>
+        <w:lastRenderedPageBreak/>
+        <w:t>package.json</w:t>
+      </w:r>
+      <w:proofErr w:type="spellEnd"/>
+    </w:p>
+    <w:p>
+      <w:pPr>
+        <w:rPr>
+          <w:lang w:eastAsia="hu-HU"/>
+        </w:rPr>
+      </w:pPr>
+      <w:r>
+        <w:rPr>
+          <w:lang w:eastAsia="hu-HU"/>
+        </w:rPr>
+        <w:t xml:space="preserve">Ez a fájl a frontend bevásárlólistája, itt vannak felsorolva a szükséges csomagok és a parancsok, amivel a projekt indul. A </w:t>
+      </w:r>
+      <w:proofErr w:type="spellStart"/>
+      <w:r>
+        <w:rPr>
+          <w:lang w:eastAsia="hu-HU"/>
+        </w:rPr>
+        <w:t>React</w:t>
+      </w:r>
+      <w:proofErr w:type="spellEnd"/>
+      <w:r>
+        <w:rPr>
+          <w:lang w:eastAsia="hu-HU"/>
+        </w:rPr>
+        <w:t xml:space="preserve"> és a router adja a felület gerincét, a </w:t>
+      </w:r>
+      <w:proofErr w:type="spellStart"/>
+      <w:r>
+        <w:rPr>
+          <w:lang w:eastAsia="hu-HU"/>
+        </w:rPr>
+        <w:t>Leaflet</w:t>
+      </w:r>
+      <w:proofErr w:type="spellEnd"/>
+      <w:r>
+        <w:rPr>
+          <w:lang w:eastAsia="hu-HU"/>
+        </w:rPr>
+        <w:t xml:space="preserve"> a térképhez kell, és az </w:t>
+      </w:r>
+      <w:proofErr w:type="spellStart"/>
+      <w:r>
+        <w:rPr>
+          <w:lang w:eastAsia="hu-HU"/>
+        </w:rPr>
+        <w:t>eslint</w:t>
+      </w:r>
+      <w:proofErr w:type="spellEnd"/>
+      <w:r>
+        <w:rPr>
+          <w:lang w:eastAsia="hu-HU"/>
+        </w:rPr>
+        <w:t xml:space="preserve"> plusz </w:t>
+      </w:r>
+      <w:proofErr w:type="spellStart"/>
+      <w:r>
+        <w:rPr>
+          <w:lang w:eastAsia="hu-HU"/>
+        </w:rPr>
+        <w:t>Vite</w:t>
+      </w:r>
+      <w:proofErr w:type="spellEnd"/>
+      <w:r>
+        <w:rPr>
+          <w:lang w:eastAsia="hu-HU"/>
+        </w:rPr>
+        <w:t xml:space="preserve"> gondoskodik arról, hogy a kódot építeni és ellenőrizni lehessen. Ez az első állomás, amikor megnyitod a projektet, mert innen tudod, hogy mivel dolgozol és hogyan indítod a fejlesztői szervert.</w:t>
+      </w:r>
+    </w:p>
+    <w:p>
+      <w:pPr>
+        <w:rPr>
+          <w:lang w:eastAsia="hu-HU"/>
+        </w:rPr>
+      </w:pPr>
+      <w:r>
+        <w:rPr>
+          <w:lang w:eastAsia="hu-HU"/>
+        </w:rPr>
+        <w:drawing>
+          <wp:inline distT="0" distB="0" distL="0" distR="0" wp14:anchorId="3DAD01B9" wp14:editId="1CBBA69A">
+            <wp:extent cx="5760720" cy="5023485"/>
+            <wp:effectExtent l="0" t="0" r="0" b="5715"/>
+            <wp:docPr id="7" name="Kép 7"/>
+            <wp:cNvGraphicFramePr>
+              <a:graphicFrameLocks xmlns:a="http://schemas.openxmlformats.org/drawingml/2006/main" noChangeAspect="1"/>
+            </wp:cNvGraphicFramePr>
+            <a:graphic xmlns:a="http://schemas.openxmlformats.org/drawingml/2006/main">
+              <a:graphicData uri="http://schemas.openxmlformats.org/drawingml/2006/picture">
+                <pic:pic xmlns:pic="http://schemas.openxmlformats.org/drawingml/2006/picture">
+                  <pic:nvPicPr>
+                    <pic:cNvPr id="1" name=""/>
+                    <pic:cNvPicPr/>
+                  </pic:nvPicPr>
+                  <pic:blipFill>
+                    <a:blip r:embed="rId28"/>
+                    <a:stretch>
+                      <a:fillRect/>
+                    </a:stretch>
+                  </pic:blipFill>
+                  <pic:spPr>
+                    <a:xfrm>
+                      <a:off x="0" y="0"/>
+                      <a:ext cx="5760720" cy="5023485"/>
+                    </a:xfrm>
+                    <a:prstGeom prst="rect">
+                      <a:avLst/>
+                    </a:prstGeom>
+                  </pic:spPr>
+                </pic:pic>
+              </a:graphicData>
+            </a:graphic>
+          </wp:inline>
+        </w:drawing>
+      </w:r>
+    </w:p>
+    <w:p>
+      <w:pPr>
+        <w:rPr>
+          <w:lang w:eastAsia="hu-HU"/>
+        </w:rPr>
+      </w:pPr>
+    </w:p>
+    <w:p>
+      <w:pPr>
+        <w:rPr>
+          <w:b/>
+          <w:lang w:eastAsia="hu-HU"/>
+        </w:rPr>
+      </w:pPr>
+      <w:r>
+        <w:rPr>
+          <w:b/>
+          <w:lang w:eastAsia="hu-HU"/>
+        </w:rPr>
+        <w:t>vite.config.js</w:t>
+      </w:r>
+    </w:p>
+    <w:p>
+      <w:pPr>
+        <w:rPr>
+          <w:lang w:eastAsia="hu-HU"/>
+        </w:rPr>
+      </w:pPr>
+      <w:r>
+        <w:rPr>
+          <w:lang w:eastAsia="hu-HU"/>
+        </w:rPr>
+        <w:t xml:space="preserve">Ebben a fájlban van megmondva a </w:t>
+      </w:r>
+      <w:proofErr w:type="spellStart"/>
+      <w:r>
+        <w:rPr>
+          <w:lang w:eastAsia="hu-HU"/>
+        </w:rPr>
+        <w:t>Vite-nek</w:t>
+      </w:r>
+      <w:proofErr w:type="spellEnd"/>
+      <w:r>
+        <w:rPr>
+          <w:lang w:eastAsia="hu-HU"/>
+        </w:rPr>
+        <w:t>, hogy hol van a projekt gyökere, és hogyan irányítsa át a fejlesztési környezetben a /</w:t>
+      </w:r>
+      <w:proofErr w:type="spellStart"/>
+      <w:r>
+        <w:rPr>
+          <w:lang w:eastAsia="hu-HU"/>
+        </w:rPr>
+        <w:t>api</w:t>
+      </w:r>
+      <w:proofErr w:type="spellEnd"/>
+      <w:r>
+        <w:rPr>
+          <w:lang w:eastAsia="hu-HU"/>
+        </w:rPr>
+        <w:t xml:space="preserve"> kéréseket. Amikor böngészőből hívja a frontend a szervert, ez a beállítás gondoskodik arról, hogy a hívás a helyi backendre jusson, így nem kell máshol </w:t>
+      </w:r>
+      <w:proofErr w:type="spellStart"/>
+      <w:r>
+        <w:rPr>
+          <w:lang w:eastAsia="hu-HU"/>
+        </w:rPr>
+        <w:t>finomhangolni</w:t>
+      </w:r>
+      <w:proofErr w:type="spellEnd"/>
+      <w:r>
+        <w:rPr>
+          <w:lang w:eastAsia="hu-HU"/>
+        </w:rPr>
+        <w:t xml:space="preserve"> a proxy-beállítást.</w:t>
+      </w:r>
+    </w:p>
+    <w:p>
+      <w:pPr>
+        <w:rPr>
+          <w:lang w:eastAsia="hu-HU"/>
+        </w:rPr>
+      </w:pPr>
+      <w:r>
+        <w:rPr>
+          <w:lang w:eastAsia="hu-HU"/>
+        </w:rPr>
+        <w:lastRenderedPageBreak/>
+        <w:drawing>
+          <wp:inline distT="0" distB="0" distL="0" distR="0" wp14:anchorId="38449001" wp14:editId="7583F17B">
+            <wp:extent cx="5760720" cy="3524885"/>
+            <wp:effectExtent l="0" t="0" r="0" b="0"/>
+            <wp:docPr id="8" name="Kép 8"/>
+            <wp:cNvGraphicFramePr>
+              <a:graphicFrameLocks xmlns:a="http://schemas.openxmlformats.org/drawingml/2006/main" noChangeAspect="1"/>
+            </wp:cNvGraphicFramePr>
+            <a:graphic xmlns:a="http://schemas.openxmlformats.org/drawingml/2006/main">
+              <a:graphicData uri="http://schemas.openxmlformats.org/drawingml/2006/picture">
+                <pic:pic xmlns:pic="http://schemas.openxmlformats.org/drawingml/2006/picture">
+                  <pic:nvPicPr>
+                    <pic:cNvPr id="1" name=""/>
+                    <pic:cNvPicPr/>
+                  </pic:nvPicPr>
+                  <pic:blipFill>
+                    <a:blip r:embed="rId29"/>
+                    <a:stretch>
+                      <a:fillRect/>
+                    </a:stretch>
+                  </pic:blipFill>
+                  <pic:spPr>
+                    <a:xfrm>
+                      <a:off x="0" y="0"/>
+                      <a:ext cx="5760720" cy="3524885"/>
+                    </a:xfrm>
+                    <a:prstGeom prst="rect">
+                      <a:avLst/>
+                    </a:prstGeom>
+                  </pic:spPr>
+                </pic:pic>
+              </a:graphicData>
+            </a:graphic>
+          </wp:inline>
+        </w:drawing>
+      </w:r>
+    </w:p>
+    <w:p>
+      <w:pPr>
+        <w:rPr>
+          <w:lang w:eastAsia="hu-HU"/>
+        </w:rPr>
+      </w:pPr>
+    </w:p>
+    <w:p>
+      <w:pPr>
+        <w:rPr>
+          <w:b/>
+          <w:lang w:eastAsia="hu-HU"/>
+        </w:rPr>
+      </w:pPr>
+      <w:r>
+        <w:rPr>
+          <w:b/>
+          <w:lang w:eastAsia="hu-HU"/>
+        </w:rPr>
+        <w:t>index.htm</w:t>
+      </w:r>
+      <w:r>
+        <w:rPr>
+          <w:b/>
+          <w:lang w:eastAsia="hu-HU"/>
+        </w:rPr>
+        <w:t>l</w:t>
+      </w:r>
+    </w:p>
+    <w:p>
+      <w:pPr>
+        <w:rPr>
+          <w:lang w:eastAsia="hu-HU"/>
+        </w:rPr>
+      </w:pPr>
+      <w:r>
+        <w:rPr>
+          <w:lang w:eastAsia="hu-HU"/>
+        </w:rPr>
+        <w:t xml:space="preserve">Az index.html a legegyszerűbb, de fontos belépőpont, amit a böngészőn keresztül lát a felhasználó. Itt van a </w:t>
+      </w:r>
+      <w:proofErr w:type="spellStart"/>
+      <w:r>
+        <w:rPr>
+          <w:lang w:eastAsia="hu-HU"/>
+        </w:rPr>
+        <w:t>div#root</w:t>
+      </w:r>
+      <w:proofErr w:type="spellEnd"/>
+      <w:r>
+        <w:rPr>
+          <w:lang w:eastAsia="hu-HU"/>
+        </w:rPr>
+        <w:t xml:space="preserve">, ahova a </w:t>
+      </w:r>
+      <w:proofErr w:type="spellStart"/>
+      <w:r>
+        <w:rPr>
+          <w:lang w:eastAsia="hu-HU"/>
+        </w:rPr>
+        <w:t>React</w:t>
+      </w:r>
+      <w:proofErr w:type="spellEnd"/>
+      <w:r>
+        <w:rPr>
+          <w:lang w:eastAsia="hu-HU"/>
+        </w:rPr>
+        <w:t xml:space="preserve"> berakja az egész appot, és innen töltődik be a </w:t>
+      </w:r>
+      <w:proofErr w:type="spellStart"/>
+      <w:r>
+        <w:rPr>
+          <w:lang w:eastAsia="hu-HU"/>
+        </w:rPr>
+        <w:t>src</w:t>
+      </w:r>
+      <w:proofErr w:type="spellEnd"/>
+      <w:r>
+        <w:rPr>
+          <w:lang w:eastAsia="hu-HU"/>
+        </w:rPr>
+        <w:t>/</w:t>
+      </w:r>
+      <w:proofErr w:type="spellStart"/>
+      <w:r>
+        <w:rPr>
+          <w:lang w:eastAsia="hu-HU"/>
+        </w:rPr>
+        <w:t>main.jsx</w:t>
+      </w:r>
+      <w:proofErr w:type="spellEnd"/>
+      <w:r>
+        <w:rPr>
+          <w:lang w:eastAsia="hu-HU"/>
+        </w:rPr>
+        <w:t xml:space="preserve">. Ez a fájl adja a végső HTML vázat, amelyre a </w:t>
+      </w:r>
+      <w:proofErr w:type="spellStart"/>
+      <w:r>
+        <w:rPr>
+          <w:lang w:eastAsia="hu-HU"/>
+        </w:rPr>
+        <w:t>React</w:t>
+      </w:r>
+      <w:proofErr w:type="spellEnd"/>
+      <w:r>
+        <w:rPr>
+          <w:lang w:eastAsia="hu-HU"/>
+        </w:rPr>
+        <w:t xml:space="preserve"> felépíti a teljes felületet.</w:t>
+      </w:r>
+    </w:p>
+    <w:p>
+      <w:pPr>
+        <w:rPr>
+          <w:lang w:eastAsia="hu-HU"/>
+        </w:rPr>
+      </w:pPr>
+      <w:r>
+        <w:rPr>
+          <w:lang w:eastAsia="hu-HU"/>
+        </w:rPr>
+        <w:drawing>
+          <wp:inline distT="0" distB="0" distL="0" distR="0" wp14:anchorId="0E9425EF" wp14:editId="547FC19B">
+            <wp:extent cx="5760720" cy="2297430"/>
+            <wp:effectExtent l="0" t="0" r="0" b="7620"/>
+            <wp:docPr id="9" name="Kép 9"/>
+            <wp:cNvGraphicFramePr>
+              <a:graphicFrameLocks xmlns:a="http://schemas.openxmlformats.org/drawingml/2006/main" noChangeAspect="1"/>
+            </wp:cNvGraphicFramePr>
+            <a:graphic xmlns:a="http://schemas.openxmlformats.org/drawingml/2006/main">
+              <a:graphicData uri="http://schemas.openxmlformats.org/drawingml/2006/picture">
+                <pic:pic xmlns:pic="http://schemas.openxmlformats.org/drawingml/2006/picture">
+                  <pic:nvPicPr>
+                    <pic:cNvPr id="1" name=""/>
+                    <pic:cNvPicPr/>
+                  </pic:nvPicPr>
+                  <pic:blipFill>
+                    <a:blip r:embed="rId30"/>
+                    <a:stretch>
+                      <a:fillRect/>
+                    </a:stretch>
+                  </pic:blipFill>
+                  <pic:spPr>
+                    <a:xfrm>
+                      <a:off x="0" y="0"/>
+                      <a:ext cx="5760720" cy="2297430"/>
+                    </a:xfrm>
+                    <a:prstGeom prst="rect">
+                      <a:avLst/>
+                    </a:prstGeom>
+                  </pic:spPr>
+                </pic:pic>
+              </a:graphicData>
+            </a:graphic>
+          </wp:inline>
+        </w:drawing>
+      </w:r>
+    </w:p>
+    <w:p>
+      <w:pPr>
+        <w:rPr>
+          <w:lang w:eastAsia="hu-HU"/>
+        </w:rPr>
+      </w:pPr>
+    </w:p>
+    <w:p>
+      <w:pPr>
+        <w:rPr>
+          <w:b/>
+          <w:lang w:eastAsia="hu-HU"/>
+        </w:rPr>
+      </w:pPr>
+      <w:proofErr w:type="spellStart"/>
+      <w:r>
+        <w:rPr>
+          <w:b/>
+          <w:lang w:eastAsia="hu-HU"/>
+        </w:rPr>
+        <w:t>src</w:t>
+      </w:r>
+      <w:proofErr w:type="spellEnd"/>
+      <w:r>
+        <w:rPr>
+          <w:b/>
+          <w:lang w:eastAsia="hu-HU"/>
+        </w:rPr>
+        <w:t>/</w:t>
+      </w:r>
+      <w:proofErr w:type="spellStart"/>
+      <w:r>
+        <w:rPr>
+          <w:b/>
+          <w:lang w:eastAsia="hu-HU"/>
+        </w:rPr>
+        <w:t>main.jsx</w:t>
+      </w:r>
+      <w:proofErr w:type="spellEnd"/>
+    </w:p>
+    <w:p>
+      <w:pPr>
+        <w:rPr>
+          <w:lang w:eastAsia="hu-HU"/>
+        </w:rPr>
+      </w:pPr>
+      <w:r>
+        <w:rPr>
+          <w:lang w:eastAsia="hu-HU"/>
+        </w:rPr>
+        <w:t xml:space="preserve">A </w:t>
+      </w:r>
+      <w:proofErr w:type="spellStart"/>
+      <w:r>
+        <w:rPr>
+          <w:lang w:eastAsia="hu-HU"/>
+        </w:rPr>
+        <w:t>src</w:t>
+      </w:r>
+      <w:proofErr w:type="spellEnd"/>
+      <w:r>
+        <w:rPr>
+          <w:lang w:eastAsia="hu-HU"/>
+        </w:rPr>
+        <w:t>/</w:t>
+      </w:r>
+      <w:proofErr w:type="spellStart"/>
+      <w:r>
+        <w:rPr>
+          <w:lang w:eastAsia="hu-HU"/>
+        </w:rPr>
+        <w:t>main.jsx</w:t>
+      </w:r>
+      <w:proofErr w:type="spellEnd"/>
+      <w:r>
+        <w:rPr>
+          <w:lang w:eastAsia="hu-HU"/>
+        </w:rPr>
+        <w:t xml:space="preserve"> az a startgomb, ahol tényleg beindul a </w:t>
+      </w:r>
+      <w:proofErr w:type="spellStart"/>
+      <w:r>
+        <w:rPr>
+          <w:lang w:eastAsia="hu-HU"/>
+        </w:rPr>
+        <w:t>React</w:t>
+      </w:r>
+      <w:proofErr w:type="spellEnd"/>
+      <w:r>
+        <w:rPr>
+          <w:lang w:eastAsia="hu-HU"/>
+        </w:rPr>
+        <w:t xml:space="preserve">. Itt hozzák létre a gyökér DOM elemet, ide csomagolják a </w:t>
+      </w:r>
+      <w:proofErr w:type="spellStart"/>
+      <w:r>
+        <w:rPr>
+          <w:lang w:eastAsia="hu-HU"/>
+        </w:rPr>
+        <w:t>BrowserRouter</w:t>
+      </w:r>
+      <w:proofErr w:type="spellEnd"/>
+      <w:r>
+        <w:rPr>
+          <w:lang w:eastAsia="hu-HU"/>
+        </w:rPr>
+        <w:t xml:space="preserve">-t, és </w:t>
+      </w:r>
+      <w:proofErr w:type="spellStart"/>
+      <w:r>
+        <w:rPr>
+          <w:lang w:eastAsia="hu-HU"/>
+        </w:rPr>
+        <w:t>renderelik</w:t>
+      </w:r>
+      <w:proofErr w:type="spellEnd"/>
+      <w:r>
+        <w:rPr>
+          <w:lang w:eastAsia="hu-HU"/>
+        </w:rPr>
+        <w:t xml:space="preserve"> az App komponenst. Ugyanitt jön be a globális Styles.css, tehát ez a fájl nyitja a konyhát és mondja azt, hogy most kezdődik a frontend.</w:t>
+      </w:r>
+    </w:p>
+    <w:p>
+      <w:pPr>
+        <w:rPr>
+          <w:lang w:eastAsia="hu-HU"/>
+        </w:rPr>
+      </w:pPr>
+      <w:r>
+        <w:rPr>
+          <w:lang w:eastAsia="hu-HU"/>
+        </w:rPr>
+        <w:lastRenderedPageBreak/>
+        <w:drawing>
+          <wp:inline distT="0" distB="0" distL="0" distR="0" wp14:anchorId="5F6D4515" wp14:editId="7E000EF7">
+            <wp:extent cx="5249008" cy="2553056"/>
+            <wp:effectExtent l="0" t="0" r="8890" b="0"/>
+            <wp:docPr id="10" name="Kép 10"/>
+            <wp:cNvGraphicFramePr>
+              <a:graphicFrameLocks xmlns:a="http://schemas.openxmlformats.org/drawingml/2006/main" noChangeAspect="1"/>
+            </wp:cNvGraphicFramePr>
+            <a:graphic xmlns:a="http://schemas.openxmlformats.org/drawingml/2006/main">
+              <a:graphicData uri="http://schemas.openxmlformats.org/drawingml/2006/picture">
+                <pic:pic xmlns:pic="http://schemas.openxmlformats.org/drawingml/2006/picture">
+                  <pic:nvPicPr>
+                    <pic:cNvPr id="1" name=""/>
+                    <pic:cNvPicPr/>
+                  </pic:nvPicPr>
+                  <pic:blipFill>
+                    <a:blip r:embed="rId31"/>
+                    <a:stretch>
+                      <a:fillRect/>
+                    </a:stretch>
+                  </pic:blipFill>
+                  <pic:spPr>
+                    <a:xfrm>
+                      <a:off x="0" y="0"/>
+                      <a:ext cx="5249008" cy="2553056"/>
+                    </a:xfrm>
+                    <a:prstGeom prst="rect">
+                      <a:avLst/>
+                    </a:prstGeom>
+                  </pic:spPr>
+                </pic:pic>
+              </a:graphicData>
+            </a:graphic>
+          </wp:inline>
+        </w:drawing>
+      </w:r>
+    </w:p>
+    <w:p>
+      <w:pPr>
+        <w:rPr>
+          <w:lang w:eastAsia="hu-HU"/>
+        </w:rPr>
+      </w:pPr>
+    </w:p>
+    <w:p>
+      <w:pPr>
+        <w:rPr>
+          <w:b/>
+          <w:lang w:eastAsia="hu-HU"/>
+        </w:rPr>
+      </w:pPr>
+      <w:proofErr w:type="spellStart"/>
+      <w:r>
+        <w:rPr>
+          <w:b/>
+          <w:lang w:eastAsia="hu-HU"/>
+        </w:rPr>
+        <w:t>src</w:t>
+      </w:r>
+      <w:proofErr w:type="spellEnd"/>
+      <w:r>
+        <w:rPr>
+          <w:b/>
+          <w:lang w:eastAsia="hu-HU"/>
+        </w:rPr>
+        <w:t>/</w:t>
+      </w:r>
+      <w:proofErr w:type="spellStart"/>
+      <w:r>
+        <w:rPr>
+          <w:b/>
+          <w:lang w:eastAsia="hu-HU"/>
+        </w:rPr>
+        <w:t>App.jsx</w:t>
+      </w:r>
+      <w:proofErr w:type="spellEnd"/>
+    </w:p>
+    <w:p>
+      <w:pPr>
+        <w:rPr>
+          <w:lang w:eastAsia="hu-HU"/>
+        </w:rPr>
+      </w:pPr>
+      <w:r>
+        <w:rPr>
+          <w:lang w:eastAsia="hu-HU"/>
+        </w:rPr>
+        <w:t xml:space="preserve">A </w:t>
+      </w:r>
+      <w:proofErr w:type="spellStart"/>
+      <w:r>
+        <w:rPr>
+          <w:lang w:eastAsia="hu-HU"/>
+        </w:rPr>
+        <w:t>src</w:t>
+      </w:r>
+      <w:proofErr w:type="spellEnd"/>
+      <w:r>
+        <w:rPr>
+          <w:lang w:eastAsia="hu-HU"/>
+        </w:rPr>
+        <w:t>/</w:t>
+      </w:r>
+      <w:proofErr w:type="spellStart"/>
+      <w:r>
+        <w:rPr>
+          <w:lang w:eastAsia="hu-HU"/>
+        </w:rPr>
+        <w:t>App.jsx</w:t>
+      </w:r>
+      <w:proofErr w:type="spellEnd"/>
+      <w:r>
+        <w:rPr>
+          <w:lang w:eastAsia="hu-HU"/>
+        </w:rPr>
+        <w:t xml:space="preserve"> a központi konyha, ahol minden összefut. Itt kezelik a sportok listáját, a kedvencek állapotát, a regisztrációkat és a bejelentkezett felhasználó adatait, valamint az </w:t>
+      </w:r>
+      <w:proofErr w:type="spellStart"/>
+      <w:r>
+        <w:rPr>
+          <w:lang w:eastAsia="hu-HU"/>
+        </w:rPr>
+        <w:t>adminfelületet</w:t>
+      </w:r>
+      <w:proofErr w:type="spellEnd"/>
+      <w:r>
+        <w:rPr>
+          <w:lang w:eastAsia="hu-HU"/>
+        </w:rPr>
+        <w:t xml:space="preserve"> és a térkép fókuszát. Ez a komponens adja át az adatokat a többi oldalnak és komponensnek, itt dől el, hogy éppen melyik nézetet jelenítse meg a felhasználónak. Lassúbb részeknél, mint az </w:t>
+      </w:r>
+      <w:proofErr w:type="spellStart"/>
+      <w:r>
+        <w:rPr>
+          <w:lang w:eastAsia="hu-HU"/>
+        </w:rPr>
+        <w:t>auth</w:t>
+      </w:r>
+      <w:proofErr w:type="spellEnd"/>
+      <w:r>
+        <w:rPr>
+          <w:lang w:eastAsia="hu-HU"/>
+        </w:rPr>
+        <w:t xml:space="preserve"> mód vagy a szűrők, itt történik a logika, és ebből a fájlból mennek ki a </w:t>
+      </w:r>
+      <w:proofErr w:type="spellStart"/>
+      <w:r>
+        <w:rPr>
+          <w:lang w:eastAsia="hu-HU"/>
+        </w:rPr>
+        <w:t>props</w:t>
+      </w:r>
+      <w:proofErr w:type="spellEnd"/>
+      <w:r>
+        <w:rPr>
+          <w:lang w:eastAsia="hu-HU"/>
+        </w:rPr>
+        <w:t>-ok a képernyőkre.</w:t>
+      </w:r>
+    </w:p>
+    <w:p>
+      <w:pPr>
+        <w:rPr>
+          <w:lang w:eastAsia="hu-HU"/>
+        </w:rPr>
+      </w:pPr>
+      <w:r>
+        <w:rPr>
+          <w:lang w:eastAsia="hu-HU"/>
+        </w:rPr>
+        <w:drawing>
+          <wp:inline distT="0" distB="0" distL="0" distR="0" wp14:anchorId="1D4194F3" wp14:editId="2C78E7C4">
+            <wp:extent cx="4448175" cy="4143065"/>
+            <wp:effectExtent l="0" t="0" r="0" b="0"/>
+            <wp:docPr id="13" name="Kép 13"/>
+            <wp:cNvGraphicFramePr>
+              <a:graphicFrameLocks xmlns:a="http://schemas.openxmlformats.org/drawingml/2006/main" noChangeAspect="1"/>
+            </wp:cNvGraphicFramePr>
+            <a:graphic xmlns:a="http://schemas.openxmlformats.org/drawingml/2006/main">
+              <a:graphicData uri="http://schemas.openxmlformats.org/drawingml/2006/picture">
+                <pic:pic xmlns:pic="http://schemas.openxmlformats.org/drawingml/2006/picture">
+                  <pic:nvPicPr>
+                    <pic:cNvPr id="1" name=""/>
+                    <pic:cNvPicPr/>
+                  </pic:nvPicPr>
+                  <pic:blipFill>
+                    <a:blip r:embed="rId32"/>
+                    <a:stretch>
+                      <a:fillRect/>
+                    </a:stretch>
+                  </pic:blipFill>
+                  <pic:spPr>
+                    <a:xfrm>
+                      <a:off x="0" y="0"/>
+                      <a:ext cx="4476997" cy="4169910"/>
+                    </a:xfrm>
+                    <a:prstGeom prst="rect">
+                      <a:avLst/>
+                    </a:prstGeom>
+                  </pic:spPr>
+                </pic:pic>
+              </a:graphicData>
+            </a:graphic>
+          </wp:inline>
+        </w:drawing>
+      </w:r>
+    </w:p>
+    <w:p>
+      <w:pPr>
+        <w:rPr>
+          <w:b/>
+          <w:lang w:eastAsia="hu-HU"/>
+        </w:rPr>
+      </w:pPr>
+      <w:proofErr w:type="spellStart"/>
+      <w:r>
+        <w:rPr>
+          <w:b/>
+          <w:lang w:eastAsia="hu-HU"/>
+        </w:rPr>
+        <w:lastRenderedPageBreak/>
+        <w:t>src</w:t>
+      </w:r>
+      <w:proofErr w:type="spellEnd"/>
+      <w:r>
+        <w:rPr>
+          <w:b/>
+          <w:lang w:eastAsia="hu-HU"/>
+        </w:rPr>
+        <w:t>/</w:t>
+      </w:r>
+      <w:proofErr w:type="spellStart"/>
+      <w:r>
+        <w:rPr>
+          <w:b/>
+          <w:lang w:eastAsia="hu-HU"/>
+        </w:rPr>
+        <w:t>constants</w:t>
+      </w:r>
+      <w:proofErr w:type="spellEnd"/>
+      <w:r>
+        <w:rPr>
+          <w:b/>
+          <w:lang w:eastAsia="hu-HU"/>
+        </w:rPr>
+        <w:t>/index.js</w:t>
+      </w:r>
+    </w:p>
+    <w:p>
+      <w:pPr>
+        <w:rPr>
+          <w:lang w:eastAsia="hu-HU"/>
+        </w:rPr>
+      </w:pPr>
+      <w:r>
+        <w:rPr>
+          <w:lang w:eastAsia="hu-HU"/>
+        </w:rPr>
+        <w:t xml:space="preserve">A </w:t>
+      </w:r>
+      <w:proofErr w:type="spellStart"/>
+      <w:r>
+        <w:rPr>
+          <w:lang w:eastAsia="hu-HU"/>
+        </w:rPr>
+        <w:t>src</w:t>
+      </w:r>
+      <w:proofErr w:type="spellEnd"/>
+      <w:r>
+        <w:rPr>
+          <w:lang w:eastAsia="hu-HU"/>
+        </w:rPr>
+        <w:t>/</w:t>
+      </w:r>
+      <w:proofErr w:type="spellStart"/>
+      <w:r>
+        <w:rPr>
+          <w:lang w:eastAsia="hu-HU"/>
+        </w:rPr>
+        <w:t>constants</w:t>
+      </w:r>
+      <w:proofErr w:type="spellEnd"/>
+      <w:r>
+        <w:rPr>
+          <w:lang w:eastAsia="hu-HU"/>
+        </w:rPr>
+        <w:t xml:space="preserve">/index.js a kamra polca, ahol az alapanyagok vannak. Itt vannak a LocalStorage kulcsok, a bejelentkezési és regisztrációs </w:t>
+      </w:r>
+      <w:proofErr w:type="spellStart"/>
+      <w:r>
+        <w:rPr>
+          <w:lang w:eastAsia="hu-HU"/>
+        </w:rPr>
+        <w:t>formok</w:t>
+      </w:r>
+      <w:proofErr w:type="spellEnd"/>
+      <w:r>
+        <w:rPr>
+          <w:lang w:eastAsia="hu-HU"/>
+        </w:rPr>
+        <w:t xml:space="preserve"> alapértékei, a katalógus és tervező oldalak induló szűrői, és az üres sporthely űrlap mintája. Ha valahol a kódban kell egy alapérték, akkor ezt a fájlt nézi meg a program, így a beállítások egy helyen maradnak.</w:t>
+      </w:r>
+    </w:p>
+    <w:p>
+      <w:pPr>
+        <w:rPr>
+          <w:lang w:eastAsia="hu-HU"/>
+        </w:rPr>
+      </w:pPr>
+      <w:r>
+        <w:rPr>
+          <w:lang w:eastAsia="hu-HU"/>
+        </w:rPr>
+        <w:drawing>
+          <wp:inline distT="0" distB="0" distL="0" distR="0" wp14:anchorId="14BFDAFE" wp14:editId="6B2DE02C">
+            <wp:extent cx="5760720" cy="3265805"/>
+            <wp:effectExtent l="0" t="0" r="0" b="0"/>
+            <wp:docPr id="16" name="Kép 16"/>
+            <wp:cNvGraphicFramePr>
+              <a:graphicFrameLocks xmlns:a="http://schemas.openxmlformats.org/drawingml/2006/main" noChangeAspect="1"/>
+            </wp:cNvGraphicFramePr>
+            <a:graphic xmlns:a="http://schemas.openxmlformats.org/drawingml/2006/main">
+              <a:graphicData uri="http://schemas.openxmlformats.org/drawingml/2006/picture">
+                <pic:pic xmlns:pic="http://schemas.openxmlformats.org/drawingml/2006/picture">
+                  <pic:nvPicPr>
+                    <pic:cNvPr id="1" name=""/>
+                    <pic:cNvPicPr/>
+                  </pic:nvPicPr>
+                  <pic:blipFill>
+                    <a:blip r:embed="rId33"/>
+                    <a:stretch>
+                      <a:fillRect/>
+                    </a:stretch>
+                  </pic:blipFill>
+                  <pic:spPr>
+                    <a:xfrm>
+                      <a:off x="0" y="0"/>
+                      <a:ext cx="5760720" cy="3265805"/>
+                    </a:xfrm>
+                    <a:prstGeom prst="rect">
+                      <a:avLst/>
+                    </a:prstGeom>
+                  </pic:spPr>
+                </pic:pic>
+              </a:graphicData>
+            </a:graphic>
+          </wp:inline>
+        </w:drawing>
+      </w:r>
+    </w:p>
+    <w:p>
+      <w:pPr>
+        <w:rPr>
+          <w:lang w:eastAsia="hu-HU"/>
+        </w:rPr>
+      </w:pPr>
+    </w:p>
+    <w:p>
+      <w:pPr>
+        <w:rPr>
+          <w:b/>
+          <w:lang w:eastAsia="hu-HU"/>
+        </w:rPr>
+      </w:pPr>
+      <w:proofErr w:type="spellStart"/>
+      <w:r>
+        <w:rPr>
+          <w:b/>
+          <w:lang w:eastAsia="hu-HU"/>
+        </w:rPr>
+        <w:t>src</w:t>
+      </w:r>
+      <w:proofErr w:type="spellEnd"/>
+      <w:r>
+        <w:rPr>
+          <w:b/>
+          <w:lang w:eastAsia="hu-HU"/>
+        </w:rPr>
+        <w:t>/</w:t>
+      </w:r>
+      <w:proofErr w:type="spellStart"/>
+      <w:r>
+        <w:rPr>
+          <w:b/>
+          <w:lang w:eastAsia="hu-HU"/>
+        </w:rPr>
+        <w:t>lib</w:t>
+      </w:r>
+      <w:proofErr w:type="spellEnd"/>
+    </w:p>
+    <w:p>
+      <w:pPr>
+        <w:rPr>
+          <w:lang w:eastAsia="hu-HU"/>
+        </w:rPr>
+      </w:pPr>
+      <w:r>
+        <w:rPr>
+          <w:lang w:eastAsia="hu-HU"/>
+        </w:rPr>
+        <w:t xml:space="preserve">A </w:t>
+      </w:r>
+      <w:proofErr w:type="spellStart"/>
+      <w:r>
+        <w:rPr>
+          <w:lang w:eastAsia="hu-HU"/>
+        </w:rPr>
+        <w:t>src</w:t>
+      </w:r>
+      <w:proofErr w:type="spellEnd"/>
+      <w:r>
+        <w:rPr>
+          <w:lang w:eastAsia="hu-HU"/>
+        </w:rPr>
+        <w:t>/</w:t>
+      </w:r>
+      <w:proofErr w:type="spellStart"/>
+      <w:r>
+        <w:rPr>
+          <w:lang w:eastAsia="hu-HU"/>
+        </w:rPr>
+        <w:t>lib</w:t>
+      </w:r>
+      <w:proofErr w:type="spellEnd"/>
+      <w:r>
+        <w:rPr>
+          <w:lang w:eastAsia="hu-HU"/>
+        </w:rPr>
+        <w:t xml:space="preserve"> mappa azoknak a kis eszközöknek a tára, amelyek nem egy konkrét képernyőhöz tartoznak. A api.js itt építi össze az API elérési utakat, és biztosítja, hogy a fejlesztés alatt a /</w:t>
+      </w:r>
+      <w:proofErr w:type="spellStart"/>
+      <w:r>
+        <w:rPr>
+          <w:lang w:eastAsia="hu-HU"/>
+        </w:rPr>
+        <w:t>api</w:t>
+      </w:r>
+      <w:proofErr w:type="spellEnd"/>
+      <w:r>
+        <w:rPr>
+          <w:lang w:eastAsia="hu-HU"/>
+        </w:rPr>
+        <w:t xml:space="preserve"> helyesen legyen kezelve. A utils.js itt intézi az </w:t>
+      </w:r>
+      <w:proofErr w:type="spellStart"/>
+      <w:r>
+        <w:rPr>
+          <w:lang w:eastAsia="hu-HU"/>
+        </w:rPr>
+        <w:t>árformázást</w:t>
+      </w:r>
+      <w:proofErr w:type="spellEnd"/>
+      <w:r>
+        <w:rPr>
+          <w:lang w:eastAsia="hu-HU"/>
+        </w:rPr>
+        <w:t>, a sportok normalizálását, az ajánlási pontszám kiszámítását, az e-mail ellenőrzést és a hibák feldolgozását. Ezek a függvények apróságoknak tűnnek, de mindenhol jól jönnek, ahol adatokkal dolgozik az alkalmazás.</w:t>
+      </w:r>
+    </w:p>
+    <w:p>
+      <w:pPr>
+        <w:rPr>
+          <w:lang w:eastAsia="hu-HU"/>
+        </w:rPr>
+      </w:pPr>
+      <w:r>
+        <w:rPr>
+          <w:lang w:eastAsia="hu-HU"/>
+        </w:rPr>
+        <w:drawing>
+          <wp:inline distT="0" distB="0" distL="0" distR="0" wp14:anchorId="5EF2F30B" wp14:editId="2962D453">
+            <wp:extent cx="5658640" cy="2343477"/>
+            <wp:effectExtent l="0" t="0" r="0" b="0"/>
+            <wp:docPr id="21" name="Kép 21"/>
+            <wp:cNvGraphicFramePr>
+              <a:graphicFrameLocks xmlns:a="http://schemas.openxmlformats.org/drawingml/2006/main" noChangeAspect="1"/>
+            </wp:cNvGraphicFramePr>
+            <a:graphic xmlns:a="http://schemas.openxmlformats.org/drawingml/2006/main">
+              <a:graphicData uri="http://schemas.openxmlformats.org/drawingml/2006/picture">
+                <pic:pic xmlns:pic="http://schemas.openxmlformats.org/drawingml/2006/picture">
+                  <pic:nvPicPr>
+                    <pic:cNvPr id="1" name=""/>
+                    <pic:cNvPicPr/>
+                  </pic:nvPicPr>
+                  <pic:blipFill>
+                    <a:blip r:embed="rId34"/>
+                    <a:stretch>
+                      <a:fillRect/>
+                    </a:stretch>
+                  </pic:blipFill>
+                  <pic:spPr>
+                    <a:xfrm>
+                      <a:off x="0" y="0"/>
+                      <a:ext cx="5658640" cy="2343477"/>
+                    </a:xfrm>
+                    <a:prstGeom prst="rect">
+                      <a:avLst/>
+                    </a:prstGeom>
+                  </pic:spPr>
+                </pic:pic>
+              </a:graphicData>
+            </a:graphic>
+          </wp:inline>
+        </w:drawing>
+      </w:r>
+    </w:p>
+    <w:p>
+      <w:pPr>
+        <w:rPr>
+          <w:lang w:eastAsia="hu-HU"/>
+        </w:rPr>
+      </w:pPr>
+    </w:p>
+    <w:p>
+      <w:pPr>
+        <w:rPr>
+          <w:b/>
+          <w:lang w:eastAsia="hu-HU"/>
+        </w:rPr>
+      </w:pPr>
+      <w:proofErr w:type="spellStart"/>
+      <w:r>
+        <w:rPr>
+          <w:b/>
+          <w:lang w:eastAsia="hu-HU"/>
+        </w:rPr>
+        <w:t>src</w:t>
+      </w:r>
+      <w:proofErr w:type="spellEnd"/>
+      <w:r>
+        <w:rPr>
+          <w:b/>
+          <w:lang w:eastAsia="hu-HU"/>
+        </w:rPr>
+        <w:t>/</w:t>
+      </w:r>
+      <w:proofErr w:type="spellStart"/>
+      <w:r>
+        <w:rPr>
+          <w:b/>
+          <w:lang w:eastAsia="hu-HU"/>
+        </w:rPr>
+        <w:t>data</w:t>
+      </w:r>
+      <w:proofErr w:type="spellEnd"/>
+      <w:r>
+        <w:rPr>
+          <w:b/>
+          <w:lang w:eastAsia="hu-HU"/>
+        </w:rPr>
+        <w:t>/</w:t>
+      </w:r>
+      <w:proofErr w:type="spellStart"/>
+      <w:r>
+        <w:rPr>
+          <w:b/>
+          <w:lang w:eastAsia="hu-HU"/>
+        </w:rPr>
+        <w:t>Sports.json</w:t>
+      </w:r>
+      <w:proofErr w:type="spellEnd"/>
+    </w:p>
+    <w:p>
+      <w:pPr>
+        <w:rPr>
+          <w:lang w:eastAsia="hu-HU"/>
+        </w:rPr>
+      </w:pPr>
+      <w:r>
+        <w:rPr>
+          <w:lang w:eastAsia="hu-HU"/>
+        </w:rPr>
+        <w:t xml:space="preserve">A </w:t>
+      </w:r>
+      <w:proofErr w:type="spellStart"/>
+      <w:r>
+        <w:rPr>
+          <w:lang w:eastAsia="hu-HU"/>
+        </w:rPr>
+        <w:t>src</w:t>
+      </w:r>
+      <w:proofErr w:type="spellEnd"/>
+      <w:r>
+        <w:rPr>
+          <w:lang w:eastAsia="hu-HU"/>
+        </w:rPr>
+        <w:t>/</w:t>
+      </w:r>
+      <w:proofErr w:type="spellStart"/>
+      <w:r>
+        <w:rPr>
+          <w:lang w:eastAsia="hu-HU"/>
+        </w:rPr>
+        <w:t>data</w:t>
+      </w:r>
+      <w:proofErr w:type="spellEnd"/>
+      <w:r>
+        <w:rPr>
+          <w:lang w:eastAsia="hu-HU"/>
+        </w:rPr>
+        <w:t>/</w:t>
+      </w:r>
+      <w:proofErr w:type="spellStart"/>
+      <w:r>
+        <w:rPr>
+          <w:lang w:eastAsia="hu-HU"/>
+        </w:rPr>
+        <w:t>Sports.json</w:t>
+      </w:r>
+      <w:proofErr w:type="spellEnd"/>
+      <w:r>
+        <w:rPr>
+          <w:lang w:eastAsia="hu-HU"/>
+        </w:rPr>
+        <w:t xml:space="preserve"> az a termékkatalógus, amit a frontend megjelenít. Ebben vannak a sporthelyek adatai, névvel, típussal, kategóriával, helyszínnel, árral, </w:t>
+      </w:r>
+      <w:proofErr w:type="spellStart"/>
+      <w:r>
+        <w:rPr>
+          <w:lang w:eastAsia="hu-HU"/>
+        </w:rPr>
+        <w:t>nyitvatartással</w:t>
+      </w:r>
+      <w:proofErr w:type="spellEnd"/>
+      <w:r>
+        <w:rPr>
+          <w:lang w:eastAsia="hu-HU"/>
+        </w:rPr>
+        <w:t xml:space="preserve"> és képpel együtt. A katalógus oldal ebből veszi, mit kell listáznia, és ez az adatforrás adja a bemutató tartalmat a sportoldalakhoz.</w:t>
+      </w:r>
+    </w:p>
+    <w:p>
+      <w:pPr>
+        <w:rPr>
+          <w:lang w:eastAsia="hu-HU"/>
+        </w:rPr>
+      </w:pPr>
+      <w:r>
+        <w:rPr>
+          <w:lang w:eastAsia="hu-HU"/>
+        </w:rPr>
+        <w:drawing>
+          <wp:inline distT="0" distB="0" distL="0" distR="0" wp14:anchorId="73B1FF21" wp14:editId="76362D3B">
+            <wp:extent cx="5760720" cy="2066290"/>
+            <wp:effectExtent l="0" t="0" r="0" b="0"/>
+            <wp:docPr id="31" name="Kép 31"/>
+            <wp:cNvGraphicFramePr>
+              <a:graphicFrameLocks xmlns:a="http://schemas.openxmlformats.org/drawingml/2006/main" noChangeAspect="1"/>
+            </wp:cNvGraphicFramePr>
+            <a:graphic xmlns:a="http://schemas.openxmlformats.org/drawingml/2006/main">
+              <a:graphicData uri="http://schemas.openxmlformats.org/drawingml/2006/picture">
+                <pic:pic xmlns:pic="http://schemas.openxmlformats.org/drawingml/2006/picture">
+                  <pic:nvPicPr>
+                    <pic:cNvPr id="1" name=""/>
+                    <pic:cNvPicPr/>
+                  </pic:nvPicPr>
+                  <pic:blipFill>
+                    <a:blip r:embed="rId35"/>
+                    <a:stretch>
+                      <a:fillRect/>
+                    </a:stretch>
+                  </pic:blipFill>
+                  <pic:spPr>
+                    <a:xfrm>
+                      <a:off x="0" y="0"/>
+                      <a:ext cx="5760720" cy="2066290"/>
+                    </a:xfrm>
+                    <a:prstGeom prst="rect">
+                      <a:avLst/>
+                    </a:prstGeom>
+                  </pic:spPr>
+                </pic:pic>
+              </a:graphicData>
+            </a:graphic>
+          </wp:inline>
+        </w:drawing>
+      </w:r>
+    </w:p>
+    <w:p>
+      <w:pPr>
+        <w:rPr>
+          <w:lang w:eastAsia="hu-HU"/>
+        </w:rPr>
+      </w:pPr>
+    </w:p>
+    <w:p>
+      <w:pPr>
+        <w:rPr>
+          <w:b/>
+          <w:lang w:eastAsia="hu-HU"/>
+        </w:rPr>
+      </w:pPr>
+      <w:proofErr w:type="spellStart"/>
+      <w:r>
+        <w:rPr>
+          <w:b/>
+          <w:lang w:eastAsia="hu-HU"/>
+        </w:rPr>
+        <w:t>src</w:t>
+      </w:r>
+      <w:proofErr w:type="spellEnd"/>
+      <w:r>
+        <w:rPr>
+          <w:b/>
+          <w:lang w:eastAsia="hu-HU"/>
+        </w:rPr>
+        <w:t>/</w:t>
+      </w:r>
+      <w:proofErr w:type="spellStart"/>
+      <w:r>
+        <w:rPr>
+          <w:b/>
+          <w:lang w:eastAsia="hu-HU"/>
+        </w:rPr>
+        <w:t>components</w:t>
+      </w:r>
+      <w:proofErr w:type="spellEnd"/>
+    </w:p>
+    <w:p>
+      <w:pPr>
+        <w:rPr>
+          <w:lang w:eastAsia="hu-HU"/>
+        </w:rPr>
+      </w:pPr>
+      <w:r>
+        <w:rPr>
+          <w:lang w:eastAsia="hu-HU"/>
+        </w:rPr>
+        <w:t xml:space="preserve">A </w:t>
+      </w:r>
+      <w:proofErr w:type="spellStart"/>
+      <w:r>
+        <w:rPr>
+          <w:lang w:eastAsia="hu-HU"/>
+        </w:rPr>
+        <w:t>src</w:t>
+      </w:r>
+      <w:proofErr w:type="spellEnd"/>
+      <w:r>
+        <w:rPr>
+          <w:lang w:eastAsia="hu-HU"/>
+        </w:rPr>
+        <w:t>/</w:t>
+      </w:r>
+      <w:proofErr w:type="spellStart"/>
+      <w:r>
+        <w:rPr>
+          <w:lang w:eastAsia="hu-HU"/>
+        </w:rPr>
+        <w:t>components</w:t>
+      </w:r>
+      <w:proofErr w:type="spellEnd"/>
+      <w:r>
+        <w:rPr>
+          <w:lang w:eastAsia="hu-HU"/>
+        </w:rPr>
+        <w:t xml:space="preserve"> mappa az </w:t>
+      </w:r>
+      <w:proofErr w:type="spellStart"/>
+      <w:r>
+        <w:rPr>
+          <w:lang w:eastAsia="hu-HU"/>
+        </w:rPr>
+        <w:t>újrafelhasználható</w:t>
+      </w:r>
+      <w:proofErr w:type="spellEnd"/>
+      <w:r>
+        <w:rPr>
+          <w:lang w:eastAsia="hu-HU"/>
+        </w:rPr>
+        <w:t xml:space="preserve"> részek gyűjteménye. A </w:t>
+      </w:r>
+      <w:proofErr w:type="spellStart"/>
+      <w:r>
+        <w:rPr>
+          <w:lang w:eastAsia="hu-HU"/>
+        </w:rPr>
+        <w:t>Header.jsx</w:t>
+      </w:r>
+      <w:proofErr w:type="spellEnd"/>
+      <w:r>
+        <w:rPr>
+          <w:lang w:eastAsia="hu-HU"/>
+        </w:rPr>
+        <w:t xml:space="preserve"> rajzolja a navigációs sávot, a mobil menüt és a felhasználói </w:t>
+      </w:r>
+      <w:proofErr w:type="spellStart"/>
+      <w:r>
+        <w:rPr>
+          <w:lang w:eastAsia="hu-HU"/>
+        </w:rPr>
+        <w:t>avatart</w:t>
+      </w:r>
+      <w:proofErr w:type="spellEnd"/>
+      <w:r>
+        <w:rPr>
+          <w:lang w:eastAsia="hu-HU"/>
+        </w:rPr>
+        <w:t xml:space="preserve">, ami mindig az oldal tetején van. A </w:t>
+      </w:r>
+      <w:proofErr w:type="spellStart"/>
+      <w:r>
+        <w:rPr>
+          <w:lang w:eastAsia="hu-HU"/>
+        </w:rPr>
+        <w:t>SportsGrid.jsx</w:t>
+      </w:r>
+      <w:proofErr w:type="spellEnd"/>
+      <w:r>
+        <w:rPr>
+          <w:lang w:eastAsia="hu-HU"/>
+        </w:rPr>
+        <w:t xml:space="preserve"> felel a sporthelyek kártyás listájáért, benne a szűrés, rendezés, kedvencek és regisztrációs gombok logikájával. Ezek a komponensek nem különálló oldalak, hanem inkább olyan alkotóelemek, amiket a különböző képernyők </w:t>
+      </w:r>
+      <w:proofErr w:type="spellStart"/>
+      <w:r>
+        <w:rPr>
+          <w:lang w:eastAsia="hu-HU"/>
+        </w:rPr>
+        <w:t>újrahasználnak</w:t>
+      </w:r>
+      <w:proofErr w:type="spellEnd"/>
+      <w:r>
+        <w:rPr>
+          <w:lang w:eastAsia="hu-HU"/>
+        </w:rPr>
+        <w:t>.</w:t>
+      </w:r>
+    </w:p>
+    <w:p>
+      <w:pPr>
+        <w:rPr>
+          <w:lang w:eastAsia="hu-HU"/>
+        </w:rPr>
+      </w:pPr>
+      <w:r>
+        <w:rPr>
+          <w:lang w:eastAsia="hu-HU"/>
+        </w:rPr>
+        <w:drawing>
+          <wp:inline distT="0" distB="0" distL="0" distR="0" wp14:anchorId="3360140C" wp14:editId="62C128F9">
+            <wp:extent cx="5760720" cy="2701925"/>
+            <wp:effectExtent l="0" t="0" r="0" b="3175"/>
+            <wp:docPr id="32" name="Kép 32"/>
+            <wp:cNvGraphicFramePr>
+              <a:graphicFrameLocks xmlns:a="http://schemas.openxmlformats.org/drawingml/2006/main" noChangeAspect="1"/>
+            </wp:cNvGraphicFramePr>
+            <a:graphic xmlns:a="http://schemas.openxmlformats.org/drawingml/2006/main">
+              <a:graphicData uri="http://schemas.openxmlformats.org/drawingml/2006/picture">
+                <pic:pic xmlns:pic="http://schemas.openxmlformats.org/drawingml/2006/picture">
+                  <pic:nvPicPr>
+                    <pic:cNvPr id="1" name=""/>
+                    <pic:cNvPicPr/>
+                  </pic:nvPicPr>
+                  <pic:blipFill>
+                    <a:blip r:embed="rId36"/>
+                    <a:stretch>
+                      <a:fillRect/>
+                    </a:stretch>
+                  </pic:blipFill>
+                  <pic:spPr>
+                    <a:xfrm>
+                      <a:off x="0" y="0"/>
+                      <a:ext cx="5760720" cy="2701925"/>
+                    </a:xfrm>
+                    <a:prstGeom prst="rect">
+                      <a:avLst/>
+                    </a:prstGeom>
+                  </pic:spPr>
+                </pic:pic>
+              </a:graphicData>
+            </a:graphic>
+          </wp:inline>
+        </w:drawing>
+      </w:r>
+    </w:p>
+    <w:p>
+      <w:pPr>
+        <w:rPr>
+          <w:lang w:eastAsia="hu-HU"/>
+        </w:rPr>
+      </w:pPr>
+    </w:p>
+    <w:p>
+      <w:pPr>
+        <w:rPr>
+          <w:lang w:eastAsia="hu-HU"/>
+        </w:rPr>
+      </w:pPr>
+    </w:p>
+    <w:p>
+      <w:pPr>
+        <w:rPr>
+          <w:b/>
+          <w:lang w:eastAsia="hu-HU"/>
+        </w:rPr>
+      </w:pPr>
+      <w:proofErr w:type="spellStart"/>
+      <w:r>
+        <w:rPr>
+          <w:b/>
+          <w:lang w:eastAsia="hu-HU"/>
+        </w:rPr>
+        <w:lastRenderedPageBreak/>
+        <w:t>src</w:t>
+      </w:r>
+      <w:proofErr w:type="spellEnd"/>
+      <w:r>
+        <w:rPr>
+          <w:b/>
+          <w:lang w:eastAsia="hu-HU"/>
+        </w:rPr>
+        <w:t>/</w:t>
+      </w:r>
+      <w:proofErr w:type="spellStart"/>
+      <w:r>
+        <w:rPr>
+          <w:b/>
+          <w:lang w:eastAsia="hu-HU"/>
+        </w:rPr>
+        <w:t>pages</w:t>
+      </w:r>
+      <w:proofErr w:type="spellEnd"/>
+    </w:p>
+    <w:p>
+      <w:pPr>
+        <w:rPr>
+          <w:lang w:eastAsia="hu-HU"/>
+        </w:rPr>
+      </w:pPr>
+      <w:r>
+        <w:rPr>
+          <w:lang w:eastAsia="hu-HU"/>
+        </w:rPr>
+        <w:t xml:space="preserve">A </w:t>
+      </w:r>
+      <w:proofErr w:type="spellStart"/>
+      <w:r>
+        <w:rPr>
+          <w:lang w:eastAsia="hu-HU"/>
+        </w:rPr>
+        <w:t>src</w:t>
+      </w:r>
+      <w:proofErr w:type="spellEnd"/>
+      <w:r>
+        <w:rPr>
+          <w:lang w:eastAsia="hu-HU"/>
+        </w:rPr>
+        <w:t>/</w:t>
+      </w:r>
+      <w:proofErr w:type="spellStart"/>
+      <w:r>
+        <w:rPr>
+          <w:lang w:eastAsia="hu-HU"/>
+        </w:rPr>
+        <w:t>pages</w:t>
+      </w:r>
+      <w:proofErr w:type="spellEnd"/>
+      <w:r>
+        <w:rPr>
+          <w:lang w:eastAsia="hu-HU"/>
+        </w:rPr>
+        <w:t xml:space="preserve"> mappa a tényleges oldalak gyűjteménye, de itt egyben érdemes nézni őket, mert együtt alkotják a felhasználói élményt. A </w:t>
+      </w:r>
+      <w:proofErr w:type="spellStart"/>
+      <w:r>
+        <w:rPr>
+          <w:lang w:eastAsia="hu-HU"/>
+        </w:rPr>
+        <w:t>HomePage.jsx</w:t>
+      </w:r>
+      <w:proofErr w:type="spellEnd"/>
+      <w:r>
+        <w:rPr>
+          <w:lang w:eastAsia="hu-HU"/>
+        </w:rPr>
+        <w:t xml:space="preserve"> a kezdőlap, ahol a bemutatkozó </w:t>
+      </w:r>
+      <w:proofErr w:type="spellStart"/>
+      <w:r>
+        <w:rPr>
+          <w:lang w:eastAsia="hu-HU"/>
+        </w:rPr>
+        <w:t>slider</w:t>
+      </w:r>
+      <w:proofErr w:type="spellEnd"/>
+      <w:r>
+        <w:rPr>
+          <w:lang w:eastAsia="hu-HU"/>
+        </w:rPr>
+        <w:t xml:space="preserve"> van, és innen lehet elindulni a többi rész felé. A </w:t>
+      </w:r>
+      <w:proofErr w:type="spellStart"/>
+      <w:r>
+        <w:rPr>
+          <w:lang w:eastAsia="hu-HU"/>
+        </w:rPr>
+        <w:t>CatalogPage.jsx</w:t>
+      </w:r>
+      <w:proofErr w:type="spellEnd"/>
+      <w:r>
+        <w:rPr>
+          <w:lang w:eastAsia="hu-HU"/>
+        </w:rPr>
+        <w:t xml:space="preserve"> a sportkatalógus, ahol a felhasználó kereshet és szűrhet a sporthelyek között. Az </w:t>
+      </w:r>
+      <w:proofErr w:type="spellStart"/>
+      <w:r>
+        <w:rPr>
+          <w:lang w:eastAsia="hu-HU"/>
+        </w:rPr>
+        <w:t>AuthPage.jsx</w:t>
+      </w:r>
+      <w:proofErr w:type="spellEnd"/>
+      <w:r>
+        <w:rPr>
+          <w:lang w:eastAsia="hu-HU"/>
+        </w:rPr>
+        <w:t xml:space="preserve"> kezeli a bejelentkezést és a regisztrációt, kétféle űrlappal. Az </w:t>
+      </w:r>
+      <w:proofErr w:type="spellStart"/>
+      <w:r>
+        <w:rPr>
+          <w:lang w:eastAsia="hu-HU"/>
+        </w:rPr>
+        <w:t>AdminPage.jsx</w:t>
+      </w:r>
+      <w:proofErr w:type="spellEnd"/>
+      <w:r>
+        <w:rPr>
+          <w:lang w:eastAsia="hu-HU"/>
+        </w:rPr>
+        <w:t xml:space="preserve"> a vezérlőpult </w:t>
+      </w:r>
+      <w:proofErr w:type="spellStart"/>
+      <w:r>
+        <w:rPr>
+          <w:lang w:eastAsia="hu-HU"/>
+        </w:rPr>
+        <w:t>adminoknak</w:t>
+      </w:r>
+      <w:proofErr w:type="spellEnd"/>
+      <w:r>
+        <w:rPr>
+          <w:lang w:eastAsia="hu-HU"/>
+        </w:rPr>
+        <w:t xml:space="preserve">, itt lehet sporthelyeket szerkeszteni és a regisztrációkat kezelni. A </w:t>
+      </w:r>
+      <w:proofErr w:type="spellStart"/>
+      <w:r>
+        <w:rPr>
+          <w:lang w:eastAsia="hu-HU"/>
+        </w:rPr>
+        <w:t>FavoritesPage.jsx</w:t>
+      </w:r>
+      <w:proofErr w:type="spellEnd"/>
+      <w:r>
+        <w:rPr>
+          <w:lang w:eastAsia="hu-HU"/>
+        </w:rPr>
+        <w:t xml:space="preserve"> mutatja a mentett kedvenceket, míg a </w:t>
+      </w:r>
+      <w:proofErr w:type="spellStart"/>
+      <w:r>
+        <w:rPr>
+          <w:lang w:eastAsia="hu-HU"/>
+        </w:rPr>
+        <w:t>MapPage.jsx</w:t>
+      </w:r>
+      <w:proofErr w:type="spellEnd"/>
+      <w:r>
+        <w:rPr>
+          <w:lang w:eastAsia="hu-HU"/>
+        </w:rPr>
+        <w:t xml:space="preserve"> térképen ábrázolja a helyeket </w:t>
+      </w:r>
+      <w:proofErr w:type="spellStart"/>
+      <w:r>
+        <w:rPr>
+          <w:lang w:eastAsia="hu-HU"/>
+        </w:rPr>
+        <w:t>Leaflet</w:t>
+      </w:r>
+      <w:proofErr w:type="spellEnd"/>
+      <w:r>
+        <w:rPr>
+          <w:lang w:eastAsia="hu-HU"/>
+        </w:rPr>
+        <w:t xml:space="preserve"> segítségével. A </w:t>
+      </w:r>
+      <w:proofErr w:type="spellStart"/>
+      <w:r>
+        <w:rPr>
+          <w:lang w:eastAsia="hu-HU"/>
+        </w:rPr>
+        <w:t>PlannerPage.jsx</w:t>
+      </w:r>
+      <w:proofErr w:type="spellEnd"/>
+      <w:r>
+        <w:rPr>
+          <w:lang w:eastAsia="hu-HU"/>
+        </w:rPr>
+        <w:t xml:space="preserve"> a programtervezéshez ad eszközöket, a </w:t>
+      </w:r>
+      <w:proofErr w:type="spellStart"/>
+      <w:r>
+        <w:rPr>
+          <w:lang w:eastAsia="hu-HU"/>
+        </w:rPr>
+        <w:t>ProfilePage.jsx</w:t>
+      </w:r>
+      <w:proofErr w:type="spellEnd"/>
+      <w:r>
+        <w:rPr>
+          <w:lang w:eastAsia="hu-HU"/>
+        </w:rPr>
+        <w:t xml:space="preserve"> a felhasználói adatokat és saját regisztrációkat jeleníti meg, és a </w:t>
+      </w:r>
+      <w:proofErr w:type="spellStart"/>
+      <w:r>
+        <w:rPr>
+          <w:lang w:eastAsia="hu-HU"/>
+        </w:rPr>
+        <w:t>TipsPage.jsx</w:t>
+      </w:r>
+      <w:proofErr w:type="spellEnd"/>
+      <w:r>
+        <w:rPr>
+          <w:lang w:eastAsia="hu-HU"/>
+        </w:rPr>
+        <w:t xml:space="preserve"> írásos sporttippeket ad. Ezek az oldalak különböző célokra szolgálnak, de közös bennük, hogy mind az </w:t>
+      </w:r>
+      <w:proofErr w:type="spellStart"/>
+      <w:r>
+        <w:rPr>
+          <w:lang w:eastAsia="hu-HU"/>
+        </w:rPr>
+        <w:t>App.jsx-től</w:t>
+      </w:r>
+      <w:proofErr w:type="spellEnd"/>
+      <w:r>
+        <w:rPr>
+          <w:lang w:eastAsia="hu-HU"/>
+        </w:rPr>
+        <w:t xml:space="preserve"> kapják az adatokat és a működést.</w:t>
+      </w:r>
+    </w:p>
+    <w:p>
+      <w:pPr>
+        <w:rPr>
+          <w:lang w:eastAsia="hu-HU"/>
+        </w:rPr>
+      </w:pPr>
+      <w:r>
+        <w:rPr>
+          <w:lang w:eastAsia="hu-HU"/>
+        </w:rPr>
+        <w:drawing>
+          <wp:inline distT="0" distB="0" distL="0" distR="0" wp14:anchorId="3C8CD6C7" wp14:editId="021872FA">
+            <wp:extent cx="4810796" cy="3810532"/>
+            <wp:effectExtent l="0" t="0" r="0" b="0"/>
+            <wp:docPr id="35" name="Kép 35"/>
+            <wp:cNvGraphicFramePr>
+              <a:graphicFrameLocks xmlns:a="http://schemas.openxmlformats.org/drawingml/2006/main" noChangeAspect="1"/>
+            </wp:cNvGraphicFramePr>
+            <a:graphic xmlns:a="http://schemas.openxmlformats.org/drawingml/2006/main">
+              <a:graphicData uri="http://schemas.openxmlformats.org/drawingml/2006/picture">
+                <pic:pic xmlns:pic="http://schemas.openxmlformats.org/drawingml/2006/picture">
+                  <pic:nvPicPr>
+                    <pic:cNvPr id="1" name=""/>
+                    <pic:cNvPicPr/>
+                  </pic:nvPicPr>
+                  <pic:blipFill>
+                    <a:blip r:embed="rId37"/>
+                    <a:stretch>
+                      <a:fillRect/>
+                    </a:stretch>
+                  </pic:blipFill>
+                  <pic:spPr>
+                    <a:xfrm>
+                      <a:off x="0" y="0"/>
+                      <a:ext cx="4810796" cy="3810532"/>
+                    </a:xfrm>
+                    <a:prstGeom prst="rect">
+                      <a:avLst/>
+                    </a:prstGeom>
+                  </pic:spPr>
+                </pic:pic>
+              </a:graphicData>
+            </a:graphic>
+          </wp:inline>
+        </w:drawing>
+      </w:r>
+    </w:p>
+    <w:p>
+      <w:pPr>
+        <w:rPr>
+          <w:lang w:eastAsia="hu-HU"/>
+        </w:rPr>
+      </w:pPr>
+    </w:p>
+    <w:p>
+      <w:pPr>
+        <w:rPr>
+          <w:lang w:eastAsia="hu-HU"/>
+        </w:rPr>
+      </w:pPr>
+    </w:p>
+    <w:p>
+      <w:pPr>
+        <w:rPr>
+          <w:b/>
+          <w:lang w:eastAsia="hu-HU"/>
+        </w:rPr>
+      </w:pPr>
+      <w:r>
+        <w:rPr>
+          <w:b/>
+          <w:lang w:eastAsia="hu-HU"/>
+        </w:rPr>
+        <w:t>Styles.css</w:t>
+      </w:r>
+    </w:p>
+    <w:p>
+      <w:pPr>
+        <w:rPr>
+          <w:lang w:eastAsia="hu-HU"/>
+        </w:rPr>
+      </w:pPr>
+      <w:r>
+        <w:rPr>
+          <w:lang w:eastAsia="hu-HU"/>
+        </w:rPr>
+        <w:t xml:space="preserve">A Styles.css az, ami a kinézetet összehoz. Itt vannak a színek, betűtípusok, elrendezések és a reszponzív szabályok, amelyek biztosítják, hogy az oldal ne csak </w:t>
+      </w:r>
+      <w:proofErr w:type="spellStart"/>
+      <w:r>
+        <w:rPr>
+          <w:lang w:eastAsia="hu-HU"/>
+        </w:rPr>
+        <w:t>működjön</w:t>
+      </w:r>
+      <w:proofErr w:type="spellEnd"/>
+      <w:r>
+        <w:rPr>
+          <w:lang w:eastAsia="hu-HU"/>
+        </w:rPr>
+        <w:t>, hanem sportos és áttekinthető is legyen. Ez a fájl adja az egész frontend vizuális stílusát, és ez az, amit a felhasználó legelőször észrevesz.</w:t>
+      </w:r>
+    </w:p>
+    <w:p>
+      <w:pPr>
+        <w:rPr>
+          <w:rFonts w:eastAsia="Times New Roman" w:cs="Times New Roman"/>
+          <w:bCs/>
+          <w:sz w:val="28"/>
+          <w:szCs w:val="27"/>
+          <w:lang w:eastAsia="hu-HU"/>
+        </w:rPr>
+      </w:pPr>
+      <w:r>
+        <w:rPr>
+          <w:rFonts w:eastAsia="Times New Roman" w:cs="Times New Roman"/>
+          <w:bCs/>
+          <w:sz w:val="28"/>
+          <w:szCs w:val="27"/>
+          <w:lang w:eastAsia="hu-HU"/>
+        </w:rPr>
+        <w:lastRenderedPageBreak/>
+        <w:drawing>
+          <wp:inline distT="0" distB="0" distL="0" distR="0" wp14:anchorId="3B2A5AB2" wp14:editId="62E642D7">
+            <wp:extent cx="5760720" cy="4647565"/>
+            <wp:effectExtent l="0" t="0" r="0" b="635"/>
+            <wp:docPr id="34" name="Kép 34"/>
+            <wp:cNvGraphicFramePr>
+              <a:graphicFrameLocks xmlns:a="http://schemas.openxmlformats.org/drawingml/2006/main" noChangeAspect="1"/>
+            </wp:cNvGraphicFramePr>
+            <a:graphic xmlns:a="http://schemas.openxmlformats.org/drawingml/2006/main">
+              <a:graphicData uri="http://schemas.openxmlformats.org/drawingml/2006/picture">
+                <pic:pic xmlns:pic="http://schemas.openxmlformats.org/drawingml/2006/picture">
+                  <pic:nvPicPr>
+                    <pic:cNvPr id="1" name=""/>
+                    <pic:cNvPicPr/>
+                  </pic:nvPicPr>
+                  <pic:blipFill>
+                    <a:blip r:embed="rId38"/>
+                    <a:stretch>
+                      <a:fillRect/>
+                    </a:stretch>
+                  </pic:blipFill>
+                  <pic:spPr>
+                    <a:xfrm>
+                      <a:off x="0" y="0"/>
+                      <a:ext cx="5760720" cy="4647565"/>
+                    </a:xfrm>
+                    <a:prstGeom prst="rect">
+                      <a:avLst/>
+                    </a:prstGeom>
+                  </pic:spPr>
+                </pic:pic>
+              </a:graphicData>
+            </a:graphic>
+          </wp:inline>
+        </w:drawing>
+      </w:r>
+      <w:r>
+        <w:rPr>
+          <w:rFonts w:eastAsia="Times New Roman" w:cs="Times New Roman"/>
+          <w:bCs/>
+          <w:sz w:val="28"/>
+          <w:szCs w:val="27"/>
+          <w:lang w:eastAsia="hu-HU"/>
+        </w:rPr>
+        <w:t xml:space="preserve"> </w:t>
+      </w:r>
+    </w:p>
+    <w:p>
+      <w:pPr>
+        <w:rPr>
+          <w:rFonts w:eastAsia="Times New Roman" w:cs="Times New Roman"/>
+          <w:bCs/>
+          <w:sz w:val="28"/>
+          <w:szCs w:val="27"/>
+          <w:lang w:eastAsia="hu-HU"/>
+        </w:rPr>
+      </w:pPr>
+    </w:p>
+    <w:p>
+      <w:pPr>
+        <w:rPr>
+          <w:lang w:eastAsia="hu-HU"/>
+        </w:rPr>
+      </w:pPr>
+      <w:r>
+        <w:rPr>
+          <w:lang w:eastAsia="hu-HU"/>
+        </w:rPr>
+        <w:t xml:space="preserve">Összességében a frontend egy </w:t>
+      </w:r>
+      <w:proofErr w:type="spellStart"/>
+      <w:r>
+        <w:rPr>
+          <w:lang w:eastAsia="hu-HU"/>
+        </w:rPr>
+        <w:t>React</w:t>
+      </w:r>
+      <w:proofErr w:type="spellEnd"/>
+      <w:r>
+        <w:rPr>
+          <w:lang w:eastAsia="hu-HU"/>
+        </w:rPr>
+        <w:t xml:space="preserve"> alapú, </w:t>
+      </w:r>
+      <w:proofErr w:type="spellStart"/>
+      <w:r>
+        <w:rPr>
+          <w:lang w:eastAsia="hu-HU"/>
+        </w:rPr>
+        <w:t>Vite</w:t>
+      </w:r>
+      <w:proofErr w:type="spellEnd"/>
+      <w:r>
+        <w:rPr>
+          <w:lang w:eastAsia="hu-HU"/>
+        </w:rPr>
+        <w:t xml:space="preserve">-os alkalmazás, ahol a </w:t>
+      </w:r>
+      <w:proofErr w:type="spellStart"/>
+      <w:r>
+        <w:rPr>
+          <w:lang w:eastAsia="hu-HU"/>
+        </w:rPr>
+        <w:t>package.json</w:t>
+      </w:r>
+      <w:proofErr w:type="spellEnd"/>
+      <w:r>
+        <w:rPr>
+          <w:lang w:eastAsia="hu-HU"/>
+        </w:rPr>
+        <w:t xml:space="preserve"> és a vite.config.js a környezetet állítja elő, a </w:t>
+      </w:r>
+      <w:proofErr w:type="spellStart"/>
+      <w:r>
+        <w:rPr>
+          <w:lang w:eastAsia="hu-HU"/>
+        </w:rPr>
+        <w:t>src</w:t>
+      </w:r>
+      <w:proofErr w:type="spellEnd"/>
+      <w:r>
+        <w:rPr>
+          <w:lang w:eastAsia="hu-HU"/>
+        </w:rPr>
+        <w:t>/</w:t>
+      </w:r>
+      <w:proofErr w:type="spellStart"/>
+      <w:r>
+        <w:rPr>
+          <w:lang w:eastAsia="hu-HU"/>
+        </w:rPr>
+        <w:t>main.jsx</w:t>
+      </w:r>
+      <w:proofErr w:type="spellEnd"/>
+      <w:r>
+        <w:rPr>
+          <w:lang w:eastAsia="hu-HU"/>
+        </w:rPr>
+        <w:t xml:space="preserve"> indítja be a </w:t>
+      </w:r>
+      <w:proofErr w:type="spellStart"/>
+      <w:r>
+        <w:rPr>
+          <w:lang w:eastAsia="hu-HU"/>
+        </w:rPr>
+        <w:t>React</w:t>
+      </w:r>
+      <w:proofErr w:type="spellEnd"/>
+      <w:r>
+        <w:rPr>
+          <w:lang w:eastAsia="hu-HU"/>
+        </w:rPr>
+        <w:t xml:space="preserve"> appot, az </w:t>
+      </w:r>
+      <w:proofErr w:type="spellStart"/>
+      <w:r>
+        <w:rPr>
+          <w:lang w:eastAsia="hu-HU"/>
+        </w:rPr>
+        <w:t>App.jsx</w:t>
+      </w:r>
+      <w:proofErr w:type="spellEnd"/>
+      <w:r>
+        <w:rPr>
+          <w:lang w:eastAsia="hu-HU"/>
+        </w:rPr>
+        <w:t xml:space="preserve"> fogja össze a sportokat, kedvenceket, regisztrációkat és az oldalváltást, a </w:t>
+      </w:r>
+      <w:proofErr w:type="spellStart"/>
+      <w:r>
+        <w:rPr>
+          <w:lang w:eastAsia="hu-HU"/>
+        </w:rPr>
+        <w:t>constants</w:t>
+      </w:r>
+      <w:proofErr w:type="spellEnd"/>
+      <w:r>
+        <w:rPr>
+          <w:lang w:eastAsia="hu-HU"/>
+        </w:rPr>
+        <w:t xml:space="preserve"> és </w:t>
+      </w:r>
+      <w:proofErr w:type="spellStart"/>
+      <w:r>
+        <w:rPr>
+          <w:lang w:eastAsia="hu-HU"/>
+        </w:rPr>
+        <w:t>lib</w:t>
+      </w:r>
+      <w:proofErr w:type="spellEnd"/>
+      <w:r>
+        <w:rPr>
+          <w:lang w:eastAsia="hu-HU"/>
+        </w:rPr>
+        <w:t xml:space="preserve"> a közös beállításokat és segédlogikát tartalmazza, a </w:t>
+      </w:r>
+      <w:proofErr w:type="spellStart"/>
+      <w:r>
+        <w:rPr>
+          <w:lang w:eastAsia="hu-HU"/>
+        </w:rPr>
+        <w:t>components</w:t>
+      </w:r>
+      <w:proofErr w:type="spellEnd"/>
+      <w:r>
+        <w:rPr>
+          <w:lang w:eastAsia="hu-HU"/>
+        </w:rPr>
+        <w:t xml:space="preserve"> az ismétlődő felületdarabokat adja, a </w:t>
+      </w:r>
+      <w:proofErr w:type="spellStart"/>
+      <w:r>
+        <w:rPr>
+          <w:lang w:eastAsia="hu-HU"/>
+        </w:rPr>
+        <w:t>pages</w:t>
+      </w:r>
+      <w:proofErr w:type="spellEnd"/>
+      <w:r>
+        <w:rPr>
+          <w:lang w:eastAsia="hu-HU"/>
+        </w:rPr>
+        <w:t xml:space="preserve"> pedig a tényleges képernyőket, és a Styles.css hozza a kinézetet. Így együtt egy olyan felület jön létre, ahol a felhasználó sporthelyeket kereshet, kedvenceket kezelhet, bejelentkezhet, tervezhet, és </w:t>
+      </w:r>
+      <w:proofErr w:type="spellStart"/>
+      <w:r>
+        <w:rPr>
+          <w:lang w:eastAsia="hu-HU"/>
+        </w:rPr>
+        <w:t>adminként</w:t>
+      </w:r>
+      <w:proofErr w:type="spellEnd"/>
+      <w:r>
+        <w:rPr>
+          <w:lang w:eastAsia="hu-HU"/>
+        </w:rPr>
+        <w:t xml:space="preserve"> is tud szerkeszteni.</w:t>
+      </w:r>
+    </w:p>
+    <w:p>
+      <w:pPr>
+        <w:rPr>
+          <w:lang w:eastAsia="hu-HU"/>
+        </w:rPr>
+      </w:pPr>
+      <w:r>
+        <w:rPr>
+          <w:lang w:eastAsia="hu-HU"/>
+        </w:rPr>
         <w:br w:type="page"/>
       </w:r>
     </w:p>
@@ -3979,88 +10954,211 @@
           <w:szCs w:val="24"/>
           <w:lang w:eastAsia="hu-HU"/>
         </w:rPr>
-        <w:t>Visual Studio Code</w:t>
-      </w:r>
-    </w:p>
-    <w:p>
-      <w:pPr>
-        <w:rPr>
-          <w:rFonts w:cs="Times New Roman"/>
-          <w:szCs w:val="24"/>
-        </w:rPr>
-      </w:pPr>
-      <w:r>
-        <w:rPr>
-          <w:rFonts w:cs="Times New Roman"/>
-          <w:szCs w:val="24"/>
-        </w:rPr>
-        <w:t>A Visual Studio Code egy ingyenes forráskódszerkesztő, amely számos programozási nyelvet támogat. A projekt során a frontend és backend kódok megírására és szerkesztésére használtuk. Bővítményei segítségével hatékonyabbá tette a fejlesztési folyamatot.</w:t>
-      </w:r>
-    </w:p>
-    <w:p>
-      <w:pPr>
+        <w:t xml:space="preserve">Visual </w:t>
+      </w:r>
+      <w:proofErr w:type="spellStart"/>
+      <w:r>
         <w:rPr>
           <w:rFonts w:cs="Times New Roman"/>
           <w:b/>
           <w:szCs w:val="24"/>
-        </w:rPr>
-      </w:pPr>
+          <w:lang w:eastAsia="hu-HU"/>
+        </w:rPr>
+        <w:t>Studio</w:t>
+      </w:r>
+      <w:proofErr w:type="spellEnd"/>
       <w:r>
         <w:rPr>
           <w:rFonts w:cs="Times New Roman"/>
           <w:b/>
           <w:szCs w:val="24"/>
-        </w:rPr>
-        <w:t>Docker Desktop</w:t>
-      </w:r>
-    </w:p>
-    <w:p>
-      <w:pPr>
-        <w:rPr>
-          <w:rFonts w:cs="Times New Roman"/>
-          <w:szCs w:val="24"/>
-        </w:rPr>
-      </w:pPr>
-      <w:r>
-        <w:rPr>
-          <w:rFonts w:cs="Times New Roman"/>
-          <w:szCs w:val="24"/>
-        </w:rPr>
-        <w:t>A Docker Desktop egy konténerizációs platform, amely lehetővé teszi alkalmazások futtatását elkülönített környezetben. A projekt során a fejlesztői környezet kialakítására és a rendszer helyi futtatására használtuk. Segítségével biztosítottuk az egységes környezetet a backend és az adatbázis számára, valamint leegyszerűsítettük a telepítési és futtatási folyamatot. A konténerek használata megkönnyítette a projekt hordozhatóságát és a csapattagok közötti egységes működést.</w:t>
-      </w:r>
-    </w:p>
-    <w:p>
-      <w:pPr>
+          <w:lang w:eastAsia="hu-HU"/>
+        </w:rPr>
+        <w:t xml:space="preserve"> </w:t>
+      </w:r>
+      <w:proofErr w:type="spellStart"/>
+      <w:r>
         <w:rPr>
           <w:rFonts w:cs="Times New Roman"/>
           <w:b/>
           <w:szCs w:val="24"/>
           <w:lang w:eastAsia="hu-HU"/>
         </w:rPr>
-      </w:pPr>
-      <w:r>
+        <w:t>Code</w:t>
+      </w:r>
+      <w:proofErr w:type="spellEnd"/>
+    </w:p>
+    <w:p>
+      <w:pPr>
+        <w:rPr>
+          <w:rFonts w:cs="Times New Roman"/>
+          <w:szCs w:val="24"/>
+        </w:rPr>
+      </w:pPr>
+      <w:r>
+        <w:rPr>
+          <w:rFonts w:cs="Times New Roman"/>
+          <w:szCs w:val="24"/>
+        </w:rPr>
+        <w:t xml:space="preserve">A Visual </w:t>
+      </w:r>
+      <w:proofErr w:type="spellStart"/>
+      <w:r>
+        <w:rPr>
+          <w:rFonts w:cs="Times New Roman"/>
+          <w:szCs w:val="24"/>
+        </w:rPr>
+        <w:t>Studio</w:t>
+      </w:r>
+      <w:proofErr w:type="spellEnd"/>
+      <w:r>
+        <w:rPr>
+          <w:rFonts w:cs="Times New Roman"/>
+          <w:szCs w:val="24"/>
+        </w:rPr>
+        <w:t xml:space="preserve"> </w:t>
+      </w:r>
+      <w:proofErr w:type="spellStart"/>
+      <w:r>
+        <w:rPr>
+          <w:rFonts w:cs="Times New Roman"/>
+          <w:szCs w:val="24"/>
+        </w:rPr>
+        <w:t>Code</w:t>
+      </w:r>
+      <w:proofErr w:type="spellEnd"/>
+      <w:r>
+        <w:rPr>
+          <w:rFonts w:cs="Times New Roman"/>
+          <w:szCs w:val="24"/>
+        </w:rPr>
+        <w:t xml:space="preserve"> egy ingyenes forráskódszerkesztő, amely számos programozási nyelvet támogat. A projekt során a frontend és backend kódok megírására és szerkesztésére használtuk. Bővítményei segítségével hatékonyabbá tette a fejlesztési folyamatot.</w:t>
+      </w:r>
+    </w:p>
+    <w:p>
+      <w:pPr>
         <w:rPr>
           <w:rFonts w:cs="Times New Roman"/>
           <w:b/>
           <w:szCs w:val="24"/>
+        </w:rPr>
+      </w:pPr>
+      <w:r>
+        <w:rPr>
+          <w:rFonts w:cs="Times New Roman"/>
+          <w:b/>
+          <w:szCs w:val="24"/>
+        </w:rPr>
+        <w:t xml:space="preserve">Docker </w:t>
+      </w:r>
+      <w:proofErr w:type="spellStart"/>
+      <w:r>
+        <w:rPr>
+          <w:rFonts w:cs="Times New Roman"/>
+          <w:b/>
+          <w:szCs w:val="24"/>
+        </w:rPr>
+        <w:t>Desktop</w:t>
+      </w:r>
+      <w:proofErr w:type="spellEnd"/>
+    </w:p>
+    <w:p>
+      <w:pPr>
+        <w:rPr>
+          <w:rFonts w:cs="Times New Roman"/>
+          <w:szCs w:val="24"/>
+        </w:rPr>
+      </w:pPr>
+      <w:r>
+        <w:rPr>
+          <w:rFonts w:cs="Times New Roman"/>
+          <w:szCs w:val="24"/>
+        </w:rPr>
+        <w:t xml:space="preserve">A Docker </w:t>
+      </w:r>
+      <w:proofErr w:type="spellStart"/>
+      <w:r>
+        <w:rPr>
+          <w:rFonts w:cs="Times New Roman"/>
+          <w:szCs w:val="24"/>
+        </w:rPr>
+        <w:t>Desktop</w:t>
+      </w:r>
+      <w:proofErr w:type="spellEnd"/>
+      <w:r>
+        <w:rPr>
+          <w:rFonts w:cs="Times New Roman"/>
+          <w:szCs w:val="24"/>
+        </w:rPr>
+        <w:t xml:space="preserve"> egy </w:t>
+      </w:r>
+      <w:proofErr w:type="spellStart"/>
+      <w:r>
+        <w:rPr>
+          <w:rFonts w:cs="Times New Roman"/>
+          <w:szCs w:val="24"/>
+        </w:rPr>
+        <w:t>konténerizációs</w:t>
+      </w:r>
+      <w:proofErr w:type="spellEnd"/>
+      <w:r>
+        <w:rPr>
+          <w:rFonts w:cs="Times New Roman"/>
+          <w:szCs w:val="24"/>
+        </w:rPr>
+        <w:t xml:space="preserve"> platform, amely lehetővé teszi alkalmazások futtatását elkülönített környezetben. A projekt során a fejlesztői környezet kialakítására és a rendszer helyi futtatására használtuk. Segítségével biztosítottuk az egységes környezetet a backend és az adatbázis számára, valamint leegyszerűsítettük a telepítési és futtatási folyamatot. A konténerek használata megkönnyítette a projekt hordozhatóságát és a csapattagok közötti egységes működést.</w:t>
+      </w:r>
+    </w:p>
+    <w:p>
+      <w:pPr>
+        <w:rPr>
+          <w:rFonts w:cs="Times New Roman"/>
+          <w:b/>
+          <w:szCs w:val="24"/>
+          <w:lang w:eastAsia="hu-HU"/>
+        </w:rPr>
+      </w:pPr>
+      <w:proofErr w:type="spellStart"/>
+      <w:r>
+        <w:rPr>
+          <w:rFonts w:cs="Times New Roman"/>
+          <w:b/>
+          <w:szCs w:val="24"/>
           <w:lang w:eastAsia="hu-HU"/>
         </w:rPr>
         <w:t>Discord</w:t>
       </w:r>
-    </w:p>
-    <w:p>
-      <w:pPr>
-        <w:rPr>
-          <w:rFonts w:cs="Times New Roman"/>
-          <w:szCs w:val="24"/>
-        </w:rPr>
-      </w:pPr>
-      <w:r>
-        <w:rPr>
-          <w:rFonts w:cs="Times New Roman"/>
-          <w:szCs w:val="24"/>
-        </w:rPr>
-        <w:t>A Discord egy online kommunikációs platform, amely szöveges és hangalapú kapcsolattartást tesz lehetővé. A projekt során a csapattagok közötti kommunikációra és egyeztetésre használtuk. Elősegítette az információk gyors megosztását és az együttműködést.</w:t>
+      <w:proofErr w:type="spellEnd"/>
+    </w:p>
+    <w:p>
+      <w:pPr>
+        <w:rPr>
+          <w:rFonts w:cs="Times New Roman"/>
+          <w:szCs w:val="24"/>
+        </w:rPr>
+      </w:pPr>
+      <w:r>
+        <w:rPr>
+          <w:rFonts w:cs="Times New Roman"/>
+          <w:szCs w:val="24"/>
+        </w:rPr>
+        <w:t xml:space="preserve">A </w:t>
+      </w:r>
+      <w:proofErr w:type="spellStart"/>
+      <w:r>
+        <w:rPr>
+          <w:rFonts w:cs="Times New Roman"/>
+          <w:szCs w:val="24"/>
+        </w:rPr>
+        <w:t>Discord</w:t>
+      </w:r>
+      <w:proofErr w:type="spellEnd"/>
+      <w:r>
+        <w:rPr>
+          <w:rFonts w:cs="Times New Roman"/>
+          <w:szCs w:val="24"/>
+        </w:rPr>
+        <w:t xml:space="preserve"> egy online kommunikációs platform, amely szöveges és hangalapú kapcsolattartást tesz lehetővé. A projekt során a csapattagok közötti kommunikációra és egyeztetésre használtuk. Elősegítette az információk gyors megosztását és az együttműködést.</w:t>
       </w:r>
     </w:p>
     <w:p>
@@ -4072,6 +11170,7 @@
           <w:lang w:eastAsia="hu-HU"/>
         </w:rPr>
       </w:pPr>
+      <w:proofErr w:type="spellStart"/>
       <w:r>
         <w:rPr>
           <w:rFonts w:cs="Times New Roman"/>
@@ -4081,20 +11180,37 @@
         </w:rPr>
         <w:t>Inkscape</w:t>
       </w:r>
-    </w:p>
-    <w:p>
-      <w:pPr>
-        <w:rPr>
-          <w:rFonts w:cs="Times New Roman"/>
-          <w:szCs w:val="24"/>
-        </w:rPr>
-      </w:pPr>
-      <w:r>
-        <w:rPr>
-          <w:rFonts w:cs="Times New Roman"/>
-          <w:szCs w:val="24"/>
-        </w:rPr>
-        <w:t>Az Inkscape egy ingyenes, nyílt forráskódú vektorgrafikus szerkesztőprogram. A projekt logójának megtervezésére és elkészítésére használtuk. Lehetővé tette jó minőségű, méretezhető grafikai elemek létrehozását.</w:t>
+      <w:proofErr w:type="spellEnd"/>
+    </w:p>
+    <w:p>
+      <w:pPr>
+        <w:rPr>
+          <w:rFonts w:cs="Times New Roman"/>
+          <w:szCs w:val="24"/>
+        </w:rPr>
+      </w:pPr>
+      <w:r>
+        <w:rPr>
+          <w:rFonts w:cs="Times New Roman"/>
+          <w:szCs w:val="24"/>
+        </w:rPr>
+        <w:t xml:space="preserve">Az </w:t>
+      </w:r>
+      <w:proofErr w:type="spellStart"/>
+      <w:r>
+        <w:rPr>
+          <w:rFonts w:cs="Times New Roman"/>
+          <w:szCs w:val="24"/>
+        </w:rPr>
+        <w:t>Inkscape</w:t>
+      </w:r>
+      <w:proofErr w:type="spellEnd"/>
+      <w:r>
+        <w:rPr>
+          <w:rFonts w:cs="Times New Roman"/>
+          <w:szCs w:val="24"/>
+        </w:rPr>
+        <w:t xml:space="preserve"> egy ingyenes, nyílt forráskódú vektorgrafikus szerkesztőprogram. A projekt logójának megtervezésére és elkészítésére használtuk. Lehetővé tette jó minőségű, méretezhető grafikai elemek létrehozását.</w:t>
       </w:r>
     </w:p>
     <w:p>
@@ -4105,6 +11221,7 @@
           <w:szCs w:val="24"/>
         </w:rPr>
       </w:pPr>
+      <w:proofErr w:type="spellStart"/>
       <w:r>
         <w:rPr>
           <w:rFonts w:cs="Times New Roman"/>
@@ -4113,20 +11230,53 @@
         </w:rPr>
         <w:t>Canva</w:t>
       </w:r>
-    </w:p>
-    <w:p>
-      <w:pPr>
-        <w:rPr>
-          <w:rFonts w:cs="Times New Roman"/>
-          <w:szCs w:val="24"/>
-        </w:rPr>
-      </w:pPr>
-      <w:r>
-        <w:rPr>
-          <w:rFonts w:cs="Times New Roman"/>
-          <w:szCs w:val="24"/>
-        </w:rPr>
-        <w:t>A Canva egy online grafikai tervezőprogram, amely sablonok és könnyen használható szerkesztőeszközök segítségével teszi lehetővé különböző vizuális tartalmak elkészítését. A projekt során a Gantt-diagram megtervezésére és elkészítésére használtuk. Segítségével átláthatóan tudtuk bemutatni a feladatok ütemezését, időtartamát és egymásra épülését. A sablonok megkönnyítették a strukturált, esztétikus megjelenítés kialakítását.</w:t>
+      <w:proofErr w:type="spellEnd"/>
+    </w:p>
+    <w:p>
+      <w:pPr>
+        <w:rPr>
+          <w:rFonts w:cs="Times New Roman"/>
+          <w:szCs w:val="24"/>
+        </w:rPr>
+      </w:pPr>
+      <w:r>
+        <w:rPr>
+          <w:rFonts w:cs="Times New Roman"/>
+          <w:szCs w:val="24"/>
+        </w:rPr>
+        <w:t xml:space="preserve">A </w:t>
+      </w:r>
+      <w:proofErr w:type="spellStart"/>
+      <w:r>
+        <w:rPr>
+          <w:rFonts w:cs="Times New Roman"/>
+          <w:szCs w:val="24"/>
+        </w:rPr>
+        <w:t>Canva</w:t>
+      </w:r>
+      <w:proofErr w:type="spellEnd"/>
+      <w:r>
+        <w:rPr>
+          <w:rFonts w:cs="Times New Roman"/>
+          <w:szCs w:val="24"/>
+        </w:rPr>
+        <w:t xml:space="preserve"> egy online grafikai tervezőprogram, amely sablonok és könnyen használható szerkesztőeszközök segítségével teszi lehetővé különböző vizuális tartalmak elkészítését. A projekt során a </w:t>
+      </w:r>
+      <w:proofErr w:type="spellStart"/>
+      <w:r>
+        <w:rPr>
+          <w:rFonts w:cs="Times New Roman"/>
+          <w:szCs w:val="24"/>
+        </w:rPr>
+        <w:t>Gantt</w:t>
+      </w:r>
+      <w:proofErr w:type="spellEnd"/>
+      <w:r>
+        <w:rPr>
+          <w:rFonts w:cs="Times New Roman"/>
+          <w:szCs w:val="24"/>
+        </w:rPr>
+        <w:t>-diagram megtervezésére és elkészítésére használtuk. Segítségével átláthatóan tudtuk bemutatni a feladatok ütemezését, időtartamát és egymásra épülését. A sablonok megkönnyítették a strukturált, esztétikus megjelenítés kialakítását.</w:t>
       </w:r>
     </w:p>
     <w:p>
@@ -4176,7 +11326,71 @@
           <w:rFonts w:cs="Times New Roman"/>
           <w:szCs w:val="24"/>
         </w:rPr>
-        <w:t>A GitHub egy online verziókezelő és kódtároló platform, amely a Git rendszerre épül. A projekt során a forráskód tárolására és verziókövetésére használtuk. Lehetővé tette a csapattagok számára a párhuzamos munkavégzést, a módosítások nyomon követését és az egyes verziók visszaállítását. A pull requestek és branch-ek használatával biztosítottuk az átlátható és rendszerezett fejlesztési folyamatot, valamint megkönnyítettük az együttműködést.</w:t>
+        <w:t xml:space="preserve">A GitHub egy online verziókezelő és kódtároló platform, amely a </w:t>
+      </w:r>
+      <w:proofErr w:type="spellStart"/>
+      <w:r>
+        <w:rPr>
+          <w:rFonts w:cs="Times New Roman"/>
+          <w:szCs w:val="24"/>
+        </w:rPr>
+        <w:t>Git</w:t>
+      </w:r>
+      <w:proofErr w:type="spellEnd"/>
+      <w:r>
+        <w:rPr>
+          <w:rFonts w:cs="Times New Roman"/>
+          <w:szCs w:val="24"/>
+        </w:rPr>
+        <w:t xml:space="preserve"> rendszerre épül. A projekt során a forráskód tárolására és verziókövetésére használtuk. Lehetővé tette a csapattagok számára a párhuzamos munkavégzést, a módosítások nyomon követését és az egyes verziók visszaállítását. A </w:t>
+      </w:r>
+      <w:proofErr w:type="spellStart"/>
+      <w:r>
+        <w:rPr>
+          <w:rFonts w:cs="Times New Roman"/>
+          <w:szCs w:val="24"/>
+        </w:rPr>
+        <w:t>pull</w:t>
+      </w:r>
+      <w:proofErr w:type="spellEnd"/>
+      <w:r>
+        <w:rPr>
+          <w:rFonts w:cs="Times New Roman"/>
+          <w:szCs w:val="24"/>
+        </w:rPr>
+        <w:t xml:space="preserve"> </w:t>
+      </w:r>
+      <w:proofErr w:type="spellStart"/>
+      <w:r>
+        <w:rPr>
+          <w:rFonts w:cs="Times New Roman"/>
+          <w:szCs w:val="24"/>
+        </w:rPr>
+        <w:t>requestek</w:t>
+      </w:r>
+      <w:proofErr w:type="spellEnd"/>
+      <w:r>
+        <w:rPr>
+          <w:rFonts w:cs="Times New Roman"/>
+          <w:szCs w:val="24"/>
+        </w:rPr>
+        <w:t xml:space="preserve"> és </w:t>
+      </w:r>
+      <w:proofErr w:type="spellStart"/>
+      <w:r>
+        <w:rPr>
+          <w:rFonts w:cs="Times New Roman"/>
+          <w:szCs w:val="24"/>
+        </w:rPr>
+        <w:t>branch</w:t>
+      </w:r>
+      <w:proofErr w:type="spellEnd"/>
+      <w:r>
+        <w:rPr>
+          <w:rFonts w:cs="Times New Roman"/>
+          <w:szCs w:val="24"/>
+        </w:rPr>
+        <w:t>-ek használatával biztosítottuk az átlátható és rendszerezett fejlesztési folyamatot, valamint megkönnyítettük az együttműködést.</w:t>
       </w:r>
     </w:p>
     <w:p>
@@ -4269,11 +11483,19 @@
           <w:lang w:eastAsia="hu-HU"/>
         </w:rPr>
       </w:pPr>
-      <w:r>
-        <w:rPr>
-          <w:lang w:eastAsia="hu-HU"/>
-        </w:rPr>
-        <w:t>Gantt diagram</w:t>
+      <w:proofErr w:type="spellStart"/>
+      <w:r>
+        <w:rPr>
+          <w:lang w:eastAsia="hu-HU"/>
+        </w:rPr>
+        <w:t>Gantt</w:t>
+      </w:r>
+      <w:proofErr w:type="spellEnd"/>
+      <w:r>
+        <w:rPr>
+          <w:lang w:eastAsia="hu-HU"/>
+        </w:rPr>
+        <w:t xml:space="preserve"> diagram</w:t>
       </w:r>
     </w:p>
     <w:p>
@@ -4303,7 +11525,7 @@
                     </pic:cNvPicPr>
                   </pic:nvPicPr>
                   <pic:blipFill>
-                    <a:blip r:embed="rId27" cstate="print">
+                    <a:blip r:embed="rId39" cstate="print">
                       <a:extLst>
                         <a:ext uri="{28A0092B-C50C-407E-A947-70E740481C1C}">
                           <a14:useLocalDpi xmlns:a14="http://schemas.microsoft.com/office/drawing/2010/main" val="0"/>
@@ -4398,7 +11620,25 @@
           <w:sz w:val="20"/>
           <w:szCs w:val="20"/>
         </w:rPr>
-        <w:t>. ábra: Gantt diagram (saját forrás)</w:t>
+        <w:t xml:space="preserve">. ábra: </w:t>
+      </w:r>
+      <w:proofErr w:type="spellStart"/>
+      <w:r>
+        <w:rPr>
+          <w:rFonts w:cs="Times New Roman"/>
+          <w:sz w:val="20"/>
+          <w:szCs w:val="20"/>
+        </w:rPr>
+        <w:t>Gantt</w:t>
+      </w:r>
+      <w:proofErr w:type="spellEnd"/>
+      <w:r>
+        <w:rPr>
+          <w:rFonts w:cs="Times New Roman"/>
+          <w:sz w:val="20"/>
+          <w:szCs w:val="20"/>
+        </w:rPr>
+        <w:t xml:space="preserve"> diagram (saját forrás)</w:t>
       </w:r>
     </w:p>
     <w:p>
@@ -4411,7 +11651,7 @@
       </w:pPr>
     </w:p>
     <w:sectPr>
-      <w:footerReference w:type="default" r:id="rId28"/>
+      <w:footerReference w:type="default" r:id="rId40"/>
       <w:pgSz w:w="11906" w:h="16838"/>
       <w:pgMar w:top="1417" w:right="1417" w:bottom="1417" w:left="1417" w:header="680" w:footer="680" w:gutter="0"/>
       <w:cols w:space="708"/>
@@ -10118,7 +17358,7 @@
 </file>
 
 <file path=customXml/itemProps1.xml><?xml version="1.0" encoding="utf-8"?>
-<ds:datastoreItem xmlns:ds="http://schemas.openxmlformats.org/officeDocument/2006/customXml" ds:itemID="{2AEC56FA-7371-4136-9755-2B68A4E2A40B}">
+<ds:datastoreItem xmlns:ds="http://schemas.openxmlformats.org/officeDocument/2006/customXml" ds:itemID="{BFF27BD4-458C-4026-A4DB-A4A36040A326}">
   <ds:schemaRefs>
     <ds:schemaRef ds:uri="http://schemas.openxmlformats.org/officeDocument/2006/bibliography"/>
   </ds:schemaRefs>
